--- a/docs/manual/build/manual_usuario_gestante_vitmaterna_movil.docx
+++ b/docs/manual/build/manual_usuario_gestante_vitmaterna_movil.docx
@@ -86,7 +86,6 @@
     <w:p/>
     <w:p/>
     <w:p/>
-    <w:p/>
     <w:p>
       <w:pPr>
         <w:jc w:val="center"/>
@@ -124,6 +123,26 @@
       </w:r>
     </w:p>
     <w:p>
+      <w:pPr>
+        <w:jc w:val="center"/>
+      </w:pPr>
+      <w:r>
+        <w:rPr>
+          <w:color w:val="566873"/>
+          <w:sz w:val="22"/>
+        </w:rPr>
+        <w:t xml:space="preserve">Autor: </w:t>
+      </w:r>
+      <w:r>
+        <w:rPr>
+          <w:b/>
+          <w:color w:val="16242B"/>
+          <w:sz w:val="22"/>
+        </w:rPr>
+        <w:t>Cristhian Rodrigo Berrocal Salazar</w:t>
+      </w:r>
+    </w:p>
+    <w:p>
       <w:r>
         <w:br w:type="page"/>
       </w:r>
@@ -134,6 +153,17 @@
       </w:pPr>
       <w:r>
         <w:t>Créditos y confidencialidad</w:t>
+      </w:r>
+    </w:p>
+    <w:p>
+      <w:r>
+        <w:rPr>
+          <w:b/>
+        </w:rPr>
+        <w:t xml:space="preserve">Autor del manual: </w:t>
+      </w:r>
+      <w:r>
+        <w:t>Cristhian Rodrigo Berrocal Salazar</w:t>
       </w:r>
     </w:p>
     <w:p>

--- a/docs/manual/build/manual_usuario_gestante_vitmaterna_movil.docx
+++ b/docs/manual/build/manual_usuario_gestante_vitmaterna_movil.docx
@@ -139,7 +139,7 @@
           <w:color w:val="16242B"/>
           <w:sz w:val="22"/>
         </w:rPr>
-        <w:t>Cristhian Rodrigo Berrocal Salazar</w:t>
+        <w:t>CRISTHIAN RODRIGO BERROCAL SALAZAR</w:t>
       </w:r>
     </w:p>
     <w:p>
@@ -163,7 +163,7 @@
         <w:t xml:space="preserve">Autor del manual: </w:t>
       </w:r>
       <w:r>
-        <w:t>Cristhian Rodrigo Berrocal Salazar</w:t>
+        <w:t>CRISTHIAN RODRIGO BERROCAL SALAZAR</w:t>
       </w:r>
     </w:p>
     <w:p>

--- a/docs/manual/build/manual_usuario_gestante_vitmaterna_movil.docx
+++ b/docs/manual/build/manual_usuario_gestante_vitmaterna_movil.docx
@@ -150,12 +150,18 @@
     <w:p>
       <w:pPr>
         <w:pStyle w:val="Heading1"/>
+        <w:pBdr>
+          <w:bottom w:val="single" w:sz="8" w:space="4" w:color="0C8174"/>
+        </w:pBdr>
       </w:pPr>
       <w:r>
         <w:t>Créditos y confidencialidad</w:t>
       </w:r>
     </w:p>
     <w:p>
+      <w:pPr>
+        <w:jc w:val="both"/>
+      </w:pPr>
       <w:r>
         <w:rPr>
           <w:b/>
@@ -167,14 +173,20 @@
       </w:r>
     </w:p>
     <w:p>
+      <w:pPr>
+        <w:jc w:val="both"/>
+      </w:pPr>
       <w:r>
         <w:rPr>
           <w:sz w:val="22"/>
         </w:rPr>
-        <w:t>Este documento es el manual de usuario oficial de la aplicación móvil VITMATERNA, plataforma de seguimiento de salud prenatal, propiedad del Centro de Salud Talavera. Se entrega con fines de capacitación y uso del sistema.</w:t>
+        <w:t>Este documento es el manual de usuario oficial de la aplicación móvil VITMATERNA, plataforma de seguimiento de salud prenatal. Se entrega con fines de capacitación y uso del sistema.</w:t>
       </w:r>
     </w:p>
     <w:p>
+      <w:pPr>
+        <w:jc w:val="both"/>
+      </w:pPr>
       <w:r>
         <w:rPr>
           <w:sz w:val="22"/>
@@ -186,6 +198,7 @@
       <w:tblPr>
         <w:tblW w:type="auto" w:w="0"/>
         <w:jc w:val="center"/>
+        <w:tblLayout w:type="fixed"/>
         <w:tblLook w:firstColumn="1" w:firstRow="1" w:lastColumn="0" w:lastRow="0" w:noHBand="0" w:noVBand="1" w:val="04A0"/>
       </w:tblPr>
       <w:tblGrid>
@@ -194,17 +207,26 @@
       <w:tr>
         <w:tc>
           <w:tcPr>
-            <w:tcW w:type="dxa" w:w="9746"/>
+            <w:tcW w:type="dxa" w:w="9411"/>
             <w:shd w:val="clear" w:fill="E7F4F2"/>
+            <w:tcMar>
+              <w:top w:w="80" w:type="dxa"/>
+              <w:bottom w:w="80" w:type="dxa"/>
+              <w:start w:w="120" w:type="dxa"/>
+              <w:end w:w="120" w:type="dxa"/>
+            </w:tcMar>
           </w:tcPr>
           <w:p>
+            <w:pPr>
+              <w:spacing w:after="0" w:line="312" w:lineRule="auto"/>
+            </w:pPr>
             <w:r>
               <w:rPr>
                 <w:b/>
                 <w:color w:val="0C8174"/>
                 <w:sz w:val="20"/>
               </w:rPr>
-              <w:t xml:space="preserve">Nota: </w:t>
+              <w:t xml:space="preserve">Nota.  </w:t>
             </w:r>
             <w:r>
               <w:rPr>
@@ -218,6 +240,11 @@
       </w:tr>
     </w:tbl>
     <w:p>
+      <w:pPr>
+        <w:spacing w:after="80"/>
+      </w:pPr>
+    </w:p>
+    <w:p>
       <w:r>
         <w:br w:type="page"/>
       </w:r>
@@ -225,6 +252,9 @@
     <w:p>
       <w:pPr>
         <w:pStyle w:val="Heading1"/>
+        <w:pBdr>
+          <w:bottom w:val="single" w:sz="8" w:space="4" w:color="0C8174"/>
+        </w:pBdr>
       </w:pPr>
       <w:r>
         <w:t>Índice de contenidos</w:t>
@@ -407,7 +437,7 @@
                 <w:color w:val="16242B"/>
                 <w:sz w:val="20"/>
               </w:rPr>
-              <w:t>5</w:t>
+              <w:t>6</w:t>
             </w:r>
           </w:p>
         </w:tc>
@@ -441,7 +471,7 @@
                 <w:color w:val="16242B"/>
                 <w:sz w:val="20"/>
               </w:rPr>
-              <w:t>6</w:t>
+              <w:t>7</w:t>
             </w:r>
           </w:p>
         </w:tc>
@@ -475,7 +505,7 @@
                 <w:color w:val="16242B"/>
                 <w:sz w:val="20"/>
               </w:rPr>
-              <w:t>10</w:t>
+              <w:t>11</w:t>
             </w:r>
           </w:p>
         </w:tc>
@@ -509,7 +539,7 @@
                 <w:color w:val="16242B"/>
                 <w:sz w:val="20"/>
               </w:rPr>
-              <w:t>12</w:t>
+              <w:t>13</w:t>
             </w:r>
           </w:p>
         </w:tc>
@@ -543,7 +573,7 @@
                 <w:color w:val="16242B"/>
                 <w:sz w:val="20"/>
               </w:rPr>
-              <w:t>14</w:t>
+              <w:t>15</w:t>
             </w:r>
           </w:p>
         </w:tc>
@@ -577,7 +607,7 @@
                 <w:color w:val="16242B"/>
                 <w:sz w:val="20"/>
               </w:rPr>
-              <w:t>15</w:t>
+              <w:t>16</w:t>
             </w:r>
           </w:p>
         </w:tc>
@@ -611,7 +641,7 @@
                 <w:color w:val="16242B"/>
                 <w:sz w:val="20"/>
               </w:rPr>
-              <w:t>17</w:t>
+              <w:t>18</w:t>
             </w:r>
           </w:p>
         </w:tc>
@@ -645,7 +675,7 @@
                 <w:color w:val="16242B"/>
                 <w:sz w:val="20"/>
               </w:rPr>
-              <w:t>18</w:t>
+              <w:t>19</w:t>
             </w:r>
           </w:p>
         </w:tc>
@@ -679,7 +709,7 @@
                 <w:color w:val="16242B"/>
                 <w:sz w:val="20"/>
               </w:rPr>
-              <w:t>21</w:t>
+              <w:t>22</w:t>
             </w:r>
           </w:p>
         </w:tc>
@@ -713,7 +743,7 @@
                 <w:color w:val="16242B"/>
                 <w:sz w:val="20"/>
               </w:rPr>
-              <w:t>21</w:t>
+              <w:t>22</w:t>
             </w:r>
           </w:p>
         </w:tc>
@@ -747,7 +777,7 @@
                 <w:color w:val="16242B"/>
                 <w:sz w:val="20"/>
               </w:rPr>
-              <w:t>21</w:t>
+              <w:t>22</w:t>
             </w:r>
           </w:p>
         </w:tc>
@@ -781,7 +811,7 @@
                 <w:color w:val="16242B"/>
                 <w:sz w:val="20"/>
               </w:rPr>
-              <w:t>22</w:t>
+              <w:t>23</w:t>
             </w:r>
           </w:p>
         </w:tc>
@@ -795,6 +825,9 @@
     <w:p>
       <w:pPr>
         <w:pStyle w:val="Heading1"/>
+        <w:pBdr>
+          <w:bottom w:val="single" w:sz="8" w:space="4" w:color="0C8174"/>
+        </w:pBdr>
       </w:pPr>
       <w:r>
         <w:t>1. Introducción</w:t>
@@ -809,6 +842,9 @@
       </w:r>
     </w:p>
     <w:p>
+      <w:pPr>
+        <w:jc w:val="both"/>
+      </w:pPr>
       <w:r>
         <w:rPr>
           <w:sz w:val="22"/>
@@ -825,6 +861,9 @@
       </w:r>
     </w:p>
     <w:p>
+      <w:pPr>
+        <w:jc w:val="both"/>
+      </w:pPr>
       <w:r>
         <w:rPr>
           <w:sz w:val="22"/>
@@ -841,6 +880,9 @@
       </w:r>
     </w:p>
     <w:p>
+      <w:pPr>
+        <w:jc w:val="both"/>
+      </w:pPr>
       <w:r>
         <w:rPr>
           <w:sz w:val="22"/>
@@ -851,6 +893,9 @@
     <w:p>
       <w:pPr>
         <w:pStyle w:val="Heading1"/>
+        <w:pBdr>
+          <w:bottom w:val="single" w:sz="8" w:space="4" w:color="0C8174"/>
+        </w:pBdr>
       </w:pPr>
       <w:r>
         <w:t>2. Antes de empezar</w:t>
@@ -865,6 +910,9 @@
       </w:r>
     </w:p>
     <w:p>
+      <w:pPr>
+        <w:jc w:val="both"/>
+      </w:pPr>
       <w:r>
         <w:rPr>
           <w:sz w:val="22"/>
@@ -885,6 +933,9 @@
       </w:r>
     </w:p>
     <w:p>
+      <w:pPr>
+        <w:jc w:val="both"/>
+      </w:pPr>
       <w:r>
         <w:rPr>
           <w:sz w:val="22"/>
@@ -901,6 +952,9 @@
       </w:r>
     </w:p>
     <w:p>
+      <w:pPr>
+        <w:jc w:val="both"/>
+      </w:pPr>
       <w:r>
         <w:rPr>
           <w:sz w:val="22"/>
@@ -1002,6 +1056,9 @@
     <w:p>
       <w:pPr>
         <w:pStyle w:val="Heading1"/>
+        <w:pBdr>
+          <w:bottom w:val="single" w:sz="8" w:space="4" w:color="0C8174"/>
+        </w:pBdr>
       </w:pPr>
       <w:r>
         <w:t>3. Acceso al sistema</w:t>
@@ -1018,6 +1075,7 @@
     <w:p>
       <w:pPr>
         <w:pStyle w:val="ListNumber"/>
+        <w:spacing w:after="120" w:line="312" w:lineRule="auto"/>
       </w:pPr>
       <w:r>
         <w:t>Abre la aplicación VITMATERNA en tu teléfono.</w:t>
@@ -1026,6 +1084,7 @@
     <w:p>
       <w:pPr>
         <w:pStyle w:val="ListNumber"/>
+        <w:spacing w:after="120" w:line="312" w:lineRule="auto"/>
       </w:pPr>
       <w:r>
         <w:t>Escribe tu número de DNI en el primer campo.</w:t>
@@ -1034,6 +1093,7 @@
     <w:p>
       <w:pPr>
         <w:pStyle w:val="ListNumber"/>
+        <w:spacing w:after="120" w:line="312" w:lineRule="auto"/>
       </w:pPr>
       <w:r>
         <w:t>Escribe tu contraseña en el segundo campo.</w:t>
@@ -1042,6 +1102,7 @@
     <w:p>
       <w:pPr>
         <w:pStyle w:val="ListNumber"/>
+        <w:spacing w:after="120" w:line="312" w:lineRule="auto"/>
       </w:pPr>
       <w:r>
         <w:t>Toca el botón «Iniciar Sesión».</w:t>
@@ -1051,6 +1112,7 @@
       <w:tblPr>
         <w:tblW w:type="auto" w:w="0"/>
         <w:jc w:val="center"/>
+        <w:tblLayout w:type="fixed"/>
         <w:tblLook w:firstColumn="1" w:firstRow="1" w:lastColumn="0" w:lastRow="0" w:noHBand="0" w:noVBand="1" w:val="04A0"/>
       </w:tblPr>
       <w:tblGrid>
@@ -1059,17 +1121,26 @@
       <w:tr>
         <w:tc>
           <w:tcPr>
-            <w:tcW w:type="dxa" w:w="9746"/>
+            <w:tcW w:type="dxa" w:w="9411"/>
             <w:shd w:val="clear" w:fill="E7F4F2"/>
+            <w:tcMar>
+              <w:top w:w="80" w:type="dxa"/>
+              <w:bottom w:w="80" w:type="dxa"/>
+              <w:start w:w="120" w:type="dxa"/>
+              <w:end w:w="120" w:type="dxa"/>
+            </w:tcMar>
           </w:tcPr>
           <w:p>
+            <w:pPr>
+              <w:spacing w:after="0" w:line="312" w:lineRule="auto"/>
+            </w:pPr>
             <w:r>
               <w:rPr>
                 <w:b/>
                 <w:color w:val="0C8174"/>
                 <w:sz w:val="20"/>
               </w:rPr>
-              <w:t xml:space="preserve">Nota: </w:t>
+              <w:t xml:space="preserve">Nota.  </w:t>
             </w:r>
             <w:r>
               <w:rPr>
@@ -1084,6 +1155,11 @@
     </w:tbl>
     <w:p>
       <w:pPr>
+        <w:spacing w:after="80"/>
+      </w:pPr>
+    </w:p>
+    <w:p>
+      <w:pPr>
         <w:pStyle w:val="Heading2"/>
       </w:pPr>
       <w:r>
@@ -1091,6 +1167,9 @@
       </w:r>
     </w:p>
     <w:p>
+      <w:pPr>
+        <w:jc w:val="both"/>
+      </w:pPr>
       <w:r>
         <w:rPr>
           <w:sz w:val="22"/>
@@ -1106,12 +1185,18 @@
     <w:p>
       <w:pPr>
         <w:pStyle w:val="Heading1"/>
+        <w:pBdr>
+          <w:bottom w:val="single" w:sz="8" w:space="4" w:color="0C8174"/>
+        </w:pBdr>
       </w:pPr>
       <w:r>
         <w:t>4. Pantalla de inicio</w:t>
       </w:r>
     </w:p>
     <w:p>
+      <w:pPr>
+        <w:jc w:val="both"/>
+      </w:pPr>
       <w:r>
         <w:rPr>
           <w:sz w:val="22"/>
@@ -1122,6 +1207,7 @@
     <w:p>
       <w:pPr>
         <w:pStyle w:val="ListNumber"/>
+        <w:spacing w:after="120" w:line="312" w:lineRule="auto"/>
       </w:pPr>
       <w:r>
         <w:t>① «Tu embarazo»: la cinta muestra tu semana de gestación, el trimestre y tu nivel de riesgo.</w:t>
@@ -1130,6 +1216,7 @@
     <w:p>
       <w:pPr>
         <w:pStyle w:val="ListNumber"/>
+        <w:spacing w:after="120" w:line="312" w:lineRule="auto"/>
       </w:pPr>
       <w:r>
         <w:t>② «Próxima Cita»: el día, la hora y el estado de tu siguiente control.</w:t>
@@ -1138,6 +1225,7 @@
     <w:p>
       <w:pPr>
         <w:pStyle w:val="ListNumber"/>
+        <w:spacing w:after="120" w:line="312" w:lineRule="auto"/>
       </w:pPr>
       <w:r>
         <w:t>③ «Tratamiento del Día»: cuántas vitaminas o pastillas debes tomar hoy y tu avance.</w:t>
@@ -1146,6 +1234,7 @@
     <w:p>
       <w:pPr>
         <w:pStyle w:val="ListNumber"/>
+        <w:spacing w:after="120" w:line="312" w:lineRule="auto"/>
       </w:pPr>
       <w:r>
         <w:t>④ Botón de menú (☰): abre el menú lateral para ir a Educación, Perfil y más.</w:t>
@@ -1192,6 +1281,7 @@
     </w:p>
     <w:p>
       <w:pPr>
+        <w:spacing w:before="40" w:after="240"/>
         <w:jc w:val="center"/>
       </w:pPr>
       <w:r>
@@ -1207,6 +1297,7 @@
       <w:tblPr>
         <w:tblW w:type="auto" w:w="0"/>
         <w:jc w:val="center"/>
+        <w:tblLayout w:type="fixed"/>
         <w:tblLook w:firstColumn="1" w:firstRow="1" w:lastColumn="0" w:lastRow="0" w:noHBand="0" w:noVBand="1" w:val="04A0"/>
       </w:tblPr>
       <w:tblGrid>
@@ -1215,17 +1306,26 @@
       <w:tr>
         <w:tc>
           <w:tcPr>
-            <w:tcW w:type="dxa" w:w="9746"/>
+            <w:tcW w:type="dxa" w:w="9411"/>
             <w:shd w:val="clear" w:fill="E7F4F2"/>
+            <w:tcMar>
+              <w:top w:w="80" w:type="dxa"/>
+              <w:bottom w:w="80" w:type="dxa"/>
+              <w:start w:w="120" w:type="dxa"/>
+              <w:end w:w="120" w:type="dxa"/>
+            </w:tcMar>
           </w:tcPr>
           <w:p>
+            <w:pPr>
+              <w:spacing w:after="0" w:line="312" w:lineRule="auto"/>
+            </w:pPr>
             <w:r>
               <w:rPr>
                 <w:b/>
                 <w:color w:val="0C8174"/>
                 <w:sz w:val="20"/>
               </w:rPr>
-              <w:t xml:space="preserve">Nota: </w:t>
+              <w:t xml:space="preserve">Nota.  </w:t>
             </w:r>
             <w:r>
               <w:rPr>
@@ -1240,6 +1340,11 @@
     </w:tbl>
     <w:p>
       <w:pPr>
+        <w:spacing w:after="80"/>
+      </w:pPr>
+    </w:p>
+    <w:p>
+      <w:pPr>
         <w:pStyle w:val="Heading2"/>
       </w:pPr>
       <w:r>
@@ -1249,6 +1354,7 @@
     <w:p>
       <w:pPr>
         <w:pStyle w:val="ListNumber"/>
+        <w:spacing w:after="120" w:line="312" w:lineRule="auto"/>
       </w:pPr>
       <w:r>
         <w:t>① En la tarjeta «Próxima Cita», toca «Confirmar asistencia» para avisar que asistirás. Tu obstetra recibirá la confirmación.</w:t>
@@ -1295,6 +1401,7 @@
     </w:p>
     <w:p>
       <w:pPr>
+        <w:spacing w:before="40" w:after="240"/>
         <w:jc w:val="center"/>
       </w:pPr>
       <w:r>
@@ -1315,6 +1422,9 @@
       </w:r>
     </w:p>
     <w:p>
+      <w:pPr>
+        <w:jc w:val="both"/>
+      </w:pPr>
       <w:r>
         <w:rPr>
           <w:sz w:val="22"/>
@@ -1325,6 +1435,7 @@
     <w:p>
       <w:pPr>
         <w:pStyle w:val="ListNumber"/>
+        <w:spacing w:after="120" w:line="312" w:lineRule="auto"/>
       </w:pPr>
       <w:r>
         <w:t>① «Reportar»: informa un signo de alarma (síntoma) a tu obstetra.</w:t>
@@ -1333,6 +1444,7 @@
     <w:p>
       <w:pPr>
         <w:pStyle w:val="ListNumber"/>
+        <w:spacing w:after="120" w:line="312" w:lineRule="auto"/>
       </w:pPr>
       <w:r>
         <w:t>② «Emergencia»: envía una alerta de auxilio con tu ubicación.</w:t>
@@ -1341,6 +1453,7 @@
     <w:p>
       <w:pPr>
         <w:pStyle w:val="ListNumber"/>
+        <w:spacing w:after="120" w:line="312" w:lineRule="auto"/>
       </w:pPr>
       <w:r>
         <w:t>③ «Educación»: abre la biblioteca de contenido para tu embarazo.</w:t>
@@ -1387,6 +1500,7 @@
     </w:p>
     <w:p>
       <w:pPr>
+        <w:spacing w:before="40" w:after="240"/>
         <w:jc w:val="center"/>
       </w:pPr>
       <w:r>
@@ -1402,6 +1516,7 @@
       <w:tblPr>
         <w:tblW w:type="auto" w:w="0"/>
         <w:jc w:val="center"/>
+        <w:tblLayout w:type="fixed"/>
         <w:tblLook w:firstColumn="1" w:firstRow="1" w:lastColumn="0" w:lastRow="0" w:noHBand="0" w:noVBand="1" w:val="04A0"/>
       </w:tblPr>
       <w:tblGrid>
@@ -1410,17 +1525,26 @@
       <w:tr>
         <w:tc>
           <w:tcPr>
-            <w:tcW w:type="dxa" w:w="9746"/>
+            <w:tcW w:type="dxa" w:w="9411"/>
             <w:shd w:val="clear" w:fill="FBEDED"/>
+            <w:tcMar>
+              <w:top w:w="80" w:type="dxa"/>
+              <w:bottom w:w="80" w:type="dxa"/>
+              <w:start w:w="120" w:type="dxa"/>
+              <w:end w:w="120" w:type="dxa"/>
+            </w:tcMar>
           </w:tcPr>
           <w:p>
+            <w:pPr>
+              <w:spacing w:after="0" w:line="312" w:lineRule="auto"/>
+            </w:pPr>
             <w:r>
               <w:rPr>
                 <w:b/>
                 <w:color w:val="D64545"/>
                 <w:sz w:val="20"/>
               </w:rPr>
-              <w:t xml:space="preserve">Atención: </w:t>
+              <w:t xml:space="preserve">Atención.  </w:t>
             </w:r>
             <w:r>
               <w:rPr>
@@ -1435,6 +1559,11 @@
     </w:tbl>
     <w:p>
       <w:pPr>
+        <w:spacing w:after="80"/>
+      </w:pPr>
+    </w:p>
+    <w:p>
+      <w:pPr>
         <w:pStyle w:val="Heading2"/>
       </w:pPr>
       <w:r>
@@ -1442,6 +1571,9 @@
       </w:r>
     </w:p>
     <w:p>
+      <w:pPr>
+        <w:jc w:val="both"/>
+      </w:pPr>
       <w:r>
         <w:rPr>
           <w:sz w:val="22"/>
@@ -1452,6 +1584,7 @@
     <w:p>
       <w:pPr>
         <w:pStyle w:val="ListNumber"/>
+        <w:spacing w:after="120" w:line="312" w:lineRule="auto"/>
       </w:pPr>
       <w:r>
         <w:t>① «Educación»: contenido para tu embarazo.</w:t>
@@ -1460,6 +1593,7 @@
     <w:p>
       <w:pPr>
         <w:pStyle w:val="ListNumber"/>
+        <w:spacing w:after="120" w:line="312" w:lineRule="auto"/>
       </w:pPr>
       <w:r>
         <w:t>② «Signos de alarma»: reportar síntomas.</w:t>
@@ -1468,6 +1602,7 @@
     <w:p>
       <w:pPr>
         <w:pStyle w:val="ListNumber"/>
+        <w:spacing w:after="120" w:line="312" w:lineRule="auto"/>
       </w:pPr>
       <w:r>
         <w:t>③ «Visitas domiciliarias»: historial de visitas a tu domicilio.</w:t>
@@ -1476,6 +1611,7 @@
     <w:p>
       <w:pPr>
         <w:pStyle w:val="ListNumber"/>
+        <w:spacing w:after="120" w:line="312" w:lineRule="auto"/>
       </w:pPr>
       <w:r>
         <w:t>④ «Mi perfil»: tus datos, tu FUM y tus preferencias.</w:t>
@@ -1522,6 +1658,7 @@
     </w:p>
     <w:p>
       <w:pPr>
+        <w:spacing w:before="40" w:after="240"/>
         <w:jc w:val="center"/>
       </w:pPr>
       <w:r>
@@ -1541,12 +1678,18 @@
     <w:p>
       <w:pPr>
         <w:pStyle w:val="Heading1"/>
+        <w:pBdr>
+          <w:bottom w:val="single" w:sz="8" w:space="4" w:color="0C8174"/>
+        </w:pBdr>
       </w:pPr>
       <w:r>
         <w:t>5. Mis citas</w:t>
       </w:r>
     </w:p>
     <w:p>
+      <w:pPr>
+        <w:jc w:val="both"/>
+      </w:pPr>
       <w:r>
         <w:rPr>
           <w:sz w:val="22"/>
@@ -1557,6 +1700,7 @@
     <w:p>
       <w:pPr>
         <w:pStyle w:val="ListNumber"/>
+        <w:spacing w:after="120" w:line="312" w:lineRule="auto"/>
       </w:pPr>
       <w:r>
         <w:t>① Pestañas «Próximas» e «Historial» para alternar entre tus citas futuras y las ya realizadas.</w:t>
@@ -1565,6 +1709,7 @@
     <w:p>
       <w:pPr>
         <w:pStyle w:val="ListNumber"/>
+        <w:spacing w:after="120" w:line="312" w:lineRule="auto"/>
       </w:pPr>
       <w:r>
         <w:t>② «Controles prenatales»: muestra cuántos controles llevas de la meta de 8.</w:t>
@@ -1611,6 +1756,7 @@
     </w:p>
     <w:p>
       <w:pPr>
+        <w:spacing w:before="40" w:after="240"/>
         <w:jc w:val="center"/>
       </w:pPr>
       <w:r>
@@ -1631,6 +1777,9 @@
       </w:r>
     </w:p>
     <w:p>
+      <w:pPr>
+        <w:jc w:val="both"/>
+      </w:pPr>
       <w:r>
         <w:rPr>
           <w:sz w:val="22"/>
@@ -1639,6 +1788,9 @@
       </w:r>
     </w:p>
     <w:p>
+      <w:pPr>
+        <w:jc w:val="both"/>
+      </w:pPr>
       <w:r>
         <w:rPr>
           <w:sz w:val="22"/>
@@ -1649,6 +1801,7 @@
     <w:p>
       <w:pPr>
         <w:pStyle w:val="ListNumber"/>
+        <w:spacing w:after="120" w:line="312" w:lineRule="auto"/>
       </w:pPr>
       <w:r>
         <w:t>Tocar «Confirmar» para confirmar tu asistencia.</w:t>
@@ -1657,6 +1810,7 @@
     <w:p>
       <w:pPr>
         <w:pStyle w:val="ListNumber"/>
+        <w:spacing w:after="120" w:line="312" w:lineRule="auto"/>
       </w:pPr>
       <w:r>
         <w:t>Tocar «Reprogramar» o «Solicitar reprogramación» para pedir un cambio de día. Se abrirá una ventana donde eliges la nueva fecha, un horario disponible y escribes el motivo (mínimo 5 caracteres). Tu obstetra debe aprobar la solicitud; te avisaremos cuando lo haga.</w:t>
@@ -1666,6 +1820,7 @@
       <w:tblPr>
         <w:tblW w:type="auto" w:w="0"/>
         <w:jc w:val="center"/>
+        <w:tblLayout w:type="fixed"/>
         <w:tblLook w:firstColumn="1" w:firstRow="1" w:lastColumn="0" w:lastRow="0" w:noHBand="0" w:noVBand="1" w:val="04A0"/>
       </w:tblPr>
       <w:tblGrid>
@@ -1674,17 +1829,26 @@
       <w:tr>
         <w:tc>
           <w:tcPr>
-            <w:tcW w:type="dxa" w:w="9746"/>
+            <w:tcW w:type="dxa" w:w="9411"/>
             <w:shd w:val="clear" w:fill="E7F4F2"/>
+            <w:tcMar>
+              <w:top w:w="80" w:type="dxa"/>
+              <w:bottom w:w="80" w:type="dxa"/>
+              <w:start w:w="120" w:type="dxa"/>
+              <w:end w:w="120" w:type="dxa"/>
+            </w:tcMar>
           </w:tcPr>
           <w:p>
+            <w:pPr>
+              <w:spacing w:after="0" w:line="312" w:lineRule="auto"/>
+            </w:pPr>
             <w:r>
               <w:rPr>
                 <w:b/>
                 <w:color w:val="0C8174"/>
                 <w:sz w:val="20"/>
               </w:rPr>
-              <w:t xml:space="preserve">Nota: </w:t>
+              <w:t xml:space="preserve">Nota.  </w:t>
             </w:r>
             <w:r>
               <w:rPr>
@@ -1698,6 +1862,11 @@
       </w:tr>
     </w:tbl>
     <w:p>
+      <w:pPr>
+        <w:spacing w:after="80"/>
+      </w:pPr>
+    </w:p>
+    <w:p>
       <w:r>
         <w:br w:type="page"/>
       </w:r>
@@ -1705,12 +1874,18 @@
     <w:p>
       <w:pPr>
         <w:pStyle w:val="Heading1"/>
+        <w:pBdr>
+          <w:bottom w:val="single" w:sz="8" w:space="4" w:color="0C8174"/>
+        </w:pBdr>
       </w:pPr>
       <w:r>
         <w:t>6. Mi tratamiento</w:t>
       </w:r>
     </w:p>
     <w:p>
+      <w:pPr>
+        <w:jc w:val="both"/>
+      </w:pPr>
       <w:r>
         <w:rPr>
           <w:sz w:val="22"/>
@@ -1721,6 +1896,7 @@
     <w:p>
       <w:pPr>
         <w:pStyle w:val="ListNumber"/>
+        <w:spacing w:after="120" w:line="312" w:lineRule="auto"/>
       </w:pPr>
       <w:r>
         <w:t>① «Mi adherencia»: muestra tu porcentaje de cumplimiento y las dosis tomadas de los últimos días.</w:t>
@@ -1767,6 +1943,7 @@
     </w:p>
     <w:p>
       <w:pPr>
+        <w:spacing w:before="40" w:after="240"/>
         <w:jc w:val="center"/>
       </w:pPr>
       <w:r>
@@ -1789,6 +1966,7 @@
     <w:p>
       <w:pPr>
         <w:pStyle w:val="ListNumber"/>
+        <w:spacing w:after="120" w:line="312" w:lineRule="auto"/>
       </w:pPr>
       <w:r>
         <w:t>① Cuando tomes una vitamina o pastilla, toca «Marcar como tomado». El botón cambiará a «Tomado hoy» y tu porcentaje de cumplimiento se actualizará.</w:t>
@@ -1835,6 +2013,7 @@
     </w:p>
     <w:p>
       <w:pPr>
+        <w:spacing w:before="40" w:after="240"/>
         <w:jc w:val="center"/>
       </w:pPr>
       <w:r>
@@ -1850,6 +2029,7 @@
       <w:tblPr>
         <w:tblW w:type="auto" w:w="0"/>
         <w:jc w:val="center"/>
+        <w:tblLayout w:type="fixed"/>
         <w:tblLook w:firstColumn="1" w:firstRow="1" w:lastColumn="0" w:lastRow="0" w:noHBand="0" w:noVBand="1" w:val="04A0"/>
       </w:tblPr>
       <w:tblGrid>
@@ -1858,17 +2038,26 @@
       <w:tr>
         <w:tc>
           <w:tcPr>
-            <w:tcW w:type="dxa" w:w="9746"/>
+            <w:tcW w:type="dxa" w:w="9411"/>
             <w:shd w:val="clear" w:fill="E7F4F2"/>
+            <w:tcMar>
+              <w:top w:w="80" w:type="dxa"/>
+              <w:bottom w:w="80" w:type="dxa"/>
+              <w:start w:w="120" w:type="dxa"/>
+              <w:end w:w="120" w:type="dxa"/>
+            </w:tcMar>
           </w:tcPr>
           <w:p>
+            <w:pPr>
+              <w:spacing w:after="0" w:line="312" w:lineRule="auto"/>
+            </w:pPr>
             <w:r>
               <w:rPr>
                 <w:b/>
                 <w:color w:val="0C8174"/>
                 <w:sz w:val="20"/>
               </w:rPr>
-              <w:t xml:space="preserve">Nota: </w:t>
+              <w:t xml:space="preserve">Nota.  </w:t>
             </w:r>
             <w:r>
               <w:rPr>
@@ -1882,6 +2071,11 @@
       </w:tr>
     </w:tbl>
     <w:p>
+      <w:pPr>
+        <w:spacing w:after="80"/>
+      </w:pPr>
+    </w:p>
+    <w:p>
       <w:r>
         <w:br w:type="page"/>
       </w:r>
@@ -1889,12 +2083,18 @@
     <w:p>
       <w:pPr>
         <w:pStyle w:val="Heading1"/>
+        <w:pBdr>
+          <w:bottom w:val="single" w:sz="8" w:space="4" w:color="0C8174"/>
+        </w:pBdr>
       </w:pPr>
       <w:r>
         <w:t>7. Chat con mi obstetra</w:t>
       </w:r>
     </w:p>
     <w:p>
+      <w:pPr>
+        <w:jc w:val="both"/>
+      </w:pPr>
       <w:r>
         <w:rPr>
           <w:sz w:val="22"/>
@@ -1905,6 +2105,7 @@
     <w:p>
       <w:pPr>
         <w:pStyle w:val="ListNumber"/>
+        <w:spacing w:after="120" w:line="312" w:lineRule="auto"/>
       </w:pPr>
       <w:r>
         <w:t>① Toca «Chat» en la barra inferior para abrir la conversación con tu obstetra.</w:t>
@@ -1913,6 +2114,7 @@
     <w:p>
       <w:pPr>
         <w:pStyle w:val="ListNumber"/>
+        <w:spacing w:after="120" w:line="312" w:lineRule="auto"/>
       </w:pPr>
       <w:r>
         <w:t>② Escribe tu mensaje en el campo inferior. ③ Toca el botón de enviar. Con el clip puedes adjuntar una foto.</w:t>
@@ -1959,6 +2161,7 @@
     </w:p>
     <w:p>
       <w:pPr>
+        <w:spacing w:before="40" w:after="240"/>
         <w:jc w:val="center"/>
       </w:pPr>
       <w:r>
@@ -1978,12 +2181,18 @@
     <w:p>
       <w:pPr>
         <w:pStyle w:val="Heading1"/>
+        <w:pBdr>
+          <w:bottom w:val="single" w:sz="8" w:space="4" w:color="0C8174"/>
+        </w:pBdr>
       </w:pPr>
       <w:r>
         <w:t>8. Educación</w:t>
       </w:r>
     </w:p>
     <w:p>
+      <w:pPr>
+        <w:jc w:val="both"/>
+      </w:pPr>
       <w:r>
         <w:rPr>
           <w:sz w:val="22"/>
@@ -1994,6 +2203,7 @@
     <w:p>
       <w:pPr>
         <w:pStyle w:val="ListNumber"/>
+        <w:spacing w:after="120" w:line="312" w:lineRule="auto"/>
       </w:pPr>
       <w:r>
         <w:t>① Buscador: escribe un tema para encontrar contenido.</w:t>
@@ -2002,6 +2212,7 @@
     <w:p>
       <w:pPr>
         <w:pStyle w:val="ListNumber"/>
+        <w:spacing w:after="120" w:line="312" w:lineRule="auto"/>
       </w:pPr>
       <w:r>
         <w:t>② «Mis semanas»: abre la calculadora de semanas de embarazo.</w:t>
@@ -2010,6 +2221,7 @@
     <w:p>
       <w:pPr>
         <w:pStyle w:val="ListNumber"/>
+        <w:spacing w:after="120" w:line="312" w:lineRule="auto"/>
       </w:pPr>
       <w:r>
         <w:t>③ «Signos de alarma»: acceso directo para reportar síntomas.</w:t>
@@ -2056,6 +2268,7 @@
     </w:p>
     <w:p>
       <w:pPr>
+        <w:spacing w:before="40" w:after="240"/>
         <w:jc w:val="center"/>
       </w:pPr>
       <w:r>
@@ -2076,6 +2289,9 @@
       </w:r>
     </w:p>
     <w:p>
+      <w:pPr>
+        <w:jc w:val="both"/>
+      </w:pPr>
       <w:r>
         <w:rPr>
           <w:sz w:val="22"/>
@@ -2124,6 +2340,7 @@
     </w:p>
     <w:p>
       <w:pPr>
+        <w:spacing w:before="40" w:after="240"/>
         <w:jc w:val="center"/>
       </w:pPr>
       <w:r>
@@ -2143,12 +2360,18 @@
     <w:p>
       <w:pPr>
         <w:pStyle w:val="Heading1"/>
+        <w:pBdr>
+          <w:bottom w:val="single" w:sz="8" w:space="4" w:color="0C8174"/>
+        </w:pBdr>
       </w:pPr>
       <w:r>
         <w:t>9. Signos de alarma y emergencia</w:t>
       </w:r>
     </w:p>
     <w:p>
+      <w:pPr>
+        <w:jc w:val="both"/>
+      </w:pPr>
       <w:r>
         <w:rPr>
           <w:sz w:val="22"/>
@@ -2159,6 +2382,7 @@
     <w:p>
       <w:pPr>
         <w:pStyle w:val="ListNumber"/>
+        <w:spacing w:after="120" w:line="312" w:lineRule="auto"/>
       </w:pPr>
       <w:r>
         <w:t>Marca los síntomas que presentas (están agrupados en «Durante el Embarazo», «Durante el Parto» y «Después del Parto»).</w:t>
@@ -2167,6 +2391,7 @@
     <w:p>
       <w:pPr>
         <w:pStyle w:val="ListNumber"/>
+        <w:spacing w:after="120" w:line="312" w:lineRule="auto"/>
       </w:pPr>
       <w:r>
         <w:t>Si quieres, escribe más detalles en «Información adicional».</w:t>
@@ -2175,6 +2400,7 @@
     <w:p>
       <w:pPr>
         <w:pStyle w:val="ListNumber"/>
+        <w:spacing w:after="120" w:line="312" w:lineRule="auto"/>
       </w:pPr>
       <w:r>
         <w:t>① Toca «Enviar alerta a mi obstetra». Recibirás una confirmación y tu obstetra será notificada.</w:t>
@@ -2221,6 +2447,7 @@
     </w:p>
     <w:p>
       <w:pPr>
+        <w:spacing w:before="40" w:after="240"/>
         <w:jc w:val="center"/>
       </w:pPr>
       <w:r>
@@ -2236,6 +2463,7 @@
       <w:tblPr>
         <w:tblW w:type="auto" w:w="0"/>
         <w:jc w:val="center"/>
+        <w:tblLayout w:type="fixed"/>
         <w:tblLook w:firstColumn="1" w:firstRow="1" w:lastColumn="0" w:lastRow="0" w:noHBand="0" w:noVBand="1" w:val="04A0"/>
       </w:tblPr>
       <w:tblGrid>
@@ -2244,17 +2472,26 @@
       <w:tr>
         <w:tc>
           <w:tcPr>
-            <w:tcW w:type="dxa" w:w="9746"/>
+            <w:tcW w:type="dxa" w:w="9411"/>
             <w:shd w:val="clear" w:fill="FBEDED"/>
+            <w:tcMar>
+              <w:top w:w="80" w:type="dxa"/>
+              <w:bottom w:w="80" w:type="dxa"/>
+              <w:start w:w="120" w:type="dxa"/>
+              <w:end w:w="120" w:type="dxa"/>
+            </w:tcMar>
           </w:tcPr>
           <w:p>
+            <w:pPr>
+              <w:spacing w:after="0" w:line="312" w:lineRule="auto"/>
+            </w:pPr>
             <w:r>
               <w:rPr>
                 <w:b/>
                 <w:color w:val="D64545"/>
                 <w:sz w:val="20"/>
               </w:rPr>
-              <w:t xml:space="preserve">Atención: </w:t>
+              <w:t xml:space="preserve">Atención.  </w:t>
             </w:r>
             <w:r>
               <w:rPr>
@@ -2268,6 +2505,11 @@
       </w:tr>
     </w:tbl>
     <w:p>
+      <w:pPr>
+        <w:spacing w:after="80"/>
+      </w:pPr>
+    </w:p>
+    <w:p>
       <w:r>
         <w:br w:type="page"/>
       </w:r>
@@ -2275,12 +2517,18 @@
     <w:p>
       <w:pPr>
         <w:pStyle w:val="Heading1"/>
+        <w:pBdr>
+          <w:bottom w:val="single" w:sz="8" w:space="4" w:color="0C8174"/>
+        </w:pBdr>
       </w:pPr>
       <w:r>
         <w:t>10. Mi perfil</w:t>
       </w:r>
     </w:p>
     <w:p>
+      <w:pPr>
+        <w:jc w:val="both"/>
+      </w:pPr>
       <w:r>
         <w:rPr>
           <w:sz w:val="22"/>
@@ -2291,6 +2539,7 @@
     <w:p>
       <w:pPr>
         <w:pStyle w:val="ListNumber"/>
+        <w:spacing w:after="120" w:line="312" w:lineRule="auto"/>
       </w:pPr>
       <w:r>
         <w:t>① «Mis datos y fecha de última regla»: edita tu información y registra tu FUM.</w:t>
@@ -2299,6 +2548,7 @@
     <w:p>
       <w:pPr>
         <w:pStyle w:val="ListNumber"/>
+        <w:spacing w:after="120" w:line="312" w:lineRule="auto"/>
       </w:pPr>
       <w:r>
         <w:t>② «Notificaciones»: elige por qué canales recibir avisos.</w:t>
@@ -2307,6 +2557,7 @@
     <w:p>
       <w:pPr>
         <w:pStyle w:val="ListNumber"/>
+        <w:spacing w:after="120" w:line="312" w:lineRule="auto"/>
       </w:pPr>
       <w:r>
         <w:t>③ «Conoce tu app»: repite el recorrido guiado cuando quieras.</w:t>
@@ -2353,6 +2604,7 @@
     </w:p>
     <w:p>
       <w:pPr>
+        <w:spacing w:before="40" w:after="240"/>
         <w:jc w:val="center"/>
       </w:pPr>
       <w:r>
@@ -2373,6 +2625,9 @@
       </w:r>
     </w:p>
     <w:p>
+      <w:pPr>
+        <w:jc w:val="both"/>
+      </w:pPr>
       <w:r>
         <w:rPr>
           <w:sz w:val="22"/>
@@ -2383,6 +2638,7 @@
     <w:p>
       <w:pPr>
         <w:pStyle w:val="ListNumber"/>
+        <w:spacing w:after="120" w:line="312" w:lineRule="auto"/>
       </w:pPr>
       <w:r>
         <w:t>Completa «Nombres *», «Apellidos *», «Teléfono» y «Correo Electrónico».</w:t>
@@ -2391,6 +2647,7 @@
     <w:p>
       <w:pPr>
         <w:pStyle w:val="ListNumber"/>
+        <w:spacing w:after="120" w:line="312" w:lineRule="auto"/>
       </w:pPr>
       <w:r>
         <w:t>Elige tu «Fecha de Nacimiento *».</w:t>
@@ -2399,6 +2656,7 @@
     <w:p>
       <w:pPr>
         <w:pStyle w:val="ListNumber"/>
+        <w:spacing w:after="120" w:line="312" w:lineRule="auto"/>
       </w:pPr>
       <w:r>
         <w:t>Elige tu «Fecha de tu última regla (FUM) *»: es el primer día de tu última menstruación. Con ella se calculan tus semanas y tu cronograma de 8 controles.</w:t>
@@ -2407,6 +2665,7 @@
     <w:p>
       <w:pPr>
         <w:pStyle w:val="ListNumber"/>
+        <w:spacing w:after="120" w:line="312" w:lineRule="auto"/>
       </w:pPr>
       <w:r>
         <w:t>① Toca «Guardar Datos» para confirmar (o «Cancelar» para salir sin cambios).</w:t>
@@ -2453,6 +2712,7 @@
     </w:p>
     <w:p>
       <w:pPr>
+        <w:spacing w:before="40" w:after="240"/>
         <w:jc w:val="center"/>
       </w:pPr>
       <w:r>
@@ -2473,6 +2733,9 @@
       </w:r>
     </w:p>
     <w:p>
+      <w:pPr>
+        <w:jc w:val="both"/>
+      </w:pPr>
       <w:r>
         <w:rPr>
           <w:sz w:val="22"/>
@@ -2483,6 +2746,7 @@
     <w:p>
       <w:pPr>
         <w:pStyle w:val="ListNumber"/>
+        <w:spacing w:after="120" w:line="312" w:lineRule="auto"/>
       </w:pPr>
       <w:r>
         <w:t>Activa o desactiva «Notificaciones en la app», «SMS» y «WhatsApp» según prefieras.</w:t>
@@ -2491,6 +2755,7 @@
     <w:p>
       <w:pPr>
         <w:pStyle w:val="ListNumber"/>
+        <w:spacing w:after="120" w:line="312" w:lineRule="auto"/>
       </w:pPr>
       <w:r>
         <w:t>① Toca «Guardar» para confirmar tus preferencias.</w:t>
@@ -2537,6 +2802,7 @@
     </w:p>
     <w:p>
       <w:pPr>
+        <w:spacing w:before="40" w:after="240"/>
         <w:jc w:val="center"/>
       </w:pPr>
       <w:r>
@@ -2552,6 +2818,7 @@
       <w:tblPr>
         <w:tblW w:type="auto" w:w="0"/>
         <w:jc w:val="center"/>
+        <w:tblLayout w:type="fixed"/>
         <w:tblLook w:firstColumn="1" w:firstRow="1" w:lastColumn="0" w:lastRow="0" w:noHBand="0" w:noVBand="1" w:val="04A0"/>
       </w:tblPr>
       <w:tblGrid>
@@ -2560,17 +2827,26 @@
       <w:tr>
         <w:tc>
           <w:tcPr>
-            <w:tcW w:type="dxa" w:w="9746"/>
+            <w:tcW w:type="dxa" w:w="9411"/>
             <w:shd w:val="clear" w:fill="E7F4F2"/>
+            <w:tcMar>
+              <w:top w:w="80" w:type="dxa"/>
+              <w:bottom w:w="80" w:type="dxa"/>
+              <w:start w:w="120" w:type="dxa"/>
+              <w:end w:w="120" w:type="dxa"/>
+            </w:tcMar>
           </w:tcPr>
           <w:p>
+            <w:pPr>
+              <w:spacing w:after="0" w:line="312" w:lineRule="auto"/>
+            </w:pPr>
             <w:r>
               <w:rPr>
                 <w:b/>
                 <w:color w:val="0C8174"/>
                 <w:sz w:val="20"/>
               </w:rPr>
-              <w:t xml:space="preserve">Nota: </w:t>
+              <w:t xml:space="preserve">Nota.  </w:t>
             </w:r>
             <w:r>
               <w:rPr>
@@ -2584,6 +2860,11 @@
       </w:tr>
     </w:tbl>
     <w:p>
+      <w:pPr>
+        <w:spacing w:after="80"/>
+      </w:pPr>
+    </w:p>
+    <w:p>
       <w:r>
         <w:br w:type="page"/>
       </w:r>
@@ -2591,6 +2872,9 @@
     <w:p>
       <w:pPr>
         <w:pStyle w:val="Heading1"/>
+        <w:pBdr>
+          <w:bottom w:val="single" w:sz="8" w:space="4" w:color="0C8174"/>
+        </w:pBdr>
       </w:pPr>
       <w:r>
         <w:t>11. Solución de problemas</w:t>
@@ -2605,6 +2889,9 @@
       </w:r>
     </w:p>
     <w:p>
+      <w:pPr>
+        <w:jc w:val="both"/>
+      </w:pPr>
       <w:r>
         <w:rPr>
           <w:sz w:val="22"/>
@@ -2621,6 +2908,9 @@
       </w:r>
     </w:p>
     <w:p>
+      <w:pPr>
+        <w:jc w:val="both"/>
+      </w:pPr>
       <w:r>
         <w:rPr>
           <w:sz w:val="22"/>
@@ -2637,6 +2927,9 @@
       </w:r>
     </w:p>
     <w:p>
+      <w:pPr>
+        <w:jc w:val="both"/>
+      </w:pPr>
       <w:r>
         <w:rPr>
           <w:sz w:val="22"/>
@@ -2653,6 +2946,9 @@
       </w:r>
     </w:p>
     <w:p>
+      <w:pPr>
+        <w:jc w:val="both"/>
+      </w:pPr>
       <w:r>
         <w:rPr>
           <w:sz w:val="22"/>
@@ -2663,6 +2959,9 @@
     <w:p>
       <w:pPr>
         <w:pStyle w:val="Heading1"/>
+        <w:pBdr>
+          <w:bottom w:val="single" w:sz="8" w:space="4" w:color="0C8174"/>
+        </w:pBdr>
       </w:pPr>
       <w:r>
         <w:t>12. Preguntas frecuentes</w:t>
@@ -2677,6 +2976,9 @@
       </w:r>
     </w:p>
     <w:p>
+      <w:pPr>
+        <w:jc w:val="both"/>
+      </w:pPr>
       <w:r>
         <w:rPr>
           <w:sz w:val="22"/>
@@ -2693,6 +2995,9 @@
       </w:r>
     </w:p>
     <w:p>
+      <w:pPr>
+        <w:jc w:val="both"/>
+      </w:pPr>
       <w:r>
         <w:rPr>
           <w:sz w:val="22"/>
@@ -2709,6 +3014,9 @@
       </w:r>
     </w:p>
     <w:p>
+      <w:pPr>
+        <w:jc w:val="both"/>
+      </w:pPr>
       <w:r>
         <w:rPr>
           <w:sz w:val="22"/>
@@ -2725,6 +3033,9 @@
       </w:r>
     </w:p>
     <w:p>
+      <w:pPr>
+        <w:jc w:val="both"/>
+      </w:pPr>
       <w:r>
         <w:rPr>
           <w:sz w:val="22"/>
@@ -2735,6 +3046,9 @@
     <w:p>
       <w:pPr>
         <w:pStyle w:val="Heading1"/>
+        <w:pBdr>
+          <w:bottom w:val="single" w:sz="8" w:space="4" w:color="0C8174"/>
+        </w:pBdr>
       </w:pPr>
       <w:r>
         <w:t>13. Glosario</w:t>
@@ -2809,12 +3123,18 @@
     <w:p>
       <w:pPr>
         <w:pStyle w:val="Heading1"/>
+        <w:pBdr>
+          <w:bottom w:val="single" w:sz="8" w:space="4" w:color="0C8174"/>
+        </w:pBdr>
       </w:pPr>
       <w:r>
         <w:t>14. Soporte y contacto</w:t>
       </w:r>
     </w:p>
     <w:p>
+      <w:pPr>
+        <w:jc w:val="both"/>
+      </w:pPr>
       <w:r>
         <w:rPr>
           <w:sz w:val="22"/>
@@ -3258,6 +3578,9 @@
     <w:name w:val="Normal"/>
     <w:qFormat/>
     <w:rsid w:val="00FC693F"/>
+    <w:pPr>
+      <w:spacing w:line="336" w:lineRule="auto" w:after="160" w:before="0"/>
+    </w:pPr>
     <w:rPr>
       <w:rFonts w:ascii="Calibri" w:hAnsi="Calibri"/>
       <w:color w:val="16242B"/>
@@ -3319,15 +3642,16 @@
     <w:pPr>
       <w:keepNext/>
       <w:keepLines/>
-      <w:spacing w:before="480" w:after="0"/>
+      <w:spacing w:before="360" w:after="160" w:line="276" w:lineRule="auto"/>
       <w:outlineLvl w:val="0"/>
     </w:pPr>
     <w:rPr>
       <w:rFonts w:asciiTheme="majorHAnsi" w:eastAsiaTheme="majorEastAsia" w:hAnsiTheme="majorHAnsi" w:cstheme="majorBidi" w:ascii="Calibri" w:hAnsi="Calibri"/>
       <w:b/>
       <w:bCs/>
+      <w:i w:val="0"/>
       <w:color w:val="0C8174"/>
-      <w:sz w:val="34"/>
+      <w:sz w:val="32"/>
       <w:szCs w:val="28"/>
     </w:rPr>
   </w:style>
@@ -3343,13 +3667,14 @@
     <w:pPr>
       <w:keepNext/>
       <w:keepLines/>
-      <w:spacing w:before="200" w:after="0"/>
+      <w:spacing w:before="280" w:after="80" w:line="276" w:lineRule="auto"/>
       <w:outlineLvl w:val="1"/>
     </w:pPr>
     <w:rPr>
       <w:rFonts w:asciiTheme="majorHAnsi" w:eastAsiaTheme="majorEastAsia" w:hAnsiTheme="majorHAnsi" w:cstheme="majorBidi" w:ascii="Calibri" w:hAnsi="Calibri"/>
       <w:b/>
       <w:bCs/>
+      <w:i w:val="0"/>
       <w:color w:val="16242B"/>
       <w:sz w:val="26"/>
       <w:szCs w:val="26"/>
@@ -3367,15 +3692,16 @@
     <w:pPr>
       <w:keepNext/>
       <w:keepLines/>
-      <w:spacing w:before="200" w:after="0"/>
+      <w:spacing w:before="200" w:after="40" w:line="276" w:lineRule="auto"/>
       <w:outlineLvl w:val="2"/>
     </w:pPr>
     <w:rPr>
       <w:rFonts w:asciiTheme="majorHAnsi" w:eastAsiaTheme="majorEastAsia" w:hAnsiTheme="majorHAnsi" w:cstheme="majorBidi" w:ascii="Calibri" w:hAnsi="Calibri"/>
       <w:b/>
       <w:bCs/>
+      <w:i w:val="0"/>
       <w:color w:val="0C8174"/>
-      <w:sz w:val="22"/>
+      <w:sz w:val="23"/>
     </w:rPr>
   </w:style>
   <w:style w:type="paragraph" w:styleId="Heading4">
@@ -3830,8 +4156,12 @@
       <w:numPr>
         <w:numId w:val="5"/>
       </w:numPr>
+      <w:spacing w:after="120" w:line="312" w:lineRule="auto"/>
       <w:contextualSpacing/>
     </w:pPr>
+    <w:rPr>
+      <w:sz w:val="22"/>
+    </w:rPr>
   </w:style>
   <w:style w:type="paragraph" w:styleId="ListNumber2">
     <w:name w:val="List Number 2"/>

--- a/docs/manual/build/manual_usuario_gestante_vitmaterna_movil.docx
+++ b/docs/manual/build/manual_usuario_gestante_vitmaterna_movil.docx
@@ -471,7 +471,7 @@
                 <w:color w:val="16242B"/>
                 <w:sz w:val="20"/>
               </w:rPr>
-              <w:t>7</w:t>
+              <w:t>8</w:t>
             </w:r>
           </w:p>
         </w:tc>
@@ -505,7 +505,7 @@
                 <w:color w:val="16242B"/>
                 <w:sz w:val="20"/>
               </w:rPr>
-              <w:t>11</w:t>
+              <w:t>12</w:t>
             </w:r>
           </w:p>
         </w:tc>
@@ -539,7 +539,7 @@
                 <w:color w:val="16242B"/>
                 <w:sz w:val="20"/>
               </w:rPr>
-              <w:t>13</w:t>
+              <w:t>14</w:t>
             </w:r>
           </w:p>
         </w:tc>
@@ -573,7 +573,7 @@
                 <w:color w:val="16242B"/>
                 <w:sz w:val="20"/>
               </w:rPr>
-              <w:t>15</w:t>
+              <w:t>16</w:t>
             </w:r>
           </w:p>
         </w:tc>
@@ -607,7 +607,7 @@
                 <w:color w:val="16242B"/>
                 <w:sz w:val="20"/>
               </w:rPr>
-              <w:t>16</w:t>
+              <w:t>17</w:t>
             </w:r>
           </w:p>
         </w:tc>
@@ -641,7 +641,7 @@
                 <w:color w:val="16242B"/>
                 <w:sz w:val="20"/>
               </w:rPr>
-              <w:t>18</w:t>
+              <w:t>19</w:t>
             </w:r>
           </w:p>
         </w:tc>
@@ -675,7 +675,7 @@
                 <w:color w:val="16242B"/>
                 <w:sz w:val="20"/>
               </w:rPr>
-              <w:t>19</w:t>
+              <w:t>20</w:t>
             </w:r>
           </w:p>
         </w:tc>
@@ -709,7 +709,7 @@
                 <w:color w:val="16242B"/>
                 <w:sz w:val="20"/>
               </w:rPr>
-              <w:t>22</w:t>
+              <w:t>23</w:t>
             </w:r>
           </w:p>
         </w:tc>
@@ -743,7 +743,7 @@
                 <w:color w:val="16242B"/>
                 <w:sz w:val="20"/>
               </w:rPr>
-              <w:t>22</w:t>
+              <w:t>23</w:t>
             </w:r>
           </w:p>
         </w:tc>
@@ -777,7 +777,7 @@
                 <w:color w:val="16242B"/>
                 <w:sz w:val="20"/>
               </w:rPr>
-              <w:t>22</w:t>
+              <w:t>23</w:t>
             </w:r>
           </w:p>
         </w:tc>
@@ -811,7 +811,7 @@
                 <w:color w:val="16242B"/>
                 <w:sz w:val="20"/>
               </w:rPr>
-              <w:t>23</w:t>
+              <w:t>24</w:t>
             </w:r>
           </w:p>
         </w:tc>
@@ -849,7 +849,7 @@
         <w:rPr>
           <w:sz w:val="22"/>
         </w:rPr>
-        <w:t>VITMATERNA es una aplicación móvil que te acompaña durante todo tu embarazo. Con ella puedes seguir tus semanas de gestación, conocer tus próximas citas de control prenatal, registrar la toma de tus vitaminas, conversar con tu obstetra, aprender sobre tu embarazo y pedir ayuda si te sientes mal.</w:t>
+        <w:t>VITMATERNA es una aplicación móvil de acompañamiento prenatal. Permite a la gestante seguir la evolución de su embarazo semana a semana, consultar y confirmar sus controles prenatales, registrar la toma de sus suplementos, comunicarse con su obstetra, acceder a contenido educativo y reportar signos de alarma o solicitar ayuda en caso de emergencia.</w:t>
       </w:r>
     </w:p>
     <w:p>
@@ -857,7 +857,7 @@
         <w:pStyle w:val="Heading2"/>
       </w:pPr>
       <w:r>
-        <w:t>1.2 ¿A quién está dirigido?</w:t>
+        <w:t>1.2 Propósito de este manual</w:t>
       </w:r>
     </w:p>
     <w:p>
@@ -868,7 +868,7 @@
         <w:rPr>
           <w:sz w:val="22"/>
         </w:rPr>
-        <w:t>A las gestantes que usan la aplicación en su teléfono. Está escrita en lenguaje sencillo y no requiere conocimientos técnicos.</w:t>
+        <w:t>Este manual tiene como objetivo guiar a la gestante en el uso correcto de la aplicación. Describe cada función mediante instrucciones paso a paso acompañadas de capturas de pantalla, de modo que la usuaria pueda completar sus tareas con autonomía y seguridad.</w:t>
       </w:r>
     </w:p>
     <w:p>
@@ -876,7 +876,7 @@
         <w:pStyle w:val="Heading2"/>
       </w:pPr>
       <w:r>
-        <w:t>1.3 Alcance</w:t>
+        <w:t>1.3 Contenido</w:t>
       </w:r>
     </w:p>
     <w:p>
@@ -887,7 +887,7 @@
         <w:rPr>
           <w:sz w:val="22"/>
         </w:rPr>
-        <w:t>Explica, paso a paso y con imágenes, cómo usar cada función: inicio, citas, tratamiento, chat, educación, signos de alarma, perfil y los formularios y ventanas (modales) de cada uno.</w:t>
+        <w:t>El documento abarca el acceso al sistema, la pantalla de inicio, la gestión de citas, el seguimiento del tratamiento, la comunicación por chat, el contenido educativo, el reporte de signos de alarma y la administración del perfil personal.</w:t>
       </w:r>
     </w:p>
     <w:p>
@@ -917,11 +917,34 @@
         <w:rPr>
           <w:sz w:val="22"/>
         </w:rPr>
-        <w:t>• Un teléfono con Android o iPhone (iOS).</w:t>
-        <w:br/>
-        <w:t>• Conexión a internet (datos móviles o wifi).</w:t>
-        <w:br/>
-        <w:t>• Tu número de DNI y la contraseña que te entregó tu obstetra.</w:t>
+        <w:t>Para utilizar la aplicación es necesario contar con:</w:t>
+      </w:r>
+    </w:p>
+    <w:p>
+      <w:pPr>
+        <w:pStyle w:val="ListBullet"/>
+        <w:spacing w:after="80" w:line="312" w:lineRule="auto"/>
+      </w:pPr>
+      <w:r>
+        <w:t>Un teléfono móvil con sistema operativo Android o iOS (iPhone).</w:t>
+      </w:r>
+    </w:p>
+    <w:p>
+      <w:pPr>
+        <w:pStyle w:val="ListBullet"/>
+        <w:spacing w:after="80" w:line="312" w:lineRule="auto"/>
+      </w:pPr>
+      <w:r>
+        <w:t>Conexión a internet (datos móviles o red wifi).</w:t>
+      </w:r>
+    </w:p>
+    <w:p>
+      <w:pPr>
+        <w:pStyle w:val="ListBullet"/>
+        <w:spacing w:after="80" w:line="312" w:lineRule="auto"/>
+      </w:pPr>
+      <w:r>
+        <w:t>Las credenciales de acceso: número de DNI y contraseña.</w:t>
       </w:r>
     </w:p>
     <w:p>
@@ -940,7 +963,7 @@
         <w:rPr>
           <w:sz w:val="22"/>
         </w:rPr>
-        <w:t>Descarga la aplicación «VITMATERNA» desde la tienda de tu teléfono (Play Store en Android o App Store en iPhone) e instálala. Al terminar, toca el ícono para abrirla.</w:t>
+        <w:t>Descarga la aplicación «VITMATERNA» desde la tienda de tu dispositivo (Play Store en Android o App Store en iPhone) e instálala. Una vez instalada, abre la aplicación tocando su ícono.</w:t>
       </w:r>
     </w:p>
     <w:p>
@@ -1074,11 +1097,13 @@
     </w:p>
     <w:p>
       <w:pPr>
-        <w:pStyle w:val="ListNumber"/>
-        <w:spacing w:after="120" w:line="312" w:lineRule="auto"/>
+        <w:jc w:val="both"/>
       </w:pPr>
       <w:r>
-        <w:t>Abre la aplicación VITMATERNA en tu teléfono.</w:t>
+        <w:rPr>
+          <w:sz w:val="22"/>
+        </w:rPr>
+        <w:t>Al abrir la aplicación se muestra la pantalla de inicio de sesión. Ingresa tus credenciales para acceder a tu cuenta:</w:t>
       </w:r>
     </w:p>
     <w:p>
@@ -1087,7 +1112,7 @@
         <w:spacing w:after="120" w:line="312" w:lineRule="auto"/>
       </w:pPr>
       <w:r>
-        <w:t>Escribe tu número de DNI en el primer campo.</w:t>
+        <w:t>En el campo «DNI», escribe tu número de documento.</w:t>
       </w:r>
     </w:p>
     <w:p>
@@ -1096,7 +1121,7 @@
         <w:spacing w:after="120" w:line="312" w:lineRule="auto"/>
       </w:pPr>
       <w:r>
-        <w:t>Escribe tu contraseña en el segundo campo.</w:t>
+        <w:t>En el campo «Contraseña», escribe tu contraseña.</w:t>
       </w:r>
     </w:p>
     <w:p>
@@ -1105,7 +1130,60 @@
         <w:spacing w:after="120" w:line="312" w:lineRule="auto"/>
       </w:pPr>
       <w:r>
-        <w:t>Toca el botón «Iniciar Sesión».</w:t>
+        <w:t>Toca el botón «Iniciar Sesión» para ingresar.</w:t>
+      </w:r>
+    </w:p>
+    <w:p>
+      <w:pPr>
+        <w:jc w:val="center"/>
+      </w:pPr>
+      <w:r>
+        <w:drawing>
+          <wp:inline xmlns:a="http://schemas.openxmlformats.org/drawingml/2006/main" xmlns:pic="http://schemas.openxmlformats.org/drawingml/2006/picture">
+            <wp:extent cx="1936058" cy="4068000"/>
+            <wp:docPr id="2" name="Picture 2"/>
+            <wp:cNvGraphicFramePr>
+              <a:graphicFrameLocks noChangeAspect="1"/>
+            </wp:cNvGraphicFramePr>
+            <a:graphic>
+              <a:graphicData uri="http://schemas.openxmlformats.org/drawingml/2006/picture">
+                <pic:pic>
+                  <pic:nvPicPr>
+                    <pic:cNvPr id="0" name="A0.png"/>
+                    <pic:cNvPicPr/>
+                  </pic:nvPicPr>
+                  <pic:blipFill>
+                    <a:blip r:embed="rId12"/>
+                    <a:stretch>
+                      <a:fillRect/>
+                    </a:stretch>
+                  </pic:blipFill>
+                  <pic:spPr>
+                    <a:xfrm>
+                      <a:off x="0" y="0"/>
+                      <a:ext cx="1936058" cy="4068000"/>
+                    </a:xfrm>
+                    <a:prstGeom prst="rect"/>
+                  </pic:spPr>
+                </pic:pic>
+              </a:graphicData>
+            </a:graphic>
+          </wp:inline>
+        </w:drawing>
+      </w:r>
+    </w:p>
+    <w:p>
+      <w:pPr>
+        <w:spacing w:before="40" w:after="240"/>
+        <w:jc w:val="center"/>
+      </w:pPr>
+      <w:r>
+        <w:rPr>
+          <w:i/>
+          <w:color w:val="566873"/>
+          <w:sz w:val="18"/>
+        </w:rPr>
+        <w:t>Figura A-1. Pantalla de inicio de sesión.</w:t>
       </w:r>
     </w:p>
     <w:tbl>
@@ -1147,7 +1225,7 @@
                 <w:color w:val="16242B"/>
                 <w:sz w:val="20"/>
               </w:rPr>
-              <w:t>Si olvidaste tu contraseña, toca «¿Olvidaste tu contraseña?» o pídele ayuda a tu obstetra.</w:t>
+              <w:t>Si olvidaste tu contraseña, toca «¿Olvidaste tu contraseña?» o solicita ayuda a tu obstetra.</w:t>
             </w:r>
           </w:p>
         </w:tc>
@@ -1163,7 +1241,7 @@
         <w:pStyle w:val="Heading2"/>
       </w:pPr>
       <w:r>
-        <w:t>3.2 El recorrido guiado «Conoce tu app»</w:t>
+        <w:t>3.2 Recorrido guiado «Conoce tu app»</w:t>
       </w:r>
     </w:p>
     <w:p>
@@ -1174,7 +1252,7 @@
         <w:rPr>
           <w:sz w:val="22"/>
         </w:rPr>
-        <w:t>La primera vez que entras, la app te ofrece un recorrido que te muestra para qué sirve cada parte. Puedes verlo otra vez desde «Mi perfil» → «Conoce tu app».</w:t>
+        <w:t>Durante el primer ingreso, la aplicación ofrece un recorrido guiado que presenta sus principales funciones. Puede repetirse en cualquier momento desde «Mi perfil» → «Conoce tu app».</w:t>
       </w:r>
     </w:p>
     <w:p>
@@ -1248,7 +1326,7 @@
         <w:drawing>
           <wp:inline xmlns:a="http://schemas.openxmlformats.org/drawingml/2006/main" xmlns:pic="http://schemas.openxmlformats.org/drawingml/2006/picture">
             <wp:extent cx="1936058" cy="4068000"/>
-            <wp:docPr id="2" name="Picture 2"/>
+            <wp:docPr id="3" name="Picture 3"/>
             <wp:cNvGraphicFramePr>
               <a:graphicFrameLocks noChangeAspect="1"/>
             </wp:cNvGraphicFramePr>
@@ -1260,7 +1338,7 @@
                     <pic:cNvPicPr/>
                   </pic:nvPicPr>
                   <pic:blipFill>
-                    <a:blip r:embed="rId12"/>
+                    <a:blip r:embed="rId13"/>
                     <a:stretch>
                       <a:fillRect/>
                     </a:stretch>
@@ -1290,7 +1368,7 @@
           <w:color w:val="566873"/>
           <w:sz w:val="18"/>
         </w:rPr>
-        <w:t>Figura A-1. Pantalla de inicio de la gestante.</w:t>
+        <w:t>Figura A-2. Pantalla de inicio de la gestante.</w:t>
       </w:r>
     </w:p>
     <w:tbl>
@@ -1368,7 +1446,7 @@
         <w:drawing>
           <wp:inline xmlns:a="http://schemas.openxmlformats.org/drawingml/2006/main" xmlns:pic="http://schemas.openxmlformats.org/drawingml/2006/picture">
             <wp:extent cx="1936058" cy="4068000"/>
-            <wp:docPr id="3" name="Picture 3"/>
+            <wp:docPr id="4" name="Picture 4"/>
             <wp:cNvGraphicFramePr>
               <a:graphicFrameLocks noChangeAspect="1"/>
             </wp:cNvGraphicFramePr>
@@ -1377,105 +1455,6 @@
                 <pic:pic>
                   <pic:nvPicPr>
                     <pic:cNvPr id="0" name="A1c.png"/>
-                    <pic:cNvPicPr/>
-                  </pic:nvPicPr>
-                  <pic:blipFill>
-                    <a:blip r:embed="rId13"/>
-                    <a:stretch>
-                      <a:fillRect/>
-                    </a:stretch>
-                  </pic:blipFill>
-                  <pic:spPr>
-                    <a:xfrm>
-                      <a:off x="0" y="0"/>
-                      <a:ext cx="1936058" cy="4068000"/>
-                    </a:xfrm>
-                    <a:prstGeom prst="rect"/>
-                  </pic:spPr>
-                </pic:pic>
-              </a:graphicData>
-            </a:graphic>
-          </wp:inline>
-        </w:drawing>
-      </w:r>
-    </w:p>
-    <w:p>
-      <w:pPr>
-        <w:spacing w:before="40" w:after="240"/>
-        <w:jc w:val="center"/>
-      </w:pPr>
-      <w:r>
-        <w:rPr>
-          <w:i/>
-          <w:color w:val="566873"/>
-          <w:sz w:val="18"/>
-        </w:rPr>
-        <w:t>Figura A-2. Botón para confirmar la asistencia a la próxima cita.</w:t>
-      </w:r>
-    </w:p>
-    <w:p>
-      <w:pPr>
-        <w:pStyle w:val="Heading2"/>
-      </w:pPr>
-      <w:r>
-        <w:t>4.2 Acciones rápidas</w:t>
-      </w:r>
-    </w:p>
-    <w:p>
-      <w:pPr>
-        <w:jc w:val="both"/>
-      </w:pPr>
-      <w:r>
-        <w:rPr>
-          <w:sz w:val="22"/>
-        </w:rPr>
-        <w:t>En la parte inferior del inicio tienes tres accesos directos:</w:t>
-      </w:r>
-    </w:p>
-    <w:p>
-      <w:pPr>
-        <w:pStyle w:val="ListNumber"/>
-        <w:spacing w:after="120" w:line="312" w:lineRule="auto"/>
-      </w:pPr>
-      <w:r>
-        <w:t>① «Reportar»: informa un signo de alarma (síntoma) a tu obstetra.</w:t>
-      </w:r>
-    </w:p>
-    <w:p>
-      <w:pPr>
-        <w:pStyle w:val="ListNumber"/>
-        <w:spacing w:after="120" w:line="312" w:lineRule="auto"/>
-      </w:pPr>
-      <w:r>
-        <w:t>② «Emergencia»: envía una alerta de auxilio con tu ubicación.</w:t>
-      </w:r>
-    </w:p>
-    <w:p>
-      <w:pPr>
-        <w:pStyle w:val="ListNumber"/>
-        <w:spacing w:after="120" w:line="312" w:lineRule="auto"/>
-      </w:pPr>
-      <w:r>
-        <w:t>③ «Educación»: abre la biblioteca de contenido para tu embarazo.</w:t>
-      </w:r>
-    </w:p>
-    <w:p>
-      <w:pPr>
-        <w:jc w:val="center"/>
-      </w:pPr>
-      <w:r>
-        <w:drawing>
-          <wp:inline xmlns:a="http://schemas.openxmlformats.org/drawingml/2006/main" xmlns:pic="http://schemas.openxmlformats.org/drawingml/2006/picture">
-            <wp:extent cx="1936058" cy="4068000"/>
-            <wp:docPr id="4" name="Picture 4"/>
-            <wp:cNvGraphicFramePr>
-              <a:graphicFrameLocks noChangeAspect="1"/>
-            </wp:cNvGraphicFramePr>
-            <a:graphic>
-              <a:graphicData uri="http://schemas.openxmlformats.org/drawingml/2006/picture">
-                <pic:pic>
-                  <pic:nvPicPr>
-                    <pic:cNvPr id="0" name="A1b.png"/>
                     <pic:cNvPicPr/>
                   </pic:nvPicPr>
                   <pic:blipFill>
@@ -1509,7 +1488,106 @@
           <w:color w:val="566873"/>
           <w:sz w:val="18"/>
         </w:rPr>
-        <w:t>Figura A-3. Acciones rápidas del inicio.</w:t>
+        <w:t>Figura A-3. Botón para confirmar la asistencia a la próxima cita.</w:t>
+      </w:r>
+    </w:p>
+    <w:p>
+      <w:pPr>
+        <w:pStyle w:val="Heading2"/>
+      </w:pPr>
+      <w:r>
+        <w:t>4.2 Acciones rápidas</w:t>
+      </w:r>
+    </w:p>
+    <w:p>
+      <w:pPr>
+        <w:jc w:val="both"/>
+      </w:pPr>
+      <w:r>
+        <w:rPr>
+          <w:sz w:val="22"/>
+        </w:rPr>
+        <w:t>En la parte inferior del inicio tienes tres accesos directos:</w:t>
+      </w:r>
+    </w:p>
+    <w:p>
+      <w:pPr>
+        <w:pStyle w:val="ListNumber"/>
+        <w:spacing w:after="120" w:line="312" w:lineRule="auto"/>
+      </w:pPr>
+      <w:r>
+        <w:t>① «Reportar»: informa un signo de alarma (síntoma) a tu obstetra.</w:t>
+      </w:r>
+    </w:p>
+    <w:p>
+      <w:pPr>
+        <w:pStyle w:val="ListNumber"/>
+        <w:spacing w:after="120" w:line="312" w:lineRule="auto"/>
+      </w:pPr>
+      <w:r>
+        <w:t>② «Emergencia»: envía una alerta de auxilio con tu ubicación.</w:t>
+      </w:r>
+    </w:p>
+    <w:p>
+      <w:pPr>
+        <w:pStyle w:val="ListNumber"/>
+        <w:spacing w:after="120" w:line="312" w:lineRule="auto"/>
+      </w:pPr>
+      <w:r>
+        <w:t>③ «Educación»: abre la biblioteca de contenido para tu embarazo.</w:t>
+      </w:r>
+    </w:p>
+    <w:p>
+      <w:pPr>
+        <w:jc w:val="center"/>
+      </w:pPr>
+      <w:r>
+        <w:drawing>
+          <wp:inline xmlns:a="http://schemas.openxmlformats.org/drawingml/2006/main" xmlns:pic="http://schemas.openxmlformats.org/drawingml/2006/picture">
+            <wp:extent cx="1936058" cy="4068000"/>
+            <wp:docPr id="5" name="Picture 5"/>
+            <wp:cNvGraphicFramePr>
+              <a:graphicFrameLocks noChangeAspect="1"/>
+            </wp:cNvGraphicFramePr>
+            <a:graphic>
+              <a:graphicData uri="http://schemas.openxmlformats.org/drawingml/2006/picture">
+                <pic:pic>
+                  <pic:nvPicPr>
+                    <pic:cNvPr id="0" name="A1b.png"/>
+                    <pic:cNvPicPr/>
+                  </pic:nvPicPr>
+                  <pic:blipFill>
+                    <a:blip r:embed="rId15"/>
+                    <a:stretch>
+                      <a:fillRect/>
+                    </a:stretch>
+                  </pic:blipFill>
+                  <pic:spPr>
+                    <a:xfrm>
+                      <a:off x="0" y="0"/>
+                      <a:ext cx="1936058" cy="4068000"/>
+                    </a:xfrm>
+                    <a:prstGeom prst="rect"/>
+                  </pic:spPr>
+                </pic:pic>
+              </a:graphicData>
+            </a:graphic>
+          </wp:inline>
+        </w:drawing>
+      </w:r>
+    </w:p>
+    <w:p>
+      <w:pPr>
+        <w:spacing w:before="40" w:after="240"/>
+        <w:jc w:val="center"/>
+      </w:pPr>
+      <w:r>
+        <w:rPr>
+          <w:i/>
+          <w:color w:val="566873"/>
+          <w:sz w:val="18"/>
+        </w:rPr>
+        <w:t>Figura A-4. Acciones rápidas del inicio.</w:t>
       </w:r>
     </w:p>
     <w:tbl>
@@ -1625,7 +1703,7 @@
         <w:drawing>
           <wp:inline xmlns:a="http://schemas.openxmlformats.org/drawingml/2006/main" xmlns:pic="http://schemas.openxmlformats.org/drawingml/2006/picture">
             <wp:extent cx="1936058" cy="4068000"/>
-            <wp:docPr id="5" name="Picture 5"/>
+            <wp:docPr id="6" name="Picture 6"/>
             <wp:cNvGraphicFramePr>
               <a:graphicFrameLocks noChangeAspect="1"/>
             </wp:cNvGraphicFramePr>
@@ -1634,104 +1712,6 @@
                 <pic:pic>
                   <pic:nvPicPr>
                     <pic:cNvPr id="0" name="MENU.png"/>
-                    <pic:cNvPicPr/>
-                  </pic:nvPicPr>
-                  <pic:blipFill>
-                    <a:blip r:embed="rId15"/>
-                    <a:stretch>
-                      <a:fillRect/>
-                    </a:stretch>
-                  </pic:blipFill>
-                  <pic:spPr>
-                    <a:xfrm>
-                      <a:off x="0" y="0"/>
-                      <a:ext cx="1936058" cy="4068000"/>
-                    </a:xfrm>
-                    <a:prstGeom prst="rect"/>
-                  </pic:spPr>
-                </pic:pic>
-              </a:graphicData>
-            </a:graphic>
-          </wp:inline>
-        </w:drawing>
-      </w:r>
-    </w:p>
-    <w:p>
-      <w:pPr>
-        <w:spacing w:before="40" w:after="240"/>
-        <w:jc w:val="center"/>
-      </w:pPr>
-      <w:r>
-        <w:rPr>
-          <w:i/>
-          <w:color w:val="566873"/>
-          <w:sz w:val="18"/>
-        </w:rPr>
-        <w:t>Figura A-4. Menú lateral de navegación.</w:t>
-      </w:r>
-    </w:p>
-    <w:p>
-      <w:r>
-        <w:br w:type="page"/>
-      </w:r>
-    </w:p>
-    <w:p>
-      <w:pPr>
-        <w:pStyle w:val="Heading1"/>
-        <w:pBdr>
-          <w:bottom w:val="single" w:sz="8" w:space="4" w:color="0C8174"/>
-        </w:pBdr>
-      </w:pPr>
-      <w:r>
-        <w:t>5. Mis citas</w:t>
-      </w:r>
-    </w:p>
-    <w:p>
-      <w:pPr>
-        <w:jc w:val="both"/>
-      </w:pPr>
-      <w:r>
-        <w:rPr>
-          <w:sz w:val="22"/>
-        </w:rPr>
-        <w:t>Aquí llevas el control de tus citas de control prenatal (la meta son 8 controles).</w:t>
-      </w:r>
-    </w:p>
-    <w:p>
-      <w:pPr>
-        <w:pStyle w:val="ListNumber"/>
-        <w:spacing w:after="120" w:line="312" w:lineRule="auto"/>
-      </w:pPr>
-      <w:r>
-        <w:t>① Pestañas «Próximas» e «Historial» para alternar entre tus citas futuras y las ya realizadas.</w:t>
-      </w:r>
-    </w:p>
-    <w:p>
-      <w:pPr>
-        <w:pStyle w:val="ListNumber"/>
-        <w:spacing w:after="120" w:line="312" w:lineRule="auto"/>
-      </w:pPr>
-      <w:r>
-        <w:t>② «Controles prenatales»: muestra cuántos controles llevas de la meta de 8.</w:t>
-      </w:r>
-    </w:p>
-    <w:p>
-      <w:pPr>
-        <w:jc w:val="center"/>
-      </w:pPr>
-      <w:r>
-        <w:drawing>
-          <wp:inline xmlns:a="http://schemas.openxmlformats.org/drawingml/2006/main" xmlns:pic="http://schemas.openxmlformats.org/drawingml/2006/picture">
-            <wp:extent cx="1936058" cy="4068000"/>
-            <wp:docPr id="6" name="Picture 6"/>
-            <wp:cNvGraphicFramePr>
-              <a:graphicFrameLocks noChangeAspect="1"/>
-            </wp:cNvGraphicFramePr>
-            <a:graphic>
-              <a:graphicData uri="http://schemas.openxmlformats.org/drawingml/2006/picture">
-                <pic:pic>
-                  <pic:nvPicPr>
-                    <pic:cNvPr id="0" name="A2.png"/>
                     <pic:cNvPicPr/>
                   </pic:nvPicPr>
                   <pic:blipFill>
@@ -1765,7 +1745,105 @@
           <w:color w:val="566873"/>
           <w:sz w:val="18"/>
         </w:rPr>
-        <w:t>Figura A-5. Listado de citas de control prenatal.</w:t>
+        <w:t>Figura A-5. Menú lateral de navegación.</w:t>
+      </w:r>
+    </w:p>
+    <w:p>
+      <w:r>
+        <w:br w:type="page"/>
+      </w:r>
+    </w:p>
+    <w:p>
+      <w:pPr>
+        <w:pStyle w:val="Heading1"/>
+        <w:pBdr>
+          <w:bottom w:val="single" w:sz="8" w:space="4" w:color="0C8174"/>
+        </w:pBdr>
+      </w:pPr>
+      <w:r>
+        <w:t>5. Mis citas</w:t>
+      </w:r>
+    </w:p>
+    <w:p>
+      <w:pPr>
+        <w:jc w:val="both"/>
+      </w:pPr>
+      <w:r>
+        <w:rPr>
+          <w:sz w:val="22"/>
+        </w:rPr>
+        <w:t>Aquí llevas el control de tus citas de control prenatal (la meta son 8 controles).</w:t>
+      </w:r>
+    </w:p>
+    <w:p>
+      <w:pPr>
+        <w:pStyle w:val="ListNumber"/>
+        <w:spacing w:after="120" w:line="312" w:lineRule="auto"/>
+      </w:pPr>
+      <w:r>
+        <w:t>① Pestañas «Próximas» e «Historial» para alternar entre tus citas futuras y las ya realizadas.</w:t>
+      </w:r>
+    </w:p>
+    <w:p>
+      <w:pPr>
+        <w:pStyle w:val="ListNumber"/>
+        <w:spacing w:after="120" w:line="312" w:lineRule="auto"/>
+      </w:pPr>
+      <w:r>
+        <w:t>② «Controles prenatales»: muestra cuántos controles llevas de la meta de 8.</w:t>
+      </w:r>
+    </w:p>
+    <w:p>
+      <w:pPr>
+        <w:jc w:val="center"/>
+      </w:pPr>
+      <w:r>
+        <w:drawing>
+          <wp:inline xmlns:a="http://schemas.openxmlformats.org/drawingml/2006/main" xmlns:pic="http://schemas.openxmlformats.org/drawingml/2006/picture">
+            <wp:extent cx="1936058" cy="4068000"/>
+            <wp:docPr id="7" name="Picture 7"/>
+            <wp:cNvGraphicFramePr>
+              <a:graphicFrameLocks noChangeAspect="1"/>
+            </wp:cNvGraphicFramePr>
+            <a:graphic>
+              <a:graphicData uri="http://schemas.openxmlformats.org/drawingml/2006/picture">
+                <pic:pic>
+                  <pic:nvPicPr>
+                    <pic:cNvPr id="0" name="A2.png"/>
+                    <pic:cNvPicPr/>
+                  </pic:nvPicPr>
+                  <pic:blipFill>
+                    <a:blip r:embed="rId17"/>
+                    <a:stretch>
+                      <a:fillRect/>
+                    </a:stretch>
+                  </pic:blipFill>
+                  <pic:spPr>
+                    <a:xfrm>
+                      <a:off x="0" y="0"/>
+                      <a:ext cx="1936058" cy="4068000"/>
+                    </a:xfrm>
+                    <a:prstGeom prst="rect"/>
+                  </pic:spPr>
+                </pic:pic>
+              </a:graphicData>
+            </a:graphic>
+          </wp:inline>
+        </w:drawing>
+      </w:r>
+    </w:p>
+    <w:p>
+      <w:pPr>
+        <w:spacing w:before="40" w:after="240"/>
+        <w:jc w:val="center"/>
+      </w:pPr>
+      <w:r>
+        <w:rPr>
+          <w:i/>
+          <w:color w:val="566873"/>
+          <w:sz w:val="18"/>
+        </w:rPr>
+        <w:t>Figura A-6. Listado de citas de control prenatal.</w:t>
       </w:r>
     </w:p>
     <w:p>
@@ -1910,7 +1988,7 @@
         <w:drawing>
           <wp:inline xmlns:a="http://schemas.openxmlformats.org/drawingml/2006/main" xmlns:pic="http://schemas.openxmlformats.org/drawingml/2006/picture">
             <wp:extent cx="1936058" cy="4068000"/>
-            <wp:docPr id="7" name="Picture 7"/>
+            <wp:docPr id="8" name="Picture 8"/>
             <wp:cNvGraphicFramePr>
               <a:graphicFrameLocks noChangeAspect="1"/>
             </wp:cNvGraphicFramePr>
@@ -1919,76 +1997,6 @@
                 <pic:pic>
                   <pic:nvPicPr>
                     <pic:cNvPr id="0" name="A3.png"/>
-                    <pic:cNvPicPr/>
-                  </pic:nvPicPr>
-                  <pic:blipFill>
-                    <a:blip r:embed="rId17"/>
-                    <a:stretch>
-                      <a:fillRect/>
-                    </a:stretch>
-                  </pic:blipFill>
-                  <pic:spPr>
-                    <a:xfrm>
-                      <a:off x="0" y="0"/>
-                      <a:ext cx="1936058" cy="4068000"/>
-                    </a:xfrm>
-                    <a:prstGeom prst="rect"/>
-                  </pic:spPr>
-                </pic:pic>
-              </a:graphicData>
-            </a:graphic>
-          </wp:inline>
-        </w:drawing>
-      </w:r>
-    </w:p>
-    <w:p>
-      <w:pPr>
-        <w:spacing w:before="40" w:after="240"/>
-        <w:jc w:val="center"/>
-      </w:pPr>
-      <w:r>
-        <w:rPr>
-          <w:i/>
-          <w:color w:val="566873"/>
-          <w:sz w:val="18"/>
-        </w:rPr>
-        <w:t>Figura A-6. Resumen de adherencia al tratamiento.</w:t>
-      </w:r>
-    </w:p>
-    <w:p>
-      <w:pPr>
-        <w:pStyle w:val="Heading2"/>
-      </w:pPr>
-      <w:r>
-        <w:t>6.1 Marcar un medicamento como tomado</w:t>
-      </w:r>
-    </w:p>
-    <w:p>
-      <w:pPr>
-        <w:pStyle w:val="ListNumber"/>
-        <w:spacing w:after="120" w:line="312" w:lineRule="auto"/>
-      </w:pPr>
-      <w:r>
-        <w:t>① Cuando tomes una vitamina o pastilla, toca «Marcar como tomado». El botón cambiará a «Tomado hoy» y tu porcentaje de cumplimiento se actualizará.</w:t>
-      </w:r>
-    </w:p>
-    <w:p>
-      <w:pPr>
-        <w:jc w:val="center"/>
-      </w:pPr>
-      <w:r>
-        <w:drawing>
-          <wp:inline xmlns:a="http://schemas.openxmlformats.org/drawingml/2006/main" xmlns:pic="http://schemas.openxmlformats.org/drawingml/2006/picture">
-            <wp:extent cx="1936058" cy="4068000"/>
-            <wp:docPr id="8" name="Picture 8"/>
-            <wp:cNvGraphicFramePr>
-              <a:graphicFrameLocks noChangeAspect="1"/>
-            </wp:cNvGraphicFramePr>
-            <a:graphic>
-              <a:graphicData uri="http://schemas.openxmlformats.org/drawingml/2006/picture">
-                <pic:pic>
-                  <pic:nvPicPr>
-                    <pic:cNvPr id="0" name="A3b.png"/>
                     <pic:cNvPicPr/>
                   </pic:nvPicPr>
                   <pic:blipFill>
@@ -2022,7 +2030,77 @@
           <w:color w:val="566873"/>
           <w:sz w:val="18"/>
         </w:rPr>
-        <w:t>Figura A-7. Botón «Marcar como tomado» en cada medicamento.</w:t>
+        <w:t>Figura A-7. Resumen de adherencia al tratamiento.</w:t>
+      </w:r>
+    </w:p>
+    <w:p>
+      <w:pPr>
+        <w:pStyle w:val="Heading2"/>
+      </w:pPr>
+      <w:r>
+        <w:t>6.1 Marcar un medicamento como tomado</w:t>
+      </w:r>
+    </w:p>
+    <w:p>
+      <w:pPr>
+        <w:pStyle w:val="ListNumber"/>
+        <w:spacing w:after="120" w:line="312" w:lineRule="auto"/>
+      </w:pPr>
+      <w:r>
+        <w:t>① Cuando tomes una vitamina o pastilla, toca «Marcar como tomado». El botón cambiará a «Tomado hoy» y tu porcentaje de cumplimiento se actualizará.</w:t>
+      </w:r>
+    </w:p>
+    <w:p>
+      <w:pPr>
+        <w:jc w:val="center"/>
+      </w:pPr>
+      <w:r>
+        <w:drawing>
+          <wp:inline xmlns:a="http://schemas.openxmlformats.org/drawingml/2006/main" xmlns:pic="http://schemas.openxmlformats.org/drawingml/2006/picture">
+            <wp:extent cx="1936058" cy="4068000"/>
+            <wp:docPr id="9" name="Picture 9"/>
+            <wp:cNvGraphicFramePr>
+              <a:graphicFrameLocks noChangeAspect="1"/>
+            </wp:cNvGraphicFramePr>
+            <a:graphic>
+              <a:graphicData uri="http://schemas.openxmlformats.org/drawingml/2006/picture">
+                <pic:pic>
+                  <pic:nvPicPr>
+                    <pic:cNvPr id="0" name="A3b.png"/>
+                    <pic:cNvPicPr/>
+                  </pic:nvPicPr>
+                  <pic:blipFill>
+                    <a:blip r:embed="rId19"/>
+                    <a:stretch>
+                      <a:fillRect/>
+                    </a:stretch>
+                  </pic:blipFill>
+                  <pic:spPr>
+                    <a:xfrm>
+                      <a:off x="0" y="0"/>
+                      <a:ext cx="1936058" cy="4068000"/>
+                    </a:xfrm>
+                    <a:prstGeom prst="rect"/>
+                  </pic:spPr>
+                </pic:pic>
+              </a:graphicData>
+            </a:graphic>
+          </wp:inline>
+        </w:drawing>
+      </w:r>
+    </w:p>
+    <w:p>
+      <w:pPr>
+        <w:spacing w:before="40" w:after="240"/>
+        <w:jc w:val="center"/>
+      </w:pPr>
+      <w:r>
+        <w:rPr>
+          <w:i/>
+          <w:color w:val="566873"/>
+          <w:sz w:val="18"/>
+        </w:rPr>
+        <w:t>Figura A-8. Botón «Marcar como tomado» en cada medicamento.</w:t>
       </w:r>
     </w:p>
     <w:tbl>
@@ -2128,7 +2206,7 @@
         <w:drawing>
           <wp:inline xmlns:a="http://schemas.openxmlformats.org/drawingml/2006/main" xmlns:pic="http://schemas.openxmlformats.org/drawingml/2006/picture">
             <wp:extent cx="1936058" cy="4068000"/>
-            <wp:docPr id="9" name="Picture 9"/>
+            <wp:docPr id="10" name="Picture 10"/>
             <wp:cNvGraphicFramePr>
               <a:graphicFrameLocks noChangeAspect="1"/>
             </wp:cNvGraphicFramePr>
@@ -2137,113 +2215,6 @@
                 <pic:pic>
                   <pic:nvPicPr>
                     <pic:cNvPr id="0" name="A4.png"/>
-                    <pic:cNvPicPr/>
-                  </pic:nvPicPr>
-                  <pic:blipFill>
-                    <a:blip r:embed="rId19"/>
-                    <a:stretch>
-                      <a:fillRect/>
-                    </a:stretch>
-                  </pic:blipFill>
-                  <pic:spPr>
-                    <a:xfrm>
-                      <a:off x="0" y="0"/>
-                      <a:ext cx="1936058" cy="4068000"/>
-                    </a:xfrm>
-                    <a:prstGeom prst="rect"/>
-                  </pic:spPr>
-                </pic:pic>
-              </a:graphicData>
-            </a:graphic>
-          </wp:inline>
-        </w:drawing>
-      </w:r>
-    </w:p>
-    <w:p>
-      <w:pPr>
-        <w:spacing w:before="40" w:after="240"/>
-        <w:jc w:val="center"/>
-      </w:pPr>
-      <w:r>
-        <w:rPr>
-          <w:i/>
-          <w:color w:val="566873"/>
-          <w:sz w:val="18"/>
-        </w:rPr>
-        <w:t>Figura A-8. Conversación con la obstetra.</w:t>
-      </w:r>
-    </w:p>
-    <w:p>
-      <w:r>
-        <w:br w:type="page"/>
-      </w:r>
-    </w:p>
-    <w:p>
-      <w:pPr>
-        <w:pStyle w:val="Heading1"/>
-        <w:pBdr>
-          <w:bottom w:val="single" w:sz="8" w:space="4" w:color="0C8174"/>
-        </w:pBdr>
-      </w:pPr>
-      <w:r>
-        <w:t>8. Educación</w:t>
-      </w:r>
-    </w:p>
-    <w:p>
-      <w:pPr>
-        <w:jc w:val="both"/>
-      </w:pPr>
-      <w:r>
-        <w:rPr>
-          <w:sz w:val="22"/>
-        </w:rPr>
-        <w:t>Encuentra artículos y recursos sencillos, elegidos según tu mes de embarazo.</w:t>
-      </w:r>
-    </w:p>
-    <w:p>
-      <w:pPr>
-        <w:pStyle w:val="ListNumber"/>
-        <w:spacing w:after="120" w:line="312" w:lineRule="auto"/>
-      </w:pPr>
-      <w:r>
-        <w:t>① Buscador: escribe un tema para encontrar contenido.</w:t>
-      </w:r>
-    </w:p>
-    <w:p>
-      <w:pPr>
-        <w:pStyle w:val="ListNumber"/>
-        <w:spacing w:after="120" w:line="312" w:lineRule="auto"/>
-      </w:pPr>
-      <w:r>
-        <w:t>② «Mis semanas»: abre la calculadora de semanas de embarazo.</w:t>
-      </w:r>
-    </w:p>
-    <w:p>
-      <w:pPr>
-        <w:pStyle w:val="ListNumber"/>
-        <w:spacing w:after="120" w:line="312" w:lineRule="auto"/>
-      </w:pPr>
-      <w:r>
-        <w:t>③ «Signos de alarma»: acceso directo para reportar síntomas.</w:t>
-      </w:r>
-    </w:p>
-    <w:p>
-      <w:pPr>
-        <w:jc w:val="center"/>
-      </w:pPr>
-      <w:r>
-        <w:drawing>
-          <wp:inline xmlns:a="http://schemas.openxmlformats.org/drawingml/2006/main" xmlns:pic="http://schemas.openxmlformats.org/drawingml/2006/picture">
-            <wp:extent cx="1936058" cy="4068000"/>
-            <wp:docPr id="10" name="Picture 10"/>
-            <wp:cNvGraphicFramePr>
-              <a:graphicFrameLocks noChangeAspect="1"/>
-            </wp:cNvGraphicFramePr>
-            <a:graphic>
-              <a:graphicData uri="http://schemas.openxmlformats.org/drawingml/2006/picture">
-                <pic:pic>
-                  <pic:nvPicPr>
-                    <pic:cNvPr id="0" name="A5.png"/>
                     <pic:cNvPicPr/>
                   </pic:nvPicPr>
                   <pic:blipFill>
@@ -2277,15 +2248,23 @@
           <w:color w:val="566873"/>
           <w:sz w:val="18"/>
         </w:rPr>
-        <w:t>Figura A-9. Biblioteca de contenido educativo.</w:t>
+        <w:t>Figura A-9. Conversación con la obstetra.</w:t>
       </w:r>
     </w:p>
     <w:p>
-      <w:pPr>
-        <w:pStyle w:val="Heading2"/>
-      </w:pPr>
       <w:r>
-        <w:t>8.1 Calcular mis semanas de embarazo</w:t>
+        <w:br w:type="page"/>
+      </w:r>
+    </w:p>
+    <w:p>
+      <w:pPr>
+        <w:pStyle w:val="Heading1"/>
+        <w:pBdr>
+          <w:bottom w:val="single" w:sz="8" w:space="4" w:color="0C8174"/>
+        </w:pBdr>
+      </w:pPr>
+      <w:r>
+        <w:t>8. Educación</w:t>
       </w:r>
     </w:p>
     <w:p>
@@ -2296,7 +2275,34 @@
         <w:rPr>
           <w:sz w:val="22"/>
         </w:rPr>
-        <w:t>Al tocar «Mis semanas» se abre una calculadora. Elige la fecha de tu última regla (FUM) y toca «Ver mis semanas de embarazo»; verás tu semana actual, el trimestre y la fecha probable de parto.</w:t>
+        <w:t>Encuentra artículos y recursos sencillos, elegidos según tu mes de embarazo.</w:t>
+      </w:r>
+    </w:p>
+    <w:p>
+      <w:pPr>
+        <w:pStyle w:val="ListNumber"/>
+        <w:spacing w:after="120" w:line="312" w:lineRule="auto"/>
+      </w:pPr>
+      <w:r>
+        <w:t>① Buscador: escribe un tema para encontrar contenido.</w:t>
+      </w:r>
+    </w:p>
+    <w:p>
+      <w:pPr>
+        <w:pStyle w:val="ListNumber"/>
+        <w:spacing w:after="120" w:line="312" w:lineRule="auto"/>
+      </w:pPr>
+      <w:r>
+        <w:t>② «Mis semanas»: abre la calculadora de semanas de embarazo.</w:t>
+      </w:r>
+    </w:p>
+    <w:p>
+      <w:pPr>
+        <w:pStyle w:val="ListNumber"/>
+        <w:spacing w:after="120" w:line="312" w:lineRule="auto"/>
+      </w:pPr>
+      <w:r>
+        <w:t>③ «Signos de alarma»: acceso directo para reportar síntomas.</w:t>
       </w:r>
     </w:p>
     <w:p>
@@ -2315,7 +2321,7 @@
               <a:graphicData uri="http://schemas.openxmlformats.org/drawingml/2006/picture">
                 <pic:pic>
                   <pic:nvPicPr>
-                    <pic:cNvPr id="0" name="A5b.png"/>
+                    <pic:cNvPr id="0" name="A5.png"/>
                     <pic:cNvPicPr/>
                   </pic:nvPicPr>
                   <pic:blipFill>
@@ -2349,23 +2355,15 @@
           <w:color w:val="566873"/>
           <w:sz w:val="18"/>
         </w:rPr>
-        <w:t>Figura A-10. Calculadora «¿En qué semana estoy?».</w:t>
+        <w:t>Figura A-10. Biblioteca de contenido educativo.</w:t>
       </w:r>
     </w:p>
     <w:p>
+      <w:pPr>
+        <w:pStyle w:val="Heading2"/>
+      </w:pPr>
       <w:r>
-        <w:br w:type="page"/>
-      </w:r>
-    </w:p>
-    <w:p>
-      <w:pPr>
-        <w:pStyle w:val="Heading1"/>
-        <w:pBdr>
-          <w:bottom w:val="single" w:sz="8" w:space="4" w:color="0C8174"/>
-        </w:pBdr>
-      </w:pPr>
-      <w:r>
-        <w:t>9. Signos de alarma y emergencia</w:t>
+        <w:t>8.1 Calcular mis semanas de embarazo</w:t>
       </w:r>
     </w:p>
     <w:p>
@@ -2376,34 +2374,7 @@
         <w:rPr>
           <w:sz w:val="22"/>
         </w:rPr>
-        <w:t>Si algo te preocupa, puedes reportar uno o varios síntomas a tu obstetra.</w:t>
-      </w:r>
-    </w:p>
-    <w:p>
-      <w:pPr>
-        <w:pStyle w:val="ListNumber"/>
-        <w:spacing w:after="120" w:line="312" w:lineRule="auto"/>
-      </w:pPr>
-      <w:r>
-        <w:t>Marca los síntomas que presentas (están agrupados en «Durante el Embarazo», «Durante el Parto» y «Después del Parto»).</w:t>
-      </w:r>
-    </w:p>
-    <w:p>
-      <w:pPr>
-        <w:pStyle w:val="ListNumber"/>
-        <w:spacing w:after="120" w:line="312" w:lineRule="auto"/>
-      </w:pPr>
-      <w:r>
-        <w:t>Si quieres, escribe más detalles en «Información adicional».</w:t>
-      </w:r>
-    </w:p>
-    <w:p>
-      <w:pPr>
-        <w:pStyle w:val="ListNumber"/>
-        <w:spacing w:after="120" w:line="312" w:lineRule="auto"/>
-      </w:pPr>
-      <w:r>
-        <w:t>① Toca «Enviar alerta a mi obstetra». Recibirás una confirmación y tu obstetra será notificada.</w:t>
+        <w:t>Al tocar «Mis semanas» se abre una calculadora. Elige la fecha de tu última regla (FUM) y toca «Ver mis semanas de embarazo»; verás tu semana actual, el trimestre y la fecha probable de parto.</w:t>
       </w:r>
     </w:p>
     <w:p>
@@ -2422,7 +2393,7 @@
               <a:graphicData uri="http://schemas.openxmlformats.org/drawingml/2006/picture">
                 <pic:pic>
                   <pic:nvPicPr>
-                    <pic:cNvPr id="0" name="A6.png"/>
+                    <pic:cNvPr id="0" name="A5b.png"/>
                     <pic:cNvPicPr/>
                   </pic:nvPicPr>
                   <pic:blipFill>
@@ -2456,7 +2427,114 @@
           <w:color w:val="566873"/>
           <w:sz w:val="18"/>
         </w:rPr>
-        <w:t>Figura A-11. Pantalla para reportar signos de alarma.</w:t>
+        <w:t>Figura A-11. Calculadora «¿En qué semana estoy?».</w:t>
+      </w:r>
+    </w:p>
+    <w:p>
+      <w:r>
+        <w:br w:type="page"/>
+      </w:r>
+    </w:p>
+    <w:p>
+      <w:pPr>
+        <w:pStyle w:val="Heading1"/>
+        <w:pBdr>
+          <w:bottom w:val="single" w:sz="8" w:space="4" w:color="0C8174"/>
+        </w:pBdr>
+      </w:pPr>
+      <w:r>
+        <w:t>9. Signos de alarma y emergencia</w:t>
+      </w:r>
+    </w:p>
+    <w:p>
+      <w:pPr>
+        <w:jc w:val="both"/>
+      </w:pPr>
+      <w:r>
+        <w:rPr>
+          <w:sz w:val="22"/>
+        </w:rPr>
+        <w:t>Si algo te preocupa, puedes reportar uno o varios síntomas a tu obstetra.</w:t>
+      </w:r>
+    </w:p>
+    <w:p>
+      <w:pPr>
+        <w:pStyle w:val="ListNumber"/>
+        <w:spacing w:after="120" w:line="312" w:lineRule="auto"/>
+      </w:pPr>
+      <w:r>
+        <w:t>Marca los síntomas que presentas (están agrupados en «Durante el Embarazo», «Durante el Parto» y «Después del Parto»).</w:t>
+      </w:r>
+    </w:p>
+    <w:p>
+      <w:pPr>
+        <w:pStyle w:val="ListNumber"/>
+        <w:spacing w:after="120" w:line="312" w:lineRule="auto"/>
+      </w:pPr>
+      <w:r>
+        <w:t>Si quieres, escribe más detalles en «Información adicional».</w:t>
+      </w:r>
+    </w:p>
+    <w:p>
+      <w:pPr>
+        <w:pStyle w:val="ListNumber"/>
+        <w:spacing w:after="120" w:line="312" w:lineRule="auto"/>
+      </w:pPr>
+      <w:r>
+        <w:t>① Toca «Enviar alerta a mi obstetra». Recibirás una confirmación y tu obstetra será notificada.</w:t>
+      </w:r>
+    </w:p>
+    <w:p>
+      <w:pPr>
+        <w:jc w:val="center"/>
+      </w:pPr>
+      <w:r>
+        <w:drawing>
+          <wp:inline xmlns:a="http://schemas.openxmlformats.org/drawingml/2006/main" xmlns:pic="http://schemas.openxmlformats.org/drawingml/2006/picture">
+            <wp:extent cx="1936058" cy="4068000"/>
+            <wp:docPr id="13" name="Picture 13"/>
+            <wp:cNvGraphicFramePr>
+              <a:graphicFrameLocks noChangeAspect="1"/>
+            </wp:cNvGraphicFramePr>
+            <a:graphic>
+              <a:graphicData uri="http://schemas.openxmlformats.org/drawingml/2006/picture">
+                <pic:pic>
+                  <pic:nvPicPr>
+                    <pic:cNvPr id="0" name="A6.png"/>
+                    <pic:cNvPicPr/>
+                  </pic:nvPicPr>
+                  <pic:blipFill>
+                    <a:blip r:embed="rId23"/>
+                    <a:stretch>
+                      <a:fillRect/>
+                    </a:stretch>
+                  </pic:blipFill>
+                  <pic:spPr>
+                    <a:xfrm>
+                      <a:off x="0" y="0"/>
+                      <a:ext cx="1936058" cy="4068000"/>
+                    </a:xfrm>
+                    <a:prstGeom prst="rect"/>
+                  </pic:spPr>
+                </pic:pic>
+              </a:graphicData>
+            </a:graphic>
+          </wp:inline>
+        </w:drawing>
+      </w:r>
+    </w:p>
+    <w:p>
+      <w:pPr>
+        <w:spacing w:before="40" w:after="240"/>
+        <w:jc w:val="center"/>
+      </w:pPr>
+      <w:r>
+        <w:rPr>
+          <w:i/>
+          <w:color w:val="566873"/>
+          <w:sz w:val="18"/>
+        </w:rPr>
+        <w:t>Figura A-12. Pantalla para reportar signos de alarma.</w:t>
       </w:r>
     </w:p>
     <w:tbl>
@@ -2571,7 +2649,7 @@
         <w:drawing>
           <wp:inline xmlns:a="http://schemas.openxmlformats.org/drawingml/2006/main" xmlns:pic="http://schemas.openxmlformats.org/drawingml/2006/picture">
             <wp:extent cx="1936058" cy="4068000"/>
-            <wp:docPr id="13" name="Picture 13"/>
+            <wp:docPr id="14" name="Picture 14"/>
             <wp:cNvGraphicFramePr>
               <a:graphicFrameLocks noChangeAspect="1"/>
             </wp:cNvGraphicFramePr>
@@ -2580,114 +2658,6 @@
                 <pic:pic>
                   <pic:nvPicPr>
                     <pic:cNvPr id="0" name="A7.png"/>
-                    <pic:cNvPicPr/>
-                  </pic:nvPicPr>
-                  <pic:blipFill>
-                    <a:blip r:embed="rId23"/>
-                    <a:stretch>
-                      <a:fillRect/>
-                    </a:stretch>
-                  </pic:blipFill>
-                  <pic:spPr>
-                    <a:xfrm>
-                      <a:off x="0" y="0"/>
-                      <a:ext cx="1936058" cy="4068000"/>
-                    </a:xfrm>
-                    <a:prstGeom prst="rect"/>
-                  </pic:spPr>
-                </pic:pic>
-              </a:graphicData>
-            </a:graphic>
-          </wp:inline>
-        </w:drawing>
-      </w:r>
-    </w:p>
-    <w:p>
-      <w:pPr>
-        <w:spacing w:before="40" w:after="240"/>
-        <w:jc w:val="center"/>
-      </w:pPr>
-      <w:r>
-        <w:rPr>
-          <w:i/>
-          <w:color w:val="566873"/>
-          <w:sz w:val="18"/>
-        </w:rPr>
-        <w:t>Figura A-12. Pantalla de perfil de la gestante.</w:t>
-      </w:r>
-    </w:p>
-    <w:p>
-      <w:pPr>
-        <w:pStyle w:val="Heading2"/>
-      </w:pPr>
-      <w:r>
-        <w:t>10.1 Editar mis datos y mi FUM</w:t>
-      </w:r>
-    </w:p>
-    <w:p>
-      <w:pPr>
-        <w:jc w:val="both"/>
-      </w:pPr>
-      <w:r>
-        <w:rPr>
-          <w:sz w:val="22"/>
-        </w:rPr>
-        <w:t>Al tocar «Mis datos y fecha de última regla» se abre un formulario con tus datos. Los campos con asterisco (*) son obligatorios:</w:t>
-      </w:r>
-    </w:p>
-    <w:p>
-      <w:pPr>
-        <w:pStyle w:val="ListNumber"/>
-        <w:spacing w:after="120" w:line="312" w:lineRule="auto"/>
-      </w:pPr>
-      <w:r>
-        <w:t>Completa «Nombres *», «Apellidos *», «Teléfono» y «Correo Electrónico».</w:t>
-      </w:r>
-    </w:p>
-    <w:p>
-      <w:pPr>
-        <w:pStyle w:val="ListNumber"/>
-        <w:spacing w:after="120" w:line="312" w:lineRule="auto"/>
-      </w:pPr>
-      <w:r>
-        <w:t>Elige tu «Fecha de Nacimiento *».</w:t>
-      </w:r>
-    </w:p>
-    <w:p>
-      <w:pPr>
-        <w:pStyle w:val="ListNumber"/>
-        <w:spacing w:after="120" w:line="312" w:lineRule="auto"/>
-      </w:pPr>
-      <w:r>
-        <w:t>Elige tu «Fecha de tu última regla (FUM) *»: es el primer día de tu última menstruación. Con ella se calculan tus semanas y tu cronograma de 8 controles.</w:t>
-      </w:r>
-    </w:p>
-    <w:p>
-      <w:pPr>
-        <w:pStyle w:val="ListNumber"/>
-        <w:spacing w:after="120" w:line="312" w:lineRule="auto"/>
-      </w:pPr>
-      <w:r>
-        <w:t>① Toca «Guardar Datos» para confirmar (o «Cancelar» para salir sin cambios).</w:t>
-      </w:r>
-    </w:p>
-    <w:p>
-      <w:pPr>
-        <w:jc w:val="center"/>
-      </w:pPr>
-      <w:r>
-        <w:drawing>
-          <wp:inline xmlns:a="http://schemas.openxmlformats.org/drawingml/2006/main" xmlns:pic="http://schemas.openxmlformats.org/drawingml/2006/picture">
-            <wp:extent cx="1936058" cy="4068000"/>
-            <wp:docPr id="14" name="Picture 14"/>
-            <wp:cNvGraphicFramePr>
-              <a:graphicFrameLocks noChangeAspect="1"/>
-            </wp:cNvGraphicFramePr>
-            <a:graphic>
-              <a:graphicData uri="http://schemas.openxmlformats.org/drawingml/2006/picture">
-                <pic:pic>
-                  <pic:nvPicPr>
-                    <pic:cNvPr id="0" name="A7b.png"/>
                     <pic:cNvPicPr/>
                   </pic:nvPicPr>
                   <pic:blipFill>
@@ -2721,7 +2691,7 @@
           <w:color w:val="566873"/>
           <w:sz w:val="18"/>
         </w:rPr>
-        <w:t>Figura A-13. Formulario «Modificar Perfil y FUM».</w:t>
+        <w:t>Figura A-13. Pantalla de perfil de la gestante.</w:t>
       </w:r>
     </w:p>
     <w:p>
@@ -2729,7 +2699,7 @@
         <w:pStyle w:val="Heading2"/>
       </w:pPr>
       <w:r>
-        <w:t>10.2 Preferencias de notificación</w:t>
+        <w:t>10.1 Editar mis datos y mi FUM</w:t>
       </w:r>
     </w:p>
     <w:p>
@@ -2740,7 +2710,7 @@
         <w:rPr>
           <w:sz w:val="22"/>
         </w:rPr>
-        <w:t>Al tocar «Notificaciones» eliges por qué canales quieres recibir recordatorios y alertas:</w:t>
+        <w:t>Al tocar «Mis datos y fecha de última regla» se abre un formulario con tus datos. Los campos con asterisco (*) son obligatorios:</w:t>
       </w:r>
     </w:p>
     <w:p>
@@ -2749,7 +2719,7 @@
         <w:spacing w:after="120" w:line="312" w:lineRule="auto"/>
       </w:pPr>
       <w:r>
-        <w:t>Activa o desactiva «Notificaciones en la app», «SMS» y «WhatsApp» según prefieras.</w:t>
+        <w:t>Completa «Nombres *», «Apellidos *», «Teléfono» y «Correo Electrónico».</w:t>
       </w:r>
     </w:p>
     <w:p>
@@ -2758,7 +2728,25 @@
         <w:spacing w:after="120" w:line="312" w:lineRule="auto"/>
       </w:pPr>
       <w:r>
-        <w:t>① Toca «Guardar» para confirmar tus preferencias.</w:t>
+        <w:t>Elige tu «Fecha de Nacimiento *».</w:t>
+      </w:r>
+    </w:p>
+    <w:p>
+      <w:pPr>
+        <w:pStyle w:val="ListNumber"/>
+        <w:spacing w:after="120" w:line="312" w:lineRule="auto"/>
+      </w:pPr>
+      <w:r>
+        <w:t>Elige tu «Fecha de tu última regla (FUM) *»: es el primer día de tu última menstruación. Con ella se calculan tus semanas y tu cronograma de 8 controles.</w:t>
+      </w:r>
+    </w:p>
+    <w:p>
+      <w:pPr>
+        <w:pStyle w:val="ListNumber"/>
+        <w:spacing w:after="120" w:line="312" w:lineRule="auto"/>
+      </w:pPr>
+      <w:r>
+        <w:t>① Toca «Guardar Datos» para confirmar (o «Cancelar» para salir sin cambios).</w:t>
       </w:r>
     </w:p>
     <w:p>
@@ -2777,7 +2765,7 @@
               <a:graphicData uri="http://schemas.openxmlformats.org/drawingml/2006/picture">
                 <pic:pic>
                   <pic:nvPicPr>
-                    <pic:cNvPr id="0" name="A7c.png"/>
+                    <pic:cNvPr id="0" name="A7b.png"/>
                     <pic:cNvPicPr/>
                   </pic:nvPicPr>
                   <pic:blipFill>
@@ -2811,7 +2799,97 @@
           <w:color w:val="566873"/>
           <w:sz w:val="18"/>
         </w:rPr>
-        <w:t>Figura A-14. Ventana «Preferencias de notificación».</w:t>
+        <w:t>Figura A-14. Formulario «Modificar Perfil y FUM».</w:t>
+      </w:r>
+    </w:p>
+    <w:p>
+      <w:pPr>
+        <w:pStyle w:val="Heading2"/>
+      </w:pPr>
+      <w:r>
+        <w:t>10.2 Preferencias de notificación</w:t>
+      </w:r>
+    </w:p>
+    <w:p>
+      <w:pPr>
+        <w:jc w:val="both"/>
+      </w:pPr>
+      <w:r>
+        <w:rPr>
+          <w:sz w:val="22"/>
+        </w:rPr>
+        <w:t>Al tocar «Notificaciones» eliges por qué canales quieres recibir recordatorios y alertas:</w:t>
+      </w:r>
+    </w:p>
+    <w:p>
+      <w:pPr>
+        <w:pStyle w:val="ListNumber"/>
+        <w:spacing w:after="120" w:line="312" w:lineRule="auto"/>
+      </w:pPr>
+      <w:r>
+        <w:t>Activa o desactiva «Notificaciones en la app», «SMS» y «WhatsApp» según prefieras.</w:t>
+      </w:r>
+    </w:p>
+    <w:p>
+      <w:pPr>
+        <w:pStyle w:val="ListNumber"/>
+        <w:spacing w:after="120" w:line="312" w:lineRule="auto"/>
+      </w:pPr>
+      <w:r>
+        <w:t>① Toca «Guardar» para confirmar tus preferencias.</w:t>
+      </w:r>
+    </w:p>
+    <w:p>
+      <w:pPr>
+        <w:jc w:val="center"/>
+      </w:pPr>
+      <w:r>
+        <w:drawing>
+          <wp:inline xmlns:a="http://schemas.openxmlformats.org/drawingml/2006/main" xmlns:pic="http://schemas.openxmlformats.org/drawingml/2006/picture">
+            <wp:extent cx="1936058" cy="4068000"/>
+            <wp:docPr id="16" name="Picture 16"/>
+            <wp:cNvGraphicFramePr>
+              <a:graphicFrameLocks noChangeAspect="1"/>
+            </wp:cNvGraphicFramePr>
+            <a:graphic>
+              <a:graphicData uri="http://schemas.openxmlformats.org/drawingml/2006/picture">
+                <pic:pic>
+                  <pic:nvPicPr>
+                    <pic:cNvPr id="0" name="A7c.png"/>
+                    <pic:cNvPicPr/>
+                  </pic:nvPicPr>
+                  <pic:blipFill>
+                    <a:blip r:embed="rId26"/>
+                    <a:stretch>
+                      <a:fillRect/>
+                    </a:stretch>
+                  </pic:blipFill>
+                  <pic:spPr>
+                    <a:xfrm>
+                      <a:off x="0" y="0"/>
+                      <a:ext cx="1936058" cy="4068000"/>
+                    </a:xfrm>
+                    <a:prstGeom prst="rect"/>
+                  </pic:spPr>
+                </pic:pic>
+              </a:graphicData>
+            </a:graphic>
+          </wp:inline>
+        </w:drawing>
+      </w:r>
+    </w:p>
+    <w:p>
+      <w:pPr>
+        <w:spacing w:before="40" w:after="240"/>
+        <w:jc w:val="center"/>
+      </w:pPr>
+      <w:r>
+        <w:rPr>
+          <w:i/>
+          <w:color w:val="566873"/>
+          <w:sz w:val="18"/>
+        </w:rPr>
+        <w:t>Figura A-15. Ventana «Preferencias de notificación».</w:t>
       </w:r>
     </w:p>
     <w:tbl>
@@ -3180,10 +3258,34 @@
         <w:color w:val="566873"/>
         <w:sz w:val="16"/>
       </w:rPr>
-      <w:t xml:space="preserve">VITMATERNA · Manual de Usuario (Gestante) · Página </w:t>
+      <w:t xml:space="preserve">VITMATERNA · Manual de Usuario (Gestante)     ·     Página </w:t>
     </w:r>
     <w:r>
-      <w:fldSimple w:instr="PAGE"/>
+      <w:rPr>
+        <w:color w:val="566873"/>
+        <w:sz w:val="16"/>
+      </w:rPr>
+      <w:fldChar w:fldCharType="begin"/>
+      <w:instrText xml:space="preserve">PAGE</w:instrText>
+      <w:fldChar w:fldCharType="separate"/>
+      <w:fldChar w:fldCharType="end"/>
+    </w:r>
+    <w:r>
+      <w:rPr>
+        <w:color w:val="566873"/>
+        <w:sz w:val="16"/>
+      </w:rPr>
+      <w:t xml:space="preserve"> de </w:t>
+    </w:r>
+    <w:r>
+      <w:rPr>
+        <w:color w:val="566873"/>
+        <w:sz w:val="16"/>
+      </w:rPr>
+      <w:fldChar w:fldCharType="begin"/>
+      <w:instrText xml:space="preserve">NUMPAGES</w:instrText>
+      <w:fldChar w:fldCharType="separate"/>
+      <w:fldChar w:fldCharType="end"/>
     </w:r>
   </w:p>
 </w:ftr>

--- a/docs/manual/build/manual_usuario_gestante_vitmaterna_movil.docx
+++ b/docs/manual/build/manual_usuario_gestante_vitmaterna_movil.docx
@@ -148,6 +148,7 @@
       </w:r>
     </w:p>
     <w:p>
+      <w:bookmarkStart w:id="1000" w:name="bm_Cr_ditos_y_confidencialidad"/>
       <w:pPr>
         <w:pStyle w:val="Heading1"/>
         <w:pBdr>
@@ -157,6 +158,7 @@
       <w:r>
         <w:t>Créditos y confidencialidad</w:t>
       </w:r>
+      <w:bookmarkEnd w:id="1000"/>
     </w:p>
     <w:p>
       <w:pPr>
@@ -233,7 +235,7 @@
                 <w:color w:val="16242B"/>
                 <w:sz w:val="20"/>
               </w:rPr>
-              <w:t>Este manual es una guía de consulta. Usa el índice para ir directo a la tarea que necesites.</w:t>
+              <w:t>Este documento está diseñado como guía de consulta; se recomienda utilizar el índice para acceder directamente a la sección deseada.</w:t>
             </w:r>
           </w:p>
         </w:tc>
@@ -250,6 +252,7 @@
       </w:r>
     </w:p>
     <w:p>
+      <w:bookmarkStart w:id="1001" w:name="bm__ndice_de_contenidos"/>
       <w:pPr>
         <w:pStyle w:val="Heading1"/>
         <w:pBdr>
@@ -259,6 +262,7 @@
       <w:r>
         <w:t>Índice de contenidos</w:t>
       </w:r>
+      <w:bookmarkEnd w:id="1001"/>
     </w:p>
     <w:p>
       <w:r/>
@@ -278,14 +282,20 @@
             <w:tcW w:type="dxa" w:w="4873"/>
           </w:tcPr>
           <w:p>
-            <w:r>
-              <w:rPr>
-                <w:b/>
-                <w:color w:val="0C8174"/>
-                <w:sz w:val="22"/>
-              </w:rPr>
-              <w:t>Créditos y confidencialidad</w:t>
-            </w:r>
+            <w:pPr>
+              <w:spacing w:after="60" w:line="288" w:lineRule="auto"/>
+            </w:pPr>
+            <w:hyperlink w:anchor="bm_Cr_ditos_y_confidencialidad">
+              <w:r>
+                <w:rPr>
+                  <w:rFonts w:ascii="Carlito" w:hAnsi="Carlito"/>
+                  <w:sz w:val="22"/>
+                  <w:b/>
+                  <w:color w:val="0C8174"/>
+                </w:rPr>
+                <w:t xml:space="preserve">Créditos y confidencialidad</w:t>
+              </w:r>
+            </w:hyperlink>
           </w:p>
         </w:tc>
         <w:tc>
@@ -296,13 +306,16 @@
             <w:pPr>
               <w:jc w:val="right"/>
             </w:pPr>
-            <w:r>
-              <w:rPr>
-                <w:color w:val="16242B"/>
-                <w:sz w:val="20"/>
-              </w:rPr>
-              <w:t>2</w:t>
-            </w:r>
+            <w:hyperlink w:anchor="bm_Cr_ditos_y_confidencialidad">
+              <w:r>
+                <w:rPr>
+                  <w:rFonts w:ascii="Carlito" w:hAnsi="Carlito"/>
+                  <w:sz w:val="20"/>
+                  <w:color w:val="16242B"/>
+                </w:rPr>
+                <w:t xml:space="preserve">2</w:t>
+              </w:r>
+            </w:hyperlink>
           </w:p>
         </w:tc>
       </w:tr>
@@ -312,14 +325,20 @@
             <w:tcW w:type="dxa" w:w="4873"/>
           </w:tcPr>
           <w:p>
-            <w:r>
-              <w:rPr>
-                <w:b/>
-                <w:color w:val="0C8174"/>
-                <w:sz w:val="22"/>
-              </w:rPr>
-              <w:t>Índice de contenidos</w:t>
-            </w:r>
+            <w:pPr>
+              <w:spacing w:after="60" w:line="288" w:lineRule="auto"/>
+            </w:pPr>
+            <w:hyperlink w:anchor="bm__ndice_de_contenidos">
+              <w:r>
+                <w:rPr>
+                  <w:rFonts w:ascii="Carlito" w:hAnsi="Carlito"/>
+                  <w:sz w:val="22"/>
+                  <w:b/>
+                  <w:color w:val="0C8174"/>
+                </w:rPr>
+                <w:t xml:space="preserve">Índice de contenidos</w:t>
+              </w:r>
+            </w:hyperlink>
           </w:p>
         </w:tc>
         <w:tc>
@@ -330,13 +349,16 @@
             <w:pPr>
               <w:jc w:val="right"/>
             </w:pPr>
-            <w:r>
-              <w:rPr>
-                <w:color w:val="16242B"/>
-                <w:sz w:val="20"/>
-              </w:rPr>
-              <w:t>3</w:t>
-            </w:r>
+            <w:hyperlink w:anchor="bm__ndice_de_contenidos">
+              <w:r>
+                <w:rPr>
+                  <w:rFonts w:ascii="Carlito" w:hAnsi="Carlito"/>
+                  <w:sz w:val="20"/>
+                  <w:color w:val="16242B"/>
+                </w:rPr>
+                <w:t xml:space="preserve">3</w:t>
+              </w:r>
+            </w:hyperlink>
           </w:p>
         </w:tc>
       </w:tr>
@@ -346,14 +368,20 @@
             <w:tcW w:type="dxa" w:w="4873"/>
           </w:tcPr>
           <w:p>
-            <w:r>
-              <w:rPr>
-                <w:b/>
-                <w:color w:val="0C8174"/>
-                <w:sz w:val="22"/>
-              </w:rPr>
-              <w:t>1. Introducción</w:t>
-            </w:r>
+            <w:pPr>
+              <w:spacing w:after="60" w:line="288" w:lineRule="auto"/>
+            </w:pPr>
+            <w:hyperlink w:anchor="bm_1__Introducci_n">
+              <w:r>
+                <w:rPr>
+                  <w:rFonts w:ascii="Carlito" w:hAnsi="Carlito"/>
+                  <w:sz w:val="22"/>
+                  <w:b/>
+                  <w:color w:val="0C8174"/>
+                </w:rPr>
+                <w:t xml:space="preserve">1. Introducción</w:t>
+              </w:r>
+            </w:hyperlink>
           </w:p>
         </w:tc>
         <w:tc>
@@ -364,13 +392,16 @@
             <w:pPr>
               <w:jc w:val="right"/>
             </w:pPr>
-            <w:r>
-              <w:rPr>
-                <w:color w:val="16242B"/>
-                <w:sz w:val="20"/>
-              </w:rPr>
-              <w:t>4</w:t>
-            </w:r>
+            <w:hyperlink w:anchor="bm_1__Introducci_n">
+              <w:r>
+                <w:rPr>
+                  <w:rFonts w:ascii="Carlito" w:hAnsi="Carlito"/>
+                  <w:sz w:val="20"/>
+                  <w:color w:val="16242B"/>
+                </w:rPr>
+                <w:t xml:space="preserve">4</w:t>
+              </w:r>
+            </w:hyperlink>
           </w:p>
         </w:tc>
       </w:tr>
@@ -380,14 +411,20 @@
             <w:tcW w:type="dxa" w:w="4873"/>
           </w:tcPr>
           <w:p>
-            <w:r>
-              <w:rPr>
-                <w:b/>
-                <w:color w:val="0C8174"/>
-                <w:sz w:val="22"/>
-              </w:rPr>
-              <w:t>2. Antes de empezar</w:t>
-            </w:r>
+            <w:pPr>
+              <w:spacing w:after="60" w:line="288" w:lineRule="auto"/>
+            </w:pPr>
+            <w:hyperlink w:anchor="bm_2__Antes_de_empezar">
+              <w:r>
+                <w:rPr>
+                  <w:rFonts w:ascii="Carlito" w:hAnsi="Carlito"/>
+                  <w:sz w:val="22"/>
+                  <w:b/>
+                  <w:color w:val="0C8174"/>
+                </w:rPr>
+                <w:t xml:space="preserve">2. Antes de empezar</w:t>
+              </w:r>
+            </w:hyperlink>
           </w:p>
         </w:tc>
         <w:tc>
@@ -398,13 +435,16 @@
             <w:pPr>
               <w:jc w:val="right"/>
             </w:pPr>
-            <w:r>
-              <w:rPr>
-                <w:color w:val="16242B"/>
-                <w:sz w:val="20"/>
-              </w:rPr>
-              <w:t>4</w:t>
-            </w:r>
+            <w:hyperlink w:anchor="bm_2__Antes_de_empezar">
+              <w:r>
+                <w:rPr>
+                  <w:rFonts w:ascii="Carlito" w:hAnsi="Carlito"/>
+                  <w:sz w:val="20"/>
+                  <w:color w:val="16242B"/>
+                </w:rPr>
+                <w:t xml:space="preserve">4</w:t>
+              </w:r>
+            </w:hyperlink>
           </w:p>
         </w:tc>
       </w:tr>
@@ -414,14 +454,20 @@
             <w:tcW w:type="dxa" w:w="4873"/>
           </w:tcPr>
           <w:p>
-            <w:r>
-              <w:rPr>
-                <w:b/>
-                <w:color w:val="0C8174"/>
-                <w:sz w:val="22"/>
-              </w:rPr>
-              <w:t>3. Acceso al sistema</w:t>
-            </w:r>
+            <w:pPr>
+              <w:spacing w:after="60" w:line="288" w:lineRule="auto"/>
+            </w:pPr>
+            <w:hyperlink w:anchor="bm_3__Acceso_al_sistema">
+              <w:r>
+                <w:rPr>
+                  <w:rFonts w:ascii="Carlito" w:hAnsi="Carlito"/>
+                  <w:sz w:val="22"/>
+                  <w:b/>
+                  <w:color w:val="0C8174"/>
+                </w:rPr>
+                <w:t xml:space="preserve">3. Acceso al sistema</w:t>
+              </w:r>
+            </w:hyperlink>
           </w:p>
         </w:tc>
         <w:tc>
@@ -432,13 +478,16 @@
             <w:pPr>
               <w:jc w:val="right"/>
             </w:pPr>
-            <w:r>
-              <w:rPr>
-                <w:color w:val="16242B"/>
-                <w:sz w:val="20"/>
-              </w:rPr>
-              <w:t>6</w:t>
-            </w:r>
+            <w:hyperlink w:anchor="bm_3__Acceso_al_sistema">
+              <w:r>
+                <w:rPr>
+                  <w:rFonts w:ascii="Carlito" w:hAnsi="Carlito"/>
+                  <w:sz w:val="20"/>
+                  <w:color w:val="16242B"/>
+                </w:rPr>
+                <w:t xml:space="preserve">5</w:t>
+              </w:r>
+            </w:hyperlink>
           </w:p>
         </w:tc>
       </w:tr>
@@ -448,14 +497,20 @@
             <w:tcW w:type="dxa" w:w="4873"/>
           </w:tcPr>
           <w:p>
-            <w:r>
-              <w:rPr>
-                <w:b/>
-                <w:color w:val="0C8174"/>
-                <w:sz w:val="22"/>
-              </w:rPr>
-              <w:t>4. Pantalla de inicio</w:t>
-            </w:r>
+            <w:pPr>
+              <w:spacing w:after="60" w:line="288" w:lineRule="auto"/>
+            </w:pPr>
+            <w:hyperlink w:anchor="bm_4__Pantalla_de_inicio">
+              <w:r>
+                <w:rPr>
+                  <w:rFonts w:ascii="Carlito" w:hAnsi="Carlito"/>
+                  <w:sz w:val="22"/>
+                  <w:b/>
+                  <w:color w:val="0C8174"/>
+                </w:rPr>
+                <w:t xml:space="preserve">4. Pantalla de inicio</w:t>
+              </w:r>
+            </w:hyperlink>
           </w:p>
         </w:tc>
         <w:tc>
@@ -466,13 +521,16 @@
             <w:pPr>
               <w:jc w:val="right"/>
             </w:pPr>
-            <w:r>
-              <w:rPr>
-                <w:color w:val="16242B"/>
-                <w:sz w:val="20"/>
-              </w:rPr>
-              <w:t>8</w:t>
-            </w:r>
+            <w:hyperlink w:anchor="bm_4__Pantalla_de_inicio">
+              <w:r>
+                <w:rPr>
+                  <w:rFonts w:ascii="Carlito" w:hAnsi="Carlito"/>
+                  <w:sz w:val="20"/>
+                  <w:color w:val="16242B"/>
+                </w:rPr>
+                <w:t xml:space="preserve">6</w:t>
+              </w:r>
+            </w:hyperlink>
           </w:p>
         </w:tc>
       </w:tr>
@@ -482,14 +540,20 @@
             <w:tcW w:type="dxa" w:w="4873"/>
           </w:tcPr>
           <w:p>
-            <w:r>
-              <w:rPr>
-                <w:b/>
-                <w:color w:val="0C8174"/>
-                <w:sz w:val="22"/>
-              </w:rPr>
-              <w:t>5. Mis citas</w:t>
-            </w:r>
+            <w:pPr>
+              <w:spacing w:after="60" w:line="288" w:lineRule="auto"/>
+            </w:pPr>
+            <w:hyperlink w:anchor="bm_5__Mis_citas">
+              <w:r>
+                <w:rPr>
+                  <w:rFonts w:ascii="Carlito" w:hAnsi="Carlito"/>
+                  <w:sz w:val="22"/>
+                  <w:b/>
+                  <w:color w:val="0C8174"/>
+                </w:rPr>
+                <w:t xml:space="preserve">5. Mis citas</w:t>
+              </w:r>
+            </w:hyperlink>
           </w:p>
         </w:tc>
         <w:tc>
@@ -500,13 +564,16 @@
             <w:pPr>
               <w:jc w:val="right"/>
             </w:pPr>
-            <w:r>
-              <w:rPr>
-                <w:color w:val="16242B"/>
-                <w:sz w:val="20"/>
-              </w:rPr>
-              <w:t>12</w:t>
-            </w:r>
+            <w:hyperlink w:anchor="bm_5__Mis_citas">
+              <w:r>
+                <w:rPr>
+                  <w:rFonts w:ascii="Carlito" w:hAnsi="Carlito"/>
+                  <w:sz w:val="20"/>
+                  <w:color w:val="16242B"/>
+                </w:rPr>
+                <w:t xml:space="preserve">9</w:t>
+              </w:r>
+            </w:hyperlink>
           </w:p>
         </w:tc>
       </w:tr>
@@ -516,14 +583,20 @@
             <w:tcW w:type="dxa" w:w="4873"/>
           </w:tcPr>
           <w:p>
-            <w:r>
-              <w:rPr>
-                <w:b/>
-                <w:color w:val="0C8174"/>
-                <w:sz w:val="22"/>
-              </w:rPr>
-              <w:t>6. Mi tratamiento</w:t>
-            </w:r>
+            <w:pPr>
+              <w:spacing w:after="60" w:line="288" w:lineRule="auto"/>
+            </w:pPr>
+            <w:hyperlink w:anchor="bm_6__Mi_tratamiento">
+              <w:r>
+                <w:rPr>
+                  <w:rFonts w:ascii="Carlito" w:hAnsi="Carlito"/>
+                  <w:sz w:val="22"/>
+                  <w:b/>
+                  <w:color w:val="0C8174"/>
+                </w:rPr>
+                <w:t xml:space="preserve">6. Mi tratamiento</w:t>
+              </w:r>
+            </w:hyperlink>
           </w:p>
         </w:tc>
         <w:tc>
@@ -534,13 +607,16 @@
             <w:pPr>
               <w:jc w:val="right"/>
             </w:pPr>
-            <w:r>
-              <w:rPr>
-                <w:color w:val="16242B"/>
-                <w:sz w:val="20"/>
-              </w:rPr>
-              <w:t>14</w:t>
-            </w:r>
+            <w:hyperlink w:anchor="bm_6__Mi_tratamiento">
+              <w:r>
+                <w:rPr>
+                  <w:rFonts w:ascii="Carlito" w:hAnsi="Carlito"/>
+                  <w:sz w:val="20"/>
+                  <w:color w:val="16242B"/>
+                </w:rPr>
+                <w:t xml:space="preserve">11</w:t>
+              </w:r>
+            </w:hyperlink>
           </w:p>
         </w:tc>
       </w:tr>
@@ -550,14 +626,20 @@
             <w:tcW w:type="dxa" w:w="4873"/>
           </w:tcPr>
           <w:p>
-            <w:r>
-              <w:rPr>
-                <w:b/>
-                <w:color w:val="0C8174"/>
-                <w:sz w:val="22"/>
-              </w:rPr>
-              <w:t>7. Chat con mi obstetra</w:t>
-            </w:r>
+            <w:pPr>
+              <w:spacing w:after="60" w:line="288" w:lineRule="auto"/>
+            </w:pPr>
+            <w:hyperlink w:anchor="bm_7__Chat_con_mi_obstetra">
+              <w:r>
+                <w:rPr>
+                  <w:rFonts w:ascii="Carlito" w:hAnsi="Carlito"/>
+                  <w:sz w:val="22"/>
+                  <w:b/>
+                  <w:color w:val="0C8174"/>
+                </w:rPr>
+                <w:t xml:space="preserve">7. Chat con mi obstetra</w:t>
+              </w:r>
+            </w:hyperlink>
           </w:p>
         </w:tc>
         <w:tc>
@@ -568,13 +650,16 @@
             <w:pPr>
               <w:jc w:val="right"/>
             </w:pPr>
-            <w:r>
-              <w:rPr>
-                <w:color w:val="16242B"/>
-                <w:sz w:val="20"/>
-              </w:rPr>
-              <w:t>16</w:t>
-            </w:r>
+            <w:hyperlink w:anchor="bm_7__Chat_con_mi_obstetra">
+              <w:r>
+                <w:rPr>
+                  <w:rFonts w:ascii="Carlito" w:hAnsi="Carlito"/>
+                  <w:sz w:val="20"/>
+                  <w:color w:val="16242B"/>
+                </w:rPr>
+                <w:t xml:space="preserve">12</w:t>
+              </w:r>
+            </w:hyperlink>
           </w:p>
         </w:tc>
       </w:tr>
@@ -584,14 +669,20 @@
             <w:tcW w:type="dxa" w:w="4873"/>
           </w:tcPr>
           <w:p>
-            <w:r>
-              <w:rPr>
-                <w:b/>
-                <w:color w:val="0C8174"/>
-                <w:sz w:val="22"/>
-              </w:rPr>
-              <w:t>8. Educación</w:t>
-            </w:r>
+            <w:pPr>
+              <w:spacing w:after="60" w:line="288" w:lineRule="auto"/>
+            </w:pPr>
+            <w:hyperlink w:anchor="bm_8__Educaci_n">
+              <w:r>
+                <w:rPr>
+                  <w:rFonts w:ascii="Carlito" w:hAnsi="Carlito"/>
+                  <w:sz w:val="22"/>
+                  <w:b/>
+                  <w:color w:val="0C8174"/>
+                </w:rPr>
+                <w:t xml:space="preserve">8. Educación</w:t>
+              </w:r>
+            </w:hyperlink>
           </w:p>
         </w:tc>
         <w:tc>
@@ -602,13 +693,16 @@
             <w:pPr>
               <w:jc w:val="right"/>
             </w:pPr>
-            <w:r>
-              <w:rPr>
-                <w:color w:val="16242B"/>
-                <w:sz w:val="20"/>
-              </w:rPr>
-              <w:t>17</w:t>
-            </w:r>
+            <w:hyperlink w:anchor="bm_8__Educaci_n">
+              <w:r>
+                <w:rPr>
+                  <w:rFonts w:ascii="Carlito" w:hAnsi="Carlito"/>
+                  <w:sz w:val="20"/>
+                  <w:color w:val="16242B"/>
+                </w:rPr>
+                <w:t xml:space="preserve">13</w:t>
+              </w:r>
+            </w:hyperlink>
           </w:p>
         </w:tc>
       </w:tr>
@@ -618,14 +712,20 @@
             <w:tcW w:type="dxa" w:w="4873"/>
           </w:tcPr>
           <w:p>
-            <w:r>
-              <w:rPr>
-                <w:b/>
-                <w:color w:val="0C8174"/>
-                <w:sz w:val="22"/>
-              </w:rPr>
-              <w:t>9. Signos de alarma y emergencia</w:t>
-            </w:r>
+            <w:pPr>
+              <w:spacing w:after="60" w:line="288" w:lineRule="auto"/>
+            </w:pPr>
+            <w:hyperlink w:anchor="bm_9__Signos_de_alarma_y_emergencia">
+              <w:r>
+                <w:rPr>
+                  <w:rFonts w:ascii="Carlito" w:hAnsi="Carlito"/>
+                  <w:sz w:val="22"/>
+                  <w:b/>
+                  <w:color w:val="0C8174"/>
+                </w:rPr>
+                <w:t xml:space="preserve">9. Signos de alarma y emergencia</w:t>
+              </w:r>
+            </w:hyperlink>
           </w:p>
         </w:tc>
         <w:tc>
@@ -636,13 +736,16 @@
             <w:pPr>
               <w:jc w:val="right"/>
             </w:pPr>
-            <w:r>
-              <w:rPr>
-                <w:color w:val="16242B"/>
-                <w:sz w:val="20"/>
-              </w:rPr>
-              <w:t>19</w:t>
-            </w:r>
+            <w:hyperlink w:anchor="bm_9__Signos_de_alarma_y_emergencia">
+              <w:r>
+                <w:rPr>
+                  <w:rFonts w:ascii="Carlito" w:hAnsi="Carlito"/>
+                  <w:sz w:val="20"/>
+                  <w:color w:val="16242B"/>
+                </w:rPr>
+                <w:t xml:space="preserve">15</w:t>
+              </w:r>
+            </w:hyperlink>
           </w:p>
         </w:tc>
       </w:tr>
@@ -652,14 +755,20 @@
             <w:tcW w:type="dxa" w:w="4873"/>
           </w:tcPr>
           <w:p>
-            <w:r>
-              <w:rPr>
-                <w:b/>
-                <w:color w:val="0C8174"/>
-                <w:sz w:val="22"/>
-              </w:rPr>
-              <w:t>10. Mi perfil</w:t>
-            </w:r>
+            <w:pPr>
+              <w:spacing w:after="60" w:line="288" w:lineRule="auto"/>
+            </w:pPr>
+            <w:hyperlink w:anchor="bm_10__Mi_perfil">
+              <w:r>
+                <w:rPr>
+                  <w:rFonts w:ascii="Carlito" w:hAnsi="Carlito"/>
+                  <w:sz w:val="22"/>
+                  <w:b/>
+                  <w:color w:val="0C8174"/>
+                </w:rPr>
+                <w:t xml:space="preserve">10. Mi perfil</w:t>
+              </w:r>
+            </w:hyperlink>
           </w:p>
         </w:tc>
         <w:tc>
@@ -670,13 +779,16 @@
             <w:pPr>
               <w:jc w:val="right"/>
             </w:pPr>
-            <w:r>
-              <w:rPr>
-                <w:color w:val="16242B"/>
-                <w:sz w:val="20"/>
-              </w:rPr>
-              <w:t>20</w:t>
-            </w:r>
+            <w:hyperlink w:anchor="bm_10__Mi_perfil">
+              <w:r>
+                <w:rPr>
+                  <w:rFonts w:ascii="Carlito" w:hAnsi="Carlito"/>
+                  <w:sz w:val="20"/>
+                  <w:color w:val="16242B"/>
+                </w:rPr>
+                <w:t xml:space="preserve">16</w:t>
+              </w:r>
+            </w:hyperlink>
           </w:p>
         </w:tc>
       </w:tr>
@@ -686,14 +798,20 @@
             <w:tcW w:type="dxa" w:w="4873"/>
           </w:tcPr>
           <w:p>
-            <w:r>
-              <w:rPr>
-                <w:b/>
-                <w:color w:val="0C8174"/>
-                <w:sz w:val="22"/>
-              </w:rPr>
-              <w:t>11. Solución de problemas</w:t>
-            </w:r>
+            <w:pPr>
+              <w:spacing w:after="60" w:line="288" w:lineRule="auto"/>
+            </w:pPr>
+            <w:hyperlink w:anchor="bm_11__Soluci_n_de_problemas">
+              <w:r>
+                <w:rPr>
+                  <w:rFonts w:ascii="Carlito" w:hAnsi="Carlito"/>
+                  <w:sz w:val="22"/>
+                  <w:b/>
+                  <w:color w:val="0C8174"/>
+                </w:rPr>
+                <w:t xml:space="preserve">11. Solución de problemas</w:t>
+              </w:r>
+            </w:hyperlink>
           </w:p>
         </w:tc>
         <w:tc>
@@ -704,13 +822,16 @@
             <w:pPr>
               <w:jc w:val="right"/>
             </w:pPr>
-            <w:r>
-              <w:rPr>
-                <w:color w:val="16242B"/>
-                <w:sz w:val="20"/>
-              </w:rPr>
-              <w:t>23</w:t>
-            </w:r>
+            <w:hyperlink w:anchor="bm_11__Soluci_n_de_problemas">
+              <w:r>
+                <w:rPr>
+                  <w:rFonts w:ascii="Carlito" w:hAnsi="Carlito"/>
+                  <w:sz w:val="20"/>
+                  <w:color w:val="16242B"/>
+                </w:rPr>
+                <w:t xml:space="preserve">19</w:t>
+              </w:r>
+            </w:hyperlink>
           </w:p>
         </w:tc>
       </w:tr>
@@ -720,14 +841,20 @@
             <w:tcW w:type="dxa" w:w="4873"/>
           </w:tcPr>
           <w:p>
-            <w:r>
-              <w:rPr>
-                <w:b/>
-                <w:color w:val="0C8174"/>
-                <w:sz w:val="22"/>
-              </w:rPr>
-              <w:t>12. Preguntas frecuentes</w:t>
-            </w:r>
+            <w:pPr>
+              <w:spacing w:after="60" w:line="288" w:lineRule="auto"/>
+            </w:pPr>
+            <w:hyperlink w:anchor="bm_12__Preguntas_frecuentes">
+              <w:r>
+                <w:rPr>
+                  <w:rFonts w:ascii="Carlito" w:hAnsi="Carlito"/>
+                  <w:sz w:val="22"/>
+                  <w:b/>
+                  <w:color w:val="0C8174"/>
+                </w:rPr>
+                <w:t xml:space="preserve">12. Preguntas frecuentes</w:t>
+              </w:r>
+            </w:hyperlink>
           </w:p>
         </w:tc>
         <w:tc>
@@ -738,13 +865,16 @@
             <w:pPr>
               <w:jc w:val="right"/>
             </w:pPr>
-            <w:r>
-              <w:rPr>
-                <w:color w:val="16242B"/>
-                <w:sz w:val="20"/>
-              </w:rPr>
-              <w:t>23</w:t>
-            </w:r>
+            <w:hyperlink w:anchor="bm_12__Preguntas_frecuentes">
+              <w:r>
+                <w:rPr>
+                  <w:rFonts w:ascii="Carlito" w:hAnsi="Carlito"/>
+                  <w:sz w:val="20"/>
+                  <w:color w:val="16242B"/>
+                </w:rPr>
+                <w:t xml:space="preserve">20</w:t>
+              </w:r>
+            </w:hyperlink>
           </w:p>
         </w:tc>
       </w:tr>
@@ -754,14 +884,20 @@
             <w:tcW w:type="dxa" w:w="4873"/>
           </w:tcPr>
           <w:p>
-            <w:r>
-              <w:rPr>
-                <w:b/>
-                <w:color w:val="0C8174"/>
-                <w:sz w:val="22"/>
-              </w:rPr>
-              <w:t>13. Glosario</w:t>
-            </w:r>
+            <w:pPr>
+              <w:spacing w:after="60" w:line="288" w:lineRule="auto"/>
+            </w:pPr>
+            <w:hyperlink w:anchor="bm_13__Glosario">
+              <w:r>
+                <w:rPr>
+                  <w:rFonts w:ascii="Carlito" w:hAnsi="Carlito"/>
+                  <w:sz w:val="22"/>
+                  <w:b/>
+                  <w:color w:val="0C8174"/>
+                </w:rPr>
+                <w:t xml:space="preserve">13. Glosario</w:t>
+              </w:r>
+            </w:hyperlink>
           </w:p>
         </w:tc>
         <w:tc>
@@ -772,13 +908,16 @@
             <w:pPr>
               <w:jc w:val="right"/>
             </w:pPr>
-            <w:r>
-              <w:rPr>
-                <w:color w:val="16242B"/>
-                <w:sz w:val="20"/>
-              </w:rPr>
-              <w:t>23</w:t>
-            </w:r>
+            <w:hyperlink w:anchor="bm_13__Glosario">
+              <w:r>
+                <w:rPr>
+                  <w:rFonts w:ascii="Carlito" w:hAnsi="Carlito"/>
+                  <w:sz w:val="20"/>
+                  <w:color w:val="16242B"/>
+                </w:rPr>
+                <w:t xml:space="preserve">20</w:t>
+              </w:r>
+            </w:hyperlink>
           </w:p>
         </w:tc>
       </w:tr>
@@ -788,14 +927,20 @@
             <w:tcW w:type="dxa" w:w="4873"/>
           </w:tcPr>
           <w:p>
-            <w:r>
-              <w:rPr>
-                <w:b/>
-                <w:color w:val="0C8174"/>
-                <w:sz w:val="22"/>
-              </w:rPr>
-              <w:t>14. Soporte y contacto</w:t>
-            </w:r>
+            <w:pPr>
+              <w:spacing w:after="60" w:line="288" w:lineRule="auto"/>
+            </w:pPr>
+            <w:hyperlink w:anchor="bm_14__Soporte_y_contacto">
+              <w:r>
+                <w:rPr>
+                  <w:rFonts w:ascii="Carlito" w:hAnsi="Carlito"/>
+                  <w:sz w:val="22"/>
+                  <w:b/>
+                  <w:color w:val="0C8174"/>
+                </w:rPr>
+                <w:t xml:space="preserve">14. Soporte y contacto</w:t>
+              </w:r>
+            </w:hyperlink>
           </w:p>
         </w:tc>
         <w:tc>
@@ -806,13 +951,16 @@
             <w:pPr>
               <w:jc w:val="right"/>
             </w:pPr>
-            <w:r>
-              <w:rPr>
-                <w:color w:val="16242B"/>
-                <w:sz w:val="20"/>
-              </w:rPr>
-              <w:t>24</w:t>
-            </w:r>
+            <w:hyperlink w:anchor="bm_14__Soporte_y_contacto">
+              <w:r>
+                <w:rPr>
+                  <w:rFonts w:ascii="Carlito" w:hAnsi="Carlito"/>
+                  <w:sz w:val="20"/>
+                  <w:color w:val="16242B"/>
+                </w:rPr>
+                <w:t xml:space="preserve">20</w:t>
+              </w:r>
+            </w:hyperlink>
           </w:p>
         </w:tc>
       </w:tr>
@@ -823,6 +971,7 @@
       </w:r>
     </w:p>
     <w:p>
+      <w:bookmarkStart w:id="1002" w:name="bm_1__Introducci_n"/>
       <w:pPr>
         <w:pStyle w:val="Heading1"/>
         <w:pBdr>
@@ -832,6 +981,7 @@
       <w:r>
         <w:t>1. Introducción</w:t>
       </w:r>
+      <w:bookmarkEnd w:id="1002"/>
     </w:p>
     <w:p>
       <w:pPr>
@@ -891,6 +1041,7 @@
       </w:r>
     </w:p>
     <w:p>
+      <w:bookmarkStart w:id="1003" w:name="bm_2__Antes_de_empezar"/>
       <w:pPr>
         <w:pStyle w:val="Heading1"/>
         <w:pBdr>
@@ -900,6 +1051,7 @@
       <w:r>
         <w:t>2. Antes de empezar</w:t>
       </w:r>
+      <w:bookmarkEnd w:id="1003"/>
     </w:p>
     <w:p>
       <w:pPr>
@@ -963,7 +1115,7 @@
         <w:rPr>
           <w:sz w:val="22"/>
         </w:rPr>
-        <w:t>Descarga la aplicación «VITMATERNA» desde la tienda de tu dispositivo (Play Store en Android o App Store en iPhone) e instálala. Una vez instalada, abre la aplicación tocando su ícono.</w:t>
+        <w:t>Descarga la aplicación “VITMATERNA” desde la tienda de tu dispositivo (Play Store en Android o App Store en iPhone) e instálala. Una vez instalada, abre la aplicación tocando su ícono.</w:t>
       </w:r>
     </w:p>
     <w:p>
@@ -1072,11 +1224,12 @@
       </w:tr>
     </w:tbl>
     <w:p>
-      <w:r>
-        <w:br w:type="page"/>
-      </w:r>
+      <w:pPr>
+        <w:spacing w:after="200"/>
+      </w:pPr>
     </w:p>
     <w:p>
+      <w:bookmarkStart w:id="1004" w:name="bm_3__Acceso_al_sistema"/>
       <w:pPr>
         <w:pStyle w:val="Heading1"/>
         <w:pBdr>
@@ -1086,6 +1239,7 @@
       <w:r>
         <w:t>3. Acceso al sistema</w:t>
       </w:r>
+      <w:bookmarkEnd w:id="1004"/>
     </w:p>
     <w:p>
       <w:pPr>
@@ -1112,7 +1266,7 @@
         <w:spacing w:after="120" w:line="312" w:lineRule="auto"/>
       </w:pPr>
       <w:r>
-        <w:t>En el campo «DNI», escribe tu número de documento.</w:t>
+        <w:t>En el campo “DNI”, escribe tu número de documento.</w:t>
       </w:r>
     </w:p>
     <w:p>
@@ -1121,7 +1275,7 @@
         <w:spacing w:after="120" w:line="312" w:lineRule="auto"/>
       </w:pPr>
       <w:r>
-        <w:t>En el campo «Contraseña», escribe tu contraseña.</w:t>
+        <w:t>En el campo “Contraseña”, escribe tu contraseña.</w:t>
       </w:r>
     </w:p>
     <w:p>
@@ -1130,11 +1284,14 @@
         <w:spacing w:after="120" w:line="312" w:lineRule="auto"/>
       </w:pPr>
       <w:r>
-        <w:t>Toca el botón «Iniciar Sesión» para ingresar.</w:t>
+        <w:t>Toca el botón “Iniciar Sesión” para ingresar.</w:t>
       </w:r>
     </w:p>
     <w:p>
       <w:pPr>
+        <w:keepNext/>
+        <w:keepLines/>
+        <w:spacing w:before="80"/>
         <w:jc w:val="center"/>
       </w:pPr>
       <w:r>
@@ -1225,7 +1382,7 @@
                 <w:color w:val="16242B"/>
                 <w:sz w:val="20"/>
               </w:rPr>
-              <w:t>Si olvidaste tu contraseña, toca «¿Olvidaste tu contraseña?» o solicita ayuda a tu obstetra.</w:t>
+              <w:t>Si olvidaste tu contraseña, toca “¿Olvidaste tu contraseña?” o solicita ayuda a tu obstetra.</w:t>
             </w:r>
           </w:p>
         </w:tc>
@@ -1241,7 +1398,7 @@
         <w:pStyle w:val="Heading2"/>
       </w:pPr>
       <w:r>
-        <w:t>3.2 Recorrido guiado «Conoce tu app»</w:t>
+        <w:t>3.2 Recorrido guiado “Conoce tu app”</w:t>
       </w:r>
     </w:p>
     <w:p>
@@ -1252,15 +1409,16 @@
         <w:rPr>
           <w:sz w:val="22"/>
         </w:rPr>
-        <w:t>Durante el primer ingreso, la aplicación ofrece un recorrido guiado que presenta sus principales funciones. Puede repetirse en cualquier momento desde «Mi perfil» → «Conoce tu app».</w:t>
+        <w:t>Durante el primer ingreso, la aplicación ofrece un recorrido guiado que presenta sus principales funciones. Puede repetirse en cualquier momento desde “Mi perfil” → “Conoce tu app”.</w:t>
       </w:r>
     </w:p>
     <w:p>
-      <w:r>
-        <w:br w:type="page"/>
-      </w:r>
+      <w:pPr>
+        <w:spacing w:after="200"/>
+      </w:pPr>
     </w:p>
     <w:p>
+      <w:bookmarkStart w:id="1005" w:name="bm_4__Pantalla_de_inicio"/>
       <w:pPr>
         <w:pStyle w:val="Heading1"/>
         <w:pBdr>
@@ -1270,6 +1428,7 @@
       <w:r>
         <w:t>4. Pantalla de inicio</w:t>
       </w:r>
+      <w:bookmarkEnd w:id="1005"/>
     </w:p>
     <w:p>
       <w:pPr>
@@ -1288,7 +1447,7 @@
         <w:spacing w:after="120" w:line="312" w:lineRule="auto"/>
       </w:pPr>
       <w:r>
-        <w:t>① «Tu embarazo»: la cinta muestra tu semana de gestación, el trimestre y tu nivel de riesgo.</w:t>
+        <w:t>① “Tu embarazo”: la cinta muestra tu semana de gestación, el trimestre y tu nivel de riesgo.</w:t>
       </w:r>
     </w:p>
     <w:p>
@@ -1297,7 +1456,7 @@
         <w:spacing w:after="120" w:line="312" w:lineRule="auto"/>
       </w:pPr>
       <w:r>
-        <w:t>② «Próxima Cita»: el día, la hora y el estado de tu siguiente control.</w:t>
+        <w:t>② “Próxima Cita”: el día, la hora y el estado de tu siguiente control.</w:t>
       </w:r>
     </w:p>
     <w:p>
@@ -1306,7 +1465,7 @@
         <w:spacing w:after="120" w:line="312" w:lineRule="auto"/>
       </w:pPr>
       <w:r>
-        <w:t>③ «Tratamiento del Día»: cuántas vitaminas o pastillas debes tomar hoy y tu avance.</w:t>
+        <w:t>③ “Tratamiento del Día”: cuántas vitaminas o pastillas debes tomar hoy y tu avance.</w:t>
       </w:r>
     </w:p>
     <w:p>
@@ -1320,6 +1479,9 @@
     </w:p>
     <w:p>
       <w:pPr>
+        <w:keepNext/>
+        <w:keepLines/>
+        <w:spacing w:before="80"/>
         <w:jc w:val="center"/>
       </w:pPr>
       <w:r>
@@ -1435,11 +1597,14 @@
         <w:spacing w:after="120" w:line="312" w:lineRule="auto"/>
       </w:pPr>
       <w:r>
-        <w:t>① En la tarjeta «Próxima Cita», toca «Confirmar asistencia» para avisar que asistirás. Tu obstetra recibirá la confirmación.</w:t>
+        <w:t>① En la tarjeta “Próxima Cita”, toca “Confirmar asistencia” para avisar que asistirás. Tu obstetra recibirá la confirmación.</w:t>
       </w:r>
     </w:p>
     <w:p>
       <w:pPr>
+        <w:keepNext/>
+        <w:keepLines/>
+        <w:spacing w:before="80"/>
         <w:jc w:val="center"/>
       </w:pPr>
       <w:r>
@@ -1516,7 +1681,7 @@
         <w:spacing w:after="120" w:line="312" w:lineRule="auto"/>
       </w:pPr>
       <w:r>
-        <w:t>① «Reportar»: informa un signo de alarma (síntoma) a tu obstetra.</w:t>
+        <w:t>① “Reportar”: informa un signo de alarma (síntoma) a tu obstetra.</w:t>
       </w:r>
     </w:p>
     <w:p>
@@ -1525,7 +1690,7 @@
         <w:spacing w:after="120" w:line="312" w:lineRule="auto"/>
       </w:pPr>
       <w:r>
-        <w:t>② «Emergencia»: envía una alerta de auxilio con tu ubicación.</w:t>
+        <w:t>② “Emergencia”: envía una alerta de auxilio con tu ubicación.</w:t>
       </w:r>
     </w:p>
     <w:p>
@@ -1534,11 +1699,14 @@
         <w:spacing w:after="120" w:line="312" w:lineRule="auto"/>
       </w:pPr>
       <w:r>
-        <w:t>③ «Educación»: abre la biblioteca de contenido para tu embarazo.</w:t>
+        <w:t>③ “Educación”: abre la biblioteca de contenido para tu embarazo.</w:t>
       </w:r>
     </w:p>
     <w:p>
       <w:pPr>
+        <w:keepNext/>
+        <w:keepLines/>
+        <w:spacing w:before="80"/>
         <w:jc w:val="center"/>
       </w:pPr>
       <w:r>
@@ -1629,7 +1797,7 @@
                 <w:color w:val="16242B"/>
                 <w:sz w:val="20"/>
               </w:rPr>
-              <w:t>Al tocar «Emergencia» se abre una ventana de confirmación con el botón «Enviar ahora». Solo se envía la alerta cuando lo confirmas; también puedes «Cancelar».</w:t>
+              <w:t>Al tocar “Emergencia” se abre una ventana de confirmación con el botón “Enviar ahora”. Solo se envía la alerta cuando lo confirmas; también puedes “Cancelar”.</w:t>
             </w:r>
           </w:p>
         </w:tc>
@@ -1665,7 +1833,7 @@
         <w:spacing w:after="120" w:line="312" w:lineRule="auto"/>
       </w:pPr>
       <w:r>
-        <w:t>① «Educación»: contenido para tu embarazo.</w:t>
+        <w:t>① “Educación”: contenido para tu embarazo.</w:t>
       </w:r>
     </w:p>
     <w:p>
@@ -1674,7 +1842,7 @@
         <w:spacing w:after="120" w:line="312" w:lineRule="auto"/>
       </w:pPr>
       <w:r>
-        <w:t>② «Signos de alarma»: reportar síntomas.</w:t>
+        <w:t>② “Signos de alarma”: reportar síntomas.</w:t>
       </w:r>
     </w:p>
     <w:p>
@@ -1683,7 +1851,7 @@
         <w:spacing w:after="120" w:line="312" w:lineRule="auto"/>
       </w:pPr>
       <w:r>
-        <w:t>③ «Visitas domiciliarias»: historial de visitas a tu domicilio.</w:t>
+        <w:t>③ “Visitas domiciliarias”: historial de visitas a tu domicilio.</w:t>
       </w:r>
     </w:p>
     <w:p>
@@ -1692,11 +1860,14 @@
         <w:spacing w:after="120" w:line="312" w:lineRule="auto"/>
       </w:pPr>
       <w:r>
-        <w:t>④ «Mi perfil»: tus datos, tu FUM y tus preferencias.</w:t>
+        <w:t>④ “Mi perfil”: tus datos, tu FUM y tus preferencias.</w:t>
       </w:r>
     </w:p>
     <w:p>
       <w:pPr>
+        <w:keepNext/>
+        <w:keepLines/>
+        <w:spacing w:before="80"/>
         <w:jc w:val="center"/>
       </w:pPr>
       <w:r>
@@ -1749,11 +1920,12 @@
       </w:r>
     </w:p>
     <w:p>
-      <w:r>
-        <w:br w:type="page"/>
-      </w:r>
+      <w:pPr>
+        <w:spacing w:after="200"/>
+      </w:pPr>
     </w:p>
     <w:p>
+      <w:bookmarkStart w:id="1006" w:name="bm_5__Mis_citas"/>
       <w:pPr>
         <w:pStyle w:val="Heading1"/>
         <w:pBdr>
@@ -1763,6 +1935,7 @@
       <w:r>
         <w:t>5. Mis citas</w:t>
       </w:r>
+      <w:bookmarkEnd w:id="1006"/>
     </w:p>
     <w:p>
       <w:pPr>
@@ -1781,7 +1954,7 @@
         <w:spacing w:after="120" w:line="312" w:lineRule="auto"/>
       </w:pPr>
       <w:r>
-        <w:t>① Pestañas «Próximas» e «Historial» para alternar entre tus citas futuras y las ya realizadas.</w:t>
+        <w:t>① Pestañas “Próximas” e “Historial” para alternar entre tus citas futuras y las ya realizadas.</w:t>
       </w:r>
     </w:p>
     <w:p>
@@ -1790,11 +1963,14 @@
         <w:spacing w:after="120" w:line="312" w:lineRule="auto"/>
       </w:pPr>
       <w:r>
-        <w:t>② «Controles prenatales»: muestra cuántos controles llevas de la meta de 8.</w:t>
+        <w:t>② “Controles prenatales”: muestra cuántos controles llevas de la meta de 8.</w:t>
       </w:r>
     </w:p>
     <w:p>
       <w:pPr>
+        <w:keepNext/>
+        <w:keepLines/>
+        <w:spacing w:before="80"/>
         <w:jc w:val="center"/>
       </w:pPr>
       <w:r>
@@ -1882,7 +2058,7 @@
         <w:spacing w:after="120" w:line="312" w:lineRule="auto"/>
       </w:pPr>
       <w:r>
-        <w:t>Tocar «Confirmar» para confirmar tu asistencia.</w:t>
+        <w:t>Tocar “Confirmar” para confirmar tu asistencia.</w:t>
       </w:r>
     </w:p>
     <w:p>
@@ -1891,7 +2067,7 @@
         <w:spacing w:after="120" w:line="312" w:lineRule="auto"/>
       </w:pPr>
       <w:r>
-        <w:t>Tocar «Reprogramar» o «Solicitar reprogramación» para pedir un cambio de día. Se abrirá una ventana donde eliges la nueva fecha, un horario disponible y escribes el motivo (mínimo 5 caracteres). Tu obstetra debe aprobar la solicitud; te avisaremos cuando lo haga.</w:t>
+        <w:t>Tocar “Reprogramar” o “Solicitar reprogramación” para pedir un cambio de día. Se abrirá una ventana donde eliges la nueva fecha, un horario disponible y escribes el motivo (mínimo 5 caracteres). Tu obstetra debe aprobar la solicitud; te avisaremos cuando lo haga.</w:t>
       </w:r>
     </w:p>
     <w:tbl>
@@ -1945,11 +2121,12 @@
       </w:pPr>
     </w:p>
     <w:p>
-      <w:r>
-        <w:br w:type="page"/>
-      </w:r>
+      <w:pPr>
+        <w:spacing w:after="200"/>
+      </w:pPr>
     </w:p>
     <w:p>
+      <w:bookmarkStart w:id="1007" w:name="bm_6__Mi_tratamiento"/>
       <w:pPr>
         <w:pStyle w:val="Heading1"/>
         <w:pBdr>
@@ -1959,6 +2136,7 @@
       <w:r>
         <w:t>6. Mi tratamiento</w:t>
       </w:r>
+      <w:bookmarkEnd w:id="1007"/>
     </w:p>
     <w:p>
       <w:pPr>
@@ -1977,11 +2155,14 @@
         <w:spacing w:after="120" w:line="312" w:lineRule="auto"/>
       </w:pPr>
       <w:r>
-        <w:t>① «Mi adherencia»: muestra tu porcentaje de cumplimiento y las dosis tomadas de los últimos días.</w:t>
+        <w:t>① “Mi adherencia”: muestra tu porcentaje de cumplimiento y las dosis tomadas de los últimos días.</w:t>
       </w:r>
     </w:p>
     <w:p>
       <w:pPr>
+        <w:keepNext/>
+        <w:keepLines/>
+        <w:spacing w:before="80"/>
         <w:jc w:val="center"/>
       </w:pPr>
       <w:r>
@@ -2047,11 +2228,14 @@
         <w:spacing w:after="120" w:line="312" w:lineRule="auto"/>
       </w:pPr>
       <w:r>
-        <w:t>① Cuando tomes una vitamina o pastilla, toca «Marcar como tomado». El botón cambiará a «Tomado hoy» y tu porcentaje de cumplimiento se actualizará.</w:t>
+        <w:t>① Cuando tomes una vitamina o pastilla, toca “Marcar como tomado”. El botón cambiará a “Tomado hoy” y tu porcentaje de cumplimiento se actualizará.</w:t>
       </w:r>
     </w:p>
     <w:p>
       <w:pPr>
+        <w:keepNext/>
+        <w:keepLines/>
+        <w:spacing w:before="80"/>
         <w:jc w:val="center"/>
       </w:pPr>
       <w:r>
@@ -2100,7 +2284,7 @@
           <w:color w:val="566873"/>
           <w:sz w:val="18"/>
         </w:rPr>
-        <w:t>Figura A-8. Botón «Marcar como tomado» en cada medicamento.</w:t>
+        <w:t>Figura A-8. Botón “Marcar como tomado” en cada medicamento.</w:t>
       </w:r>
     </w:p>
     <w:tbl>
@@ -2154,11 +2338,12 @@
       </w:pPr>
     </w:p>
     <w:p>
-      <w:r>
-        <w:br w:type="page"/>
-      </w:r>
+      <w:pPr>
+        <w:spacing w:after="200"/>
+      </w:pPr>
     </w:p>
     <w:p>
+      <w:bookmarkStart w:id="1008" w:name="bm_7__Chat_con_mi_obstetra"/>
       <w:pPr>
         <w:pStyle w:val="Heading1"/>
         <w:pBdr>
@@ -2168,6 +2353,7 @@
       <w:r>
         <w:t>7. Chat con mi obstetra</w:t>
       </w:r>
+      <w:bookmarkEnd w:id="1008"/>
     </w:p>
     <w:p>
       <w:pPr>
@@ -2186,7 +2372,7 @@
         <w:spacing w:after="120" w:line="312" w:lineRule="auto"/>
       </w:pPr>
       <w:r>
-        <w:t>① Toca «Chat» en la barra inferior para abrir la conversación con tu obstetra.</w:t>
+        <w:t>① Toca “Chat” en la barra inferior para abrir la conversación con tu obstetra.</w:t>
       </w:r>
     </w:p>
     <w:p>
@@ -2200,6 +2386,9 @@
     </w:p>
     <w:p>
       <w:pPr>
+        <w:keepNext/>
+        <w:keepLines/>
+        <w:spacing w:before="80"/>
         <w:jc w:val="center"/>
       </w:pPr>
       <w:r>
@@ -2252,11 +2441,12 @@
       </w:r>
     </w:p>
     <w:p>
-      <w:r>
-        <w:br w:type="page"/>
-      </w:r>
+      <w:pPr>
+        <w:spacing w:after="200"/>
+      </w:pPr>
     </w:p>
     <w:p>
+      <w:bookmarkStart w:id="1009" w:name="bm_8__Educaci_n"/>
       <w:pPr>
         <w:pStyle w:val="Heading1"/>
         <w:pBdr>
@@ -2266,6 +2456,7 @@
       <w:r>
         <w:t>8. Educación</w:t>
       </w:r>
+      <w:bookmarkEnd w:id="1009"/>
     </w:p>
     <w:p>
       <w:pPr>
@@ -2293,7 +2484,7 @@
         <w:spacing w:after="120" w:line="312" w:lineRule="auto"/>
       </w:pPr>
       <w:r>
-        <w:t>② «Mis semanas»: abre la calculadora de semanas de embarazo.</w:t>
+        <w:t>② “Mis semanas”: abre la calculadora de semanas de embarazo.</w:t>
       </w:r>
     </w:p>
     <w:p>
@@ -2302,11 +2493,14 @@
         <w:spacing w:after="120" w:line="312" w:lineRule="auto"/>
       </w:pPr>
       <w:r>
-        <w:t>③ «Signos de alarma»: acceso directo para reportar síntomas.</w:t>
+        <w:t>③ “Signos de alarma”: acceso directo para reportar síntomas.</w:t>
       </w:r>
     </w:p>
     <w:p>
       <w:pPr>
+        <w:keepNext/>
+        <w:keepLines/>
+        <w:spacing w:before="80"/>
         <w:jc w:val="center"/>
       </w:pPr>
       <w:r>
@@ -2374,11 +2568,14 @@
         <w:rPr>
           <w:sz w:val="22"/>
         </w:rPr>
-        <w:t>Al tocar «Mis semanas» se abre una calculadora. Elige la fecha de tu última regla (FUM) y toca «Ver mis semanas de embarazo»; verás tu semana actual, el trimestre y la fecha probable de parto.</w:t>
+        <w:t>Al tocar “Mis semanas” se abre una calculadora. Elige la fecha de tu última regla (FUM) y toca “Ver mis semanas de embarazo”; verás tu semana actual, el trimestre y la fecha probable de parto.</w:t>
       </w:r>
     </w:p>
     <w:p>
       <w:pPr>
+        <w:keepNext/>
+        <w:keepLines/>
+        <w:spacing w:before="80"/>
         <w:jc w:val="center"/>
       </w:pPr>
       <w:r>
@@ -2427,15 +2624,16 @@
           <w:color w:val="566873"/>
           <w:sz w:val="18"/>
         </w:rPr>
-        <w:t>Figura A-11. Calculadora «¿En qué semana estoy?».</w:t>
+        <w:t>Figura A-11. Calculadora “¿En qué semana estoy?”.</w:t>
       </w:r>
     </w:p>
     <w:p>
-      <w:r>
-        <w:br w:type="page"/>
-      </w:r>
+      <w:pPr>
+        <w:spacing w:after="200"/>
+      </w:pPr>
     </w:p>
     <w:p>
+      <w:bookmarkStart w:id="1010" w:name="bm_9__Signos_de_alarma_y_emergencia"/>
       <w:pPr>
         <w:pStyle w:val="Heading1"/>
         <w:pBdr>
@@ -2445,6 +2643,7 @@
       <w:r>
         <w:t>9. Signos de alarma y emergencia</w:t>
       </w:r>
+      <w:bookmarkEnd w:id="1010"/>
     </w:p>
     <w:p>
       <w:pPr>
@@ -2463,7 +2662,7 @@
         <w:spacing w:after="120" w:line="312" w:lineRule="auto"/>
       </w:pPr>
       <w:r>
-        <w:t>Marca los síntomas que presentas (están agrupados en «Durante el Embarazo», «Durante el Parto» y «Después del Parto»).</w:t>
+        <w:t>Marca los síntomas que presentas (están agrupados en “Durante el Embarazo”, “Durante el Parto” y “Después del Parto”).</w:t>
       </w:r>
     </w:p>
     <w:p>
@@ -2472,7 +2671,7 @@
         <w:spacing w:after="120" w:line="312" w:lineRule="auto"/>
       </w:pPr>
       <w:r>
-        <w:t>Si quieres, escribe más detalles en «Información adicional».</w:t>
+        <w:t>Si quieres, escribe más detalles en “Información adicional”.</w:t>
       </w:r>
     </w:p>
     <w:p>
@@ -2481,11 +2680,14 @@
         <w:spacing w:after="120" w:line="312" w:lineRule="auto"/>
       </w:pPr>
       <w:r>
-        <w:t>① Toca «Enviar alerta a mi obstetra». Recibirás una confirmación y tu obstetra será notificada.</w:t>
+        <w:t>① Toca “Enviar alerta a mi obstetra”. Recibirás una confirmación y tu obstetra será notificada.</w:t>
       </w:r>
     </w:p>
     <w:p>
       <w:pPr>
+        <w:keepNext/>
+        <w:keepLines/>
+        <w:spacing w:before="80"/>
         <w:jc w:val="center"/>
       </w:pPr>
       <w:r>
@@ -2588,11 +2790,12 @@
       </w:pPr>
     </w:p>
     <w:p>
-      <w:r>
-        <w:br w:type="page"/>
-      </w:r>
+      <w:pPr>
+        <w:spacing w:after="200"/>
+      </w:pPr>
     </w:p>
     <w:p>
+      <w:bookmarkStart w:id="1011" w:name="bm_10__Mi_perfil"/>
       <w:pPr>
         <w:pStyle w:val="Heading1"/>
         <w:pBdr>
@@ -2602,6 +2805,7 @@
       <w:r>
         <w:t>10. Mi perfil</w:t>
       </w:r>
+      <w:bookmarkEnd w:id="1011"/>
     </w:p>
     <w:p>
       <w:pPr>
@@ -2620,7 +2824,7 @@
         <w:spacing w:after="120" w:line="312" w:lineRule="auto"/>
       </w:pPr>
       <w:r>
-        <w:t>① «Mis datos y fecha de última regla»: edita tu información y registra tu FUM.</w:t>
+        <w:t>① “Mis datos y fecha de última regla”: edita tu información y registra tu FUM.</w:t>
       </w:r>
     </w:p>
     <w:p>
@@ -2629,7 +2833,7 @@
         <w:spacing w:after="120" w:line="312" w:lineRule="auto"/>
       </w:pPr>
       <w:r>
-        <w:t>② «Notificaciones»: elige por qué canales recibir avisos.</w:t>
+        <w:t>② “Notificaciones”: elige por qué canales recibir avisos.</w:t>
       </w:r>
     </w:p>
     <w:p>
@@ -2638,11 +2842,14 @@
         <w:spacing w:after="120" w:line="312" w:lineRule="auto"/>
       </w:pPr>
       <w:r>
-        <w:t>③ «Conoce tu app»: repite el recorrido guiado cuando quieras.</w:t>
+        <w:t>③ “Conoce tu app”: repite el recorrido guiado cuando quieras.</w:t>
       </w:r>
     </w:p>
     <w:p>
       <w:pPr>
+        <w:keepNext/>
+        <w:keepLines/>
+        <w:spacing w:before="80"/>
         <w:jc w:val="center"/>
       </w:pPr>
       <w:r>
@@ -2710,7 +2917,7 @@
         <w:rPr>
           <w:sz w:val="22"/>
         </w:rPr>
-        <w:t>Al tocar «Mis datos y fecha de última regla» se abre un formulario con tus datos. Los campos con asterisco (*) son obligatorios:</w:t>
+        <w:t>Al tocar “Mis datos y fecha de última regla” se abre un formulario con tus datos. Los campos con asterisco (*) son obligatorios:</w:t>
       </w:r>
     </w:p>
     <w:p>
@@ -2719,7 +2926,7 @@
         <w:spacing w:after="120" w:line="312" w:lineRule="auto"/>
       </w:pPr>
       <w:r>
-        <w:t>Completa «Nombres *», «Apellidos *», «Teléfono» y «Correo Electrónico».</w:t>
+        <w:t>Completa “Nombres *”, “Apellidos *”, “Teléfono” y “Correo Electrónico”.</w:t>
       </w:r>
     </w:p>
     <w:p>
@@ -2728,7 +2935,7 @@
         <w:spacing w:after="120" w:line="312" w:lineRule="auto"/>
       </w:pPr>
       <w:r>
-        <w:t>Elige tu «Fecha de Nacimiento *».</w:t>
+        <w:t>Elige tu “Fecha de Nacimiento *”.</w:t>
       </w:r>
     </w:p>
     <w:p>
@@ -2737,7 +2944,7 @@
         <w:spacing w:after="120" w:line="312" w:lineRule="auto"/>
       </w:pPr>
       <w:r>
-        <w:t>Elige tu «Fecha de tu última regla (FUM) *»: es el primer día de tu última menstruación. Con ella se calculan tus semanas y tu cronograma de 8 controles.</w:t>
+        <w:t>Elige tu “Fecha de tu última regla (FUM) *”: es el primer día de tu última menstruación. Con ella se calculan tus semanas y tu cronograma de 8 controles.</w:t>
       </w:r>
     </w:p>
     <w:p>
@@ -2746,11 +2953,14 @@
         <w:spacing w:after="120" w:line="312" w:lineRule="auto"/>
       </w:pPr>
       <w:r>
-        <w:t>① Toca «Guardar Datos» para confirmar (o «Cancelar» para salir sin cambios).</w:t>
+        <w:t>① Toca “Guardar Datos” para confirmar (o “Cancelar” para salir sin cambios).</w:t>
       </w:r>
     </w:p>
     <w:p>
       <w:pPr>
+        <w:keepNext/>
+        <w:keepLines/>
+        <w:spacing w:before="80"/>
         <w:jc w:val="center"/>
       </w:pPr>
       <w:r>
@@ -2799,7 +3009,7 @@
           <w:color w:val="566873"/>
           <w:sz w:val="18"/>
         </w:rPr>
-        <w:t>Figura A-14. Formulario «Modificar Perfil y FUM».</w:t>
+        <w:t>Figura A-14. Formulario “Modificar Perfil y FUM”.</w:t>
       </w:r>
     </w:p>
     <w:p>
@@ -2818,7 +3028,7 @@
         <w:rPr>
           <w:sz w:val="22"/>
         </w:rPr>
-        <w:t>Al tocar «Notificaciones» eliges por qué canales quieres recibir recordatorios y alertas:</w:t>
+        <w:t>Al tocar “Notificaciones” eliges por qué canales quieres recibir recordatorios y alertas:</w:t>
       </w:r>
     </w:p>
     <w:p>
@@ -2827,7 +3037,7 @@
         <w:spacing w:after="120" w:line="312" w:lineRule="auto"/>
       </w:pPr>
       <w:r>
-        <w:t>Activa o desactiva «Notificaciones en la app», «SMS» y «WhatsApp» según prefieras.</w:t>
+        <w:t>Activa o desactiva “Notificaciones en la app”, “SMS” y “WhatsApp” según prefieras.</w:t>
       </w:r>
     </w:p>
     <w:p>
@@ -2836,11 +3046,14 @@
         <w:spacing w:after="120" w:line="312" w:lineRule="auto"/>
       </w:pPr>
       <w:r>
-        <w:t>① Toca «Guardar» para confirmar tus preferencias.</w:t>
+        <w:t>① Toca “Guardar” para confirmar tus preferencias.</w:t>
       </w:r>
     </w:p>
     <w:p>
       <w:pPr>
+        <w:keepNext/>
+        <w:keepLines/>
+        <w:spacing w:before="80"/>
         <w:jc w:val="center"/>
       </w:pPr>
       <w:r>
@@ -2889,7 +3102,7 @@
           <w:color w:val="566873"/>
           <w:sz w:val="18"/>
         </w:rPr>
-        <w:t>Figura A-15. Ventana «Preferencias de notificación».</w:t>
+        <w:t>Figura A-15. Ventana “Preferencias de notificación”.</w:t>
       </w:r>
     </w:p>
     <w:tbl>
@@ -2943,11 +3156,12 @@
       </w:pPr>
     </w:p>
     <w:p>
-      <w:r>
-        <w:br w:type="page"/>
-      </w:r>
+      <w:pPr>
+        <w:spacing w:after="200"/>
+      </w:pPr>
     </w:p>
     <w:p>
+      <w:bookmarkStart w:id="1012" w:name="bm_11__Soluci_n_de_problemas"/>
       <w:pPr>
         <w:pStyle w:val="Heading1"/>
         <w:pBdr>
@@ -2957,6 +3171,7 @@
       <w:r>
         <w:t>11. Solución de problemas</w:t>
       </w:r>
+      <w:bookmarkEnd w:id="1012"/>
     </w:p>
     <w:p>
       <w:pPr>
@@ -2974,7 +3189,7 @@
         <w:rPr>
           <w:sz w:val="22"/>
         </w:rPr>
-        <w:t>Verifica que tu DNI y contraseña sean correctos. Si los olvidaste, usa «¿Olvidaste tu contraseña?» o pide ayuda a tu obstetra.</w:t>
+        <w:t>Verifica que tu DNI y contraseña sean correctos. Si los olvidaste, usa “¿Olvidaste tu contraseña?” o pide ayuda a tu obstetra.</w:t>
       </w:r>
     </w:p>
     <w:p>
@@ -2993,7 +3208,7 @@
         <w:rPr>
           <w:sz w:val="22"/>
         </w:rPr>
-        <w:t>Asegúrate de haber registrado tu fecha de última regla (FUM) en «Mi perfil» → «Mis datos y fecha de última regla».</w:t>
+        <w:t>Asegúrate de haber registrado tu fecha de última regla (FUM) en “Mi perfil” → “Mis datos y fecha de última regla”.</w:t>
       </w:r>
     </w:p>
     <w:p>
@@ -3031,10 +3246,11 @@
         <w:rPr>
           <w:sz w:val="22"/>
         </w:rPr>
-        <w:t>Entra a «Mi perfil» → «Notificaciones» y activa los canales que prefieras.</w:t>
+        <w:t>Entra a “Mi perfil” → “Notificaciones” y activa los canales que prefieras.</w:t>
       </w:r>
     </w:p>
     <w:p>
+      <w:bookmarkStart w:id="1013" w:name="bm_12__Preguntas_frecuentes"/>
       <w:pPr>
         <w:pStyle w:val="Heading1"/>
         <w:pBdr>
@@ -3044,6 +3260,7 @@
       <w:r>
         <w:t>12. Preguntas frecuentes</w:t>
       </w:r>
+      <w:bookmarkEnd w:id="1013"/>
     </w:p>
     <w:p>
       <w:pPr>
@@ -3122,6 +3339,7 @@
       </w:r>
     </w:p>
     <w:p>
+      <w:bookmarkStart w:id="1014" w:name="bm_13__Glosario"/>
       <w:pPr>
         <w:pStyle w:val="Heading1"/>
         <w:pBdr>
@@ -3131,6 +3349,7 @@
       <w:r>
         <w:t>13. Glosario</w:t>
       </w:r>
+      <w:bookmarkEnd w:id="1014"/>
     </w:p>
     <w:p>
       <w:r>
@@ -3199,6 +3418,7 @@
       </w:r>
     </w:p>
     <w:p>
+      <w:bookmarkStart w:id="1015" w:name="bm_14__Soporte_y_contacto"/>
       <w:pPr>
         <w:pStyle w:val="Heading1"/>
         <w:pBdr>
@@ -3208,6 +3428,7 @@
       <w:r>
         <w:t>14. Soporte y contacto</w:t>
       </w:r>
+      <w:bookmarkEnd w:id="1015"/>
     </w:p>
     <w:p>
       <w:pPr>
@@ -3684,7 +3905,7 @@
       <w:spacing w:line="336" w:lineRule="auto" w:after="160" w:before="0"/>
     </w:pPr>
     <w:rPr>
-      <w:rFonts w:ascii="Calibri" w:hAnsi="Calibri"/>
+      <w:rFonts w:ascii="Carlito" w:hAnsi="Carlito"/>
       <w:color w:val="16242B"/>
       <w:sz w:val="22"/>
     </w:rPr>
@@ -3748,7 +3969,7 @@
       <w:outlineLvl w:val="0"/>
     </w:pPr>
     <w:rPr>
-      <w:rFonts w:asciiTheme="majorHAnsi" w:eastAsiaTheme="majorEastAsia" w:hAnsiTheme="majorHAnsi" w:cstheme="majorBidi" w:ascii="Calibri" w:hAnsi="Calibri"/>
+      <w:rFonts w:asciiTheme="majorHAnsi" w:eastAsiaTheme="majorEastAsia" w:hAnsiTheme="majorHAnsi" w:cstheme="majorBidi" w:ascii="Carlito" w:hAnsi="Carlito"/>
       <w:b/>
       <w:bCs/>
       <w:i w:val="0"/>
@@ -3773,7 +3994,7 @@
       <w:outlineLvl w:val="1"/>
     </w:pPr>
     <w:rPr>
-      <w:rFonts w:asciiTheme="majorHAnsi" w:eastAsiaTheme="majorEastAsia" w:hAnsiTheme="majorHAnsi" w:cstheme="majorBidi" w:ascii="Calibri" w:hAnsi="Calibri"/>
+      <w:rFonts w:asciiTheme="majorHAnsi" w:eastAsiaTheme="majorEastAsia" w:hAnsiTheme="majorHAnsi" w:cstheme="majorBidi" w:ascii="Carlito" w:hAnsi="Carlito"/>
       <w:b/>
       <w:bCs/>
       <w:i w:val="0"/>
@@ -3798,7 +4019,7 @@
       <w:outlineLvl w:val="2"/>
     </w:pPr>
     <w:rPr>
-      <w:rFonts w:asciiTheme="majorHAnsi" w:eastAsiaTheme="majorEastAsia" w:hAnsiTheme="majorHAnsi" w:cstheme="majorBidi" w:ascii="Calibri" w:hAnsi="Calibri"/>
+      <w:rFonts w:asciiTheme="majorHAnsi" w:eastAsiaTheme="majorEastAsia" w:hAnsiTheme="majorHAnsi" w:cstheme="majorBidi" w:ascii="Carlito" w:hAnsi="Carlito"/>
       <w:b/>
       <w:bCs/>
       <w:i w:val="0"/>

--- a/docs/manual/build/manual_usuario_gestante_vitmaterna_movil.docx
+++ b/docs/manual/build/manual_usuario_gestante_vitmaterna_movil.docx
@@ -1078,44 +1078,66 @@
         <w:spacing w:after="80" w:line="312" w:lineRule="auto"/>
       </w:pPr>
       <w:r>
-        <w:t>Un teléfono móvil con sistema operativo Android o iOS (iPhone).</w:t>
-      </w:r>
-    </w:p>
-    <w:p>
-      <w:pPr>
-        <w:pStyle w:val="ListBullet"/>
-        <w:spacing w:after="80" w:line="312" w:lineRule="auto"/>
-      </w:pPr>
-      <w:r>
-        <w:t>Conexión a internet (datos móviles o red wifi).</w:t>
-      </w:r>
-    </w:p>
-    <w:p>
-      <w:pPr>
-        <w:pStyle w:val="ListBullet"/>
-        <w:spacing w:after="80" w:line="312" w:lineRule="auto"/>
-      </w:pPr>
-      <w:r>
-        <w:t>Las credenciales de acceso: número de DNI y contraseña.</w:t>
-      </w:r>
-    </w:p>
-    <w:p>
-      <w:pPr>
-        <w:pStyle w:val="Heading2"/>
-      </w:pPr>
-      <w:r>
-        <w:t>2.2 Instalación</w:t>
-      </w:r>
-    </w:p>
-    <w:p>
-      <w:pPr>
-        <w:jc w:val="both"/>
-      </w:pPr>
-      <w:r>
         <w:rPr>
           <w:sz w:val="22"/>
         </w:rPr>
-        <w:t>Descarga la aplicación “VITMATERNA” desde la tienda de tu dispositivo (Play Store en Android o App Store en iPhone) e instálala. Una vez instalada, abre la aplicación tocando su ícono.</w:t>
+        <w:t>Un teléfono móvil con sistema operativo Android o iOS (iPhone).</w:t>
+      </w:r>
+    </w:p>
+    <w:p>
+      <w:pPr>
+        <w:pStyle w:val="ListBullet"/>
+        <w:spacing w:after="80" w:line="312" w:lineRule="auto"/>
+      </w:pPr>
+      <w:r>
+        <w:rPr>
+          <w:sz w:val="22"/>
+        </w:rPr>
+        <w:t>Conexión a internet (datos móviles o red wifi).</w:t>
+      </w:r>
+    </w:p>
+    <w:p>
+      <w:pPr>
+        <w:pStyle w:val="ListBullet"/>
+        <w:spacing w:after="80" w:line="312" w:lineRule="auto"/>
+      </w:pPr>
+      <w:r>
+        <w:rPr>
+          <w:sz w:val="22"/>
+        </w:rPr>
+        <w:t>Las credenciales de acceso: número de DNI y contraseña.</w:t>
+      </w:r>
+    </w:p>
+    <w:p>
+      <w:pPr>
+        <w:pStyle w:val="Heading2"/>
+      </w:pPr>
+      <w:r>
+        <w:t>2.2 Instalación</w:t>
+      </w:r>
+    </w:p>
+    <w:p>
+      <w:pPr>
+        <w:jc w:val="both"/>
+      </w:pPr>
+      <w:r>
+        <w:rPr>
+          <w:sz w:val="22"/>
+        </w:rPr>
+        <w:t xml:space="preserve">Descarga la aplicación </w:t>
+      </w:r>
+      <w:r>
+        <w:rPr>
+          <w:b/>
+          <w:sz w:val="22"/>
+        </w:rPr>
+        <w:t>“VITMATERNA”</w:t>
+      </w:r>
+      <w:r>
+        <w:rPr>
+          <w:sz w:val="22"/>
+        </w:rPr>
+        <w:t xml:space="preserve"> desde la tienda de tu dispositivo (Play Store en Android o App Store en iPhone) e instálala. Una vez instalada, abre la aplicación tocando su ícono.</w:t>
       </w:r>
     </w:p>
     <w:p>
@@ -1139,8 +1161,10 @@
     </w:p>
     <w:tbl>
       <w:tblPr>
-        <w:tblStyle w:val="LightGrid-Accent1"/>
+        <w:tblStyle w:val="TableGrid"/>
         <w:tblW w:type="auto" w:w="0"/>
+        <w:jc w:val="center"/>
+        <w:tblLayout w:type="fixed"/>
         <w:tblLook w:firstColumn="1" w:firstRow="1" w:lastColumn="0" w:lastRow="0" w:noHBand="0" w:noVBand="1" w:val="04A0"/>
       </w:tblPr>
       <w:tblGrid>
@@ -1150,24 +1174,51 @@
       <w:tr>
         <w:tc>
           <w:tcPr>
-            <w:tcW w:type="dxa" w:w="4873"/>
+            <w:tcW w:type="dxa" w:w="2835"/>
+            <w:tcMar>
+              <w:top w:w="60" w:type="dxa"/>
+              <w:bottom w:w="60" w:type="dxa"/>
+              <w:start w:w="120" w:type="dxa"/>
+              <w:end w:w="120" w:type="dxa"/>
+            </w:tcMar>
+            <w:shd w:val="clear" w:fill="0C8174"/>
           </w:tcPr>
           <w:p>
+            <w:pPr>
+              <w:spacing w:after="0"/>
+            </w:pPr>
             <w:r>
               <w:rPr>
                 <w:b/>
+                <w:color w:val="FFFFFF"/>
+                <w:sz w:val="20"/>
               </w:rPr>
-              <w:t>① ② ③</w:t>
+              <w:t>Elemento</w:t>
             </w:r>
           </w:p>
         </w:tc>
         <w:tc>
           <w:tcPr>
-            <w:tcW w:type="dxa" w:w="4873"/>
+            <w:tcW w:type="dxa" w:w="6576"/>
+            <w:tcMar>
+              <w:top w:w="60" w:type="dxa"/>
+              <w:bottom w:w="60" w:type="dxa"/>
+              <w:start w:w="120" w:type="dxa"/>
+              <w:end w:w="120" w:type="dxa"/>
+            </w:tcMar>
+            <w:shd w:val="clear" w:fill="0C8174"/>
           </w:tcPr>
           <w:p>
+            <w:pPr>
+              <w:spacing w:after="0"/>
+            </w:pPr>
             <w:r>
-              <w:t>Marca de paso: el número indica el orden en que debes tocar cada elemento de la pantalla.</w:t>
+              <w:rPr>
+                <w:b/>
+                <w:color w:val="FFFFFF"/>
+                <w:sz w:val="20"/>
+              </w:rPr>
+              <w:t>Significado</w:t>
             </w:r>
           </w:p>
         </w:tc>
@@ -1175,24 +1226,48 @@
       <w:tr>
         <w:tc>
           <w:tcPr>
-            <w:tcW w:type="dxa" w:w="4873"/>
+            <w:tcW w:type="dxa" w:w="2835"/>
+            <w:tcMar>
+              <w:top w:w="60" w:type="dxa"/>
+              <w:bottom w:w="60" w:type="dxa"/>
+              <w:start w:w="120" w:type="dxa"/>
+              <w:end w:w="120" w:type="dxa"/>
+            </w:tcMar>
           </w:tcPr>
           <w:p>
+            <w:pPr>
+              <w:spacing w:after="0"/>
+            </w:pPr>
             <w:r>
               <w:rPr>
                 <w:b/>
+                <w:color w:val="16242B"/>
+                <w:sz w:val="20"/>
               </w:rPr>
-              <w:t>Recuadro rojo</w:t>
+              <w:t>①  ②  ③</w:t>
             </w:r>
           </w:p>
         </w:tc>
         <w:tc>
           <w:tcPr>
-            <w:tcW w:type="dxa" w:w="4873"/>
+            <w:tcW w:type="dxa" w:w="6576"/>
+            <w:tcMar>
+              <w:top w:w="60" w:type="dxa"/>
+              <w:bottom w:w="60" w:type="dxa"/>
+              <w:start w:w="120" w:type="dxa"/>
+              <w:end w:w="120" w:type="dxa"/>
+            </w:tcMar>
           </w:tcPr>
           <w:p>
+            <w:pPr>
+              <w:spacing w:after="0"/>
+            </w:pPr>
             <w:r>
-              <w:t>Resalta el botón, la tarjeta o el campo que se está explicando.</w:t>
+              <w:rPr>
+                <w:color w:val="16242B"/>
+                <w:sz w:val="20"/>
+              </w:rPr>
+              <w:t>Marca de paso: indica el orden en que debes tocar cada elemento.</w:t>
             </w:r>
           </w:p>
         </w:tc>
@@ -1200,12 +1275,72 @@
       <w:tr>
         <w:tc>
           <w:tcPr>
-            <w:tcW w:type="dxa" w:w="4873"/>
+            <w:tcW w:type="dxa" w:w="2835"/>
+            <w:tcMar>
+              <w:top w:w="60" w:type="dxa"/>
+              <w:bottom w:w="60" w:type="dxa"/>
+              <w:start w:w="120" w:type="dxa"/>
+              <w:end w:w="120" w:type="dxa"/>
+            </w:tcMar>
           </w:tcPr>
           <w:p>
+            <w:pPr>
+              <w:spacing w:after="0"/>
+            </w:pPr>
             <w:r>
               <w:rPr>
                 <w:b/>
+                <w:color w:val="16242B"/>
+                <w:sz w:val="20"/>
+              </w:rPr>
+              <w:t>Recuadro de color</w:t>
+            </w:r>
+          </w:p>
+        </w:tc>
+        <w:tc>
+          <w:tcPr>
+            <w:tcW w:type="dxa" w:w="6576"/>
+            <w:tcMar>
+              <w:top w:w="60" w:type="dxa"/>
+              <w:bottom w:w="60" w:type="dxa"/>
+              <w:start w:w="120" w:type="dxa"/>
+              <w:end w:w="120" w:type="dxa"/>
+            </w:tcMar>
+          </w:tcPr>
+          <w:p>
+            <w:pPr>
+              <w:spacing w:after="0"/>
+            </w:pPr>
+            <w:r>
+              <w:rPr>
+                <w:color w:val="16242B"/>
+                <w:sz w:val="20"/>
+              </w:rPr>
+              <w:t>Resalta el botón, la tarjeta o el campo que se explica.</w:t>
+            </w:r>
+          </w:p>
+        </w:tc>
+      </w:tr>
+      <w:tr>
+        <w:tc>
+          <w:tcPr>
+            <w:tcW w:type="dxa" w:w="2835"/>
+            <w:tcMar>
+              <w:top w:w="60" w:type="dxa"/>
+              <w:bottom w:w="60" w:type="dxa"/>
+              <w:start w:w="120" w:type="dxa"/>
+              <w:end w:w="120" w:type="dxa"/>
+            </w:tcMar>
+          </w:tcPr>
+          <w:p>
+            <w:pPr>
+              <w:spacing w:after="0"/>
+            </w:pPr>
+            <w:r>
+              <w:rPr>
+                <w:b/>
+                <w:color w:val="16242B"/>
+                <w:sz w:val="20"/>
               </w:rPr>
               <w:t>Nota / Importante / Atención</w:t>
             </w:r>
@@ -1213,11 +1348,24 @@
         </w:tc>
         <w:tc>
           <w:tcPr>
-            <w:tcW w:type="dxa" w:w="4873"/>
+            <w:tcW w:type="dxa" w:w="6576"/>
+            <w:tcMar>
+              <w:top w:w="60" w:type="dxa"/>
+              <w:bottom w:w="60" w:type="dxa"/>
+              <w:start w:w="120" w:type="dxa"/>
+              <w:end w:w="120" w:type="dxa"/>
+            </w:tcMar>
           </w:tcPr>
           <w:p>
+            <w:pPr>
+              <w:spacing w:after="0"/>
+            </w:pPr>
             <w:r>
-              <w:t>Avisos con información útil o advertencias a tener en cuenta.</w:t>
+              <w:rPr>
+                <w:color w:val="16242B"/>
+                <w:sz w:val="20"/>
+              </w:rPr>
+              <w:t>Avisos con información útil o advertencias importantes.</w:t>
             </w:r>
           </w:p>
         </w:tc>
@@ -1266,7 +1414,23 @@
         <w:spacing w:after="120" w:line="312" w:lineRule="auto"/>
       </w:pPr>
       <w:r>
-        <w:t>En el campo “DNI”, escribe tu número de documento.</w:t>
+        <w:rPr>
+          <w:sz w:val="22"/>
+        </w:rPr>
+        <w:t xml:space="preserve">En el campo </w:t>
+      </w:r>
+      <w:r>
+        <w:rPr>
+          <w:b/>
+          <w:sz w:val="22"/>
+        </w:rPr>
+        <w:t>“DNI”</w:t>
+      </w:r>
+      <w:r>
+        <w:rPr>
+          <w:sz w:val="22"/>
+        </w:rPr>
+        <w:t>, escribe tu número de documento.</w:t>
       </w:r>
     </w:p>
     <w:p>
@@ -1275,7 +1439,23 @@
         <w:spacing w:after="120" w:line="312" w:lineRule="auto"/>
       </w:pPr>
       <w:r>
-        <w:t>En el campo “Contraseña”, escribe tu contraseña.</w:t>
+        <w:rPr>
+          <w:sz w:val="22"/>
+        </w:rPr>
+        <w:t xml:space="preserve">En el campo </w:t>
+      </w:r>
+      <w:r>
+        <w:rPr>
+          <w:b/>
+          <w:sz w:val="22"/>
+        </w:rPr>
+        <w:t>“Contraseña”</w:t>
+      </w:r>
+      <w:r>
+        <w:rPr>
+          <w:sz w:val="22"/>
+        </w:rPr>
+        <w:t>, escribe tu contraseña.</w:t>
       </w:r>
     </w:p>
     <w:p>
@@ -1284,7 +1464,23 @@
         <w:spacing w:after="120" w:line="312" w:lineRule="auto"/>
       </w:pPr>
       <w:r>
-        <w:t>Toca el botón “Iniciar Sesión” para ingresar.</w:t>
+        <w:rPr>
+          <w:sz w:val="22"/>
+        </w:rPr>
+        <w:t xml:space="preserve">Toca el botón </w:t>
+      </w:r>
+      <w:r>
+        <w:rPr>
+          <w:b/>
+          <w:sz w:val="22"/>
+        </w:rPr>
+        <w:t>“Iniciar Sesión”</w:t>
+      </w:r>
+      <w:r>
+        <w:rPr>
+          <w:sz w:val="22"/>
+        </w:rPr>
+        <w:t xml:space="preserve"> para ingresar.</w:t>
       </w:r>
     </w:p>
     <w:p>
@@ -1382,7 +1578,22 @@
                 <w:color w:val="16242B"/>
                 <w:sz w:val="20"/>
               </w:rPr>
-              <w:t>Si olvidaste tu contraseña, toca “¿Olvidaste tu contraseña?” o solicita ayuda a tu obstetra.</w:t>
+              <w:t xml:space="preserve">Si olvidaste tu contraseña, toca </w:t>
+            </w:r>
+            <w:r>
+              <w:rPr>
+                <w:b/>
+                <w:color w:val="16242B"/>
+                <w:sz w:val="20"/>
+              </w:rPr>
+              <w:t>“¿Olvidaste tu contraseña?”</w:t>
+            </w:r>
+            <w:r>
+              <w:rPr>
+                <w:color w:val="16242B"/>
+                <w:sz w:val="20"/>
+              </w:rPr>
+              <w:t xml:space="preserve"> o solicita ayuda a tu obstetra.</w:t>
             </w:r>
           </w:p>
         </w:tc>
@@ -1409,7 +1620,33 @@
         <w:rPr>
           <w:sz w:val="22"/>
         </w:rPr>
-        <w:t>Durante el primer ingreso, la aplicación ofrece un recorrido guiado que presenta sus principales funciones. Puede repetirse en cualquier momento desde “Mi perfil” → “Conoce tu app”.</w:t>
+        <w:t xml:space="preserve">Durante el primer ingreso, la aplicación ofrece un recorrido guiado que presenta sus principales funciones. Puede repetirse en cualquier momento desde </w:t>
+      </w:r>
+      <w:r>
+        <w:rPr>
+          <w:b/>
+          <w:sz w:val="22"/>
+        </w:rPr>
+        <w:t>“Mi perfil”</w:t>
+      </w:r>
+      <w:r>
+        <w:rPr>
+          <w:sz w:val="22"/>
+        </w:rPr>
+        <w:t xml:space="preserve"> → </w:t>
+      </w:r>
+      <w:r>
+        <w:rPr>
+          <w:b/>
+          <w:sz w:val="22"/>
+        </w:rPr>
+        <w:t>“Conoce tu app”</w:t>
+      </w:r>
+      <w:r>
+        <w:rPr>
+          <w:sz w:val="22"/>
+        </w:rPr>
+        <w:t>.</w:t>
       </w:r>
     </w:p>
     <w:p>
@@ -1447,7 +1684,23 @@
         <w:spacing w:after="120" w:line="312" w:lineRule="auto"/>
       </w:pPr>
       <w:r>
-        <w:t>① “Tu embarazo”: la cinta muestra tu semana de gestación, el trimestre y tu nivel de riesgo.</w:t>
+        <w:rPr>
+          <w:sz w:val="22"/>
+        </w:rPr>
+        <w:t xml:space="preserve">① </w:t>
+      </w:r>
+      <w:r>
+        <w:rPr>
+          <w:b/>
+          <w:sz w:val="22"/>
+        </w:rPr>
+        <w:t>“Tu embarazo”</w:t>
+      </w:r>
+      <w:r>
+        <w:rPr>
+          <w:sz w:val="22"/>
+        </w:rPr>
+        <w:t>: la cinta muestra tu semana de gestación, el trimestre y tu nivel de riesgo.</w:t>
       </w:r>
     </w:p>
     <w:p>
@@ -1456,7 +1709,23 @@
         <w:spacing w:after="120" w:line="312" w:lineRule="auto"/>
       </w:pPr>
       <w:r>
-        <w:t>② “Próxima Cita”: el día, la hora y el estado de tu siguiente control.</w:t>
+        <w:rPr>
+          <w:sz w:val="22"/>
+        </w:rPr>
+        <w:t xml:space="preserve">② </w:t>
+      </w:r>
+      <w:r>
+        <w:rPr>
+          <w:b/>
+          <w:sz w:val="22"/>
+        </w:rPr>
+        <w:t>“Próxima Cita”</w:t>
+      </w:r>
+      <w:r>
+        <w:rPr>
+          <w:sz w:val="22"/>
+        </w:rPr>
+        <w:t>: el día, la hora y el estado de tu siguiente control.</w:t>
       </w:r>
     </w:p>
     <w:p>
@@ -1465,7 +1734,23 @@
         <w:spacing w:after="120" w:line="312" w:lineRule="auto"/>
       </w:pPr>
       <w:r>
-        <w:t>③ “Tratamiento del Día”: cuántas vitaminas o pastillas debes tomar hoy y tu avance.</w:t>
+        <w:rPr>
+          <w:sz w:val="22"/>
+        </w:rPr>
+        <w:t xml:space="preserve">③ </w:t>
+      </w:r>
+      <w:r>
+        <w:rPr>
+          <w:b/>
+          <w:sz w:val="22"/>
+        </w:rPr>
+        <w:t>“Tratamiento del Día”</w:t>
+      </w:r>
+      <w:r>
+        <w:rPr>
+          <w:sz w:val="22"/>
+        </w:rPr>
+        <w:t>: cuántas vitaminas o pastillas debes tomar hoy y tu avance.</w:t>
       </w:r>
     </w:p>
     <w:p>
@@ -1474,6 +1759,9 @@
         <w:spacing w:after="120" w:line="312" w:lineRule="auto"/>
       </w:pPr>
       <w:r>
+        <w:rPr>
+          <w:sz w:val="22"/>
+        </w:rPr>
         <w:t>④ Botón de menú (☰): abre el menú lateral para ir a Educación, Perfil y más.</w:t>
       </w:r>
     </w:p>
@@ -1597,7 +1885,36 @@
         <w:spacing w:after="120" w:line="312" w:lineRule="auto"/>
       </w:pPr>
       <w:r>
-        <w:t>① En la tarjeta “Próxima Cita”, toca “Confirmar asistencia” para avisar que asistirás. Tu obstetra recibirá la confirmación.</w:t>
+        <w:rPr>
+          <w:sz w:val="22"/>
+        </w:rPr>
+        <w:t xml:space="preserve">① En la tarjeta </w:t>
+      </w:r>
+      <w:r>
+        <w:rPr>
+          <w:b/>
+          <w:sz w:val="22"/>
+        </w:rPr>
+        <w:t>“Próxima Cita”</w:t>
+      </w:r>
+      <w:r>
+        <w:rPr>
+          <w:sz w:val="22"/>
+        </w:rPr>
+        <w:t xml:space="preserve">, toca </w:t>
+      </w:r>
+      <w:r>
+        <w:rPr>
+          <w:b/>
+          <w:sz w:val="22"/>
+        </w:rPr>
+        <w:t>“Confirmar asistencia”</w:t>
+      </w:r>
+      <w:r>
+        <w:rPr>
+          <w:sz w:val="22"/>
+        </w:rPr>
+        <w:t xml:space="preserve"> para avisar que asistirás. Tu obstetra recibirá la confirmación.</w:t>
       </w:r>
     </w:p>
     <w:p>
@@ -1681,7 +1998,23 @@
         <w:spacing w:after="120" w:line="312" w:lineRule="auto"/>
       </w:pPr>
       <w:r>
-        <w:t>① “Reportar”: informa un signo de alarma (síntoma) a tu obstetra.</w:t>
+        <w:rPr>
+          <w:sz w:val="22"/>
+        </w:rPr>
+        <w:t xml:space="preserve">① </w:t>
+      </w:r>
+      <w:r>
+        <w:rPr>
+          <w:b/>
+          <w:sz w:val="22"/>
+        </w:rPr>
+        <w:t>“Reportar”</w:t>
+      </w:r>
+      <w:r>
+        <w:rPr>
+          <w:sz w:val="22"/>
+        </w:rPr>
+        <w:t>: informa un signo de alarma (síntoma) a tu obstetra.</w:t>
       </w:r>
     </w:p>
     <w:p>
@@ -1690,7 +2023,23 @@
         <w:spacing w:after="120" w:line="312" w:lineRule="auto"/>
       </w:pPr>
       <w:r>
-        <w:t>② “Emergencia”: envía una alerta de auxilio con tu ubicación.</w:t>
+        <w:rPr>
+          <w:sz w:val="22"/>
+        </w:rPr>
+        <w:t xml:space="preserve">② </w:t>
+      </w:r>
+      <w:r>
+        <w:rPr>
+          <w:b/>
+          <w:sz w:val="22"/>
+        </w:rPr>
+        <w:t>“Emergencia”</w:t>
+      </w:r>
+      <w:r>
+        <w:rPr>
+          <w:sz w:val="22"/>
+        </w:rPr>
+        <w:t>: envía una alerta de auxilio con tu ubicación.</w:t>
       </w:r>
     </w:p>
     <w:p>
@@ -1699,7 +2048,23 @@
         <w:spacing w:after="120" w:line="312" w:lineRule="auto"/>
       </w:pPr>
       <w:r>
-        <w:t>③ “Educación”: abre la biblioteca de contenido para tu embarazo.</w:t>
+        <w:rPr>
+          <w:sz w:val="22"/>
+        </w:rPr>
+        <w:t xml:space="preserve">③ </w:t>
+      </w:r>
+      <w:r>
+        <w:rPr>
+          <w:b/>
+          <w:sz w:val="22"/>
+        </w:rPr>
+        <w:t>“Educación”</w:t>
+      </w:r>
+      <w:r>
+        <w:rPr>
+          <w:sz w:val="22"/>
+        </w:rPr>
+        <w:t>: abre la biblioteca de contenido para tu embarazo.</w:t>
       </w:r>
     </w:p>
     <w:p>
@@ -1797,7 +2162,52 @@
                 <w:color w:val="16242B"/>
                 <w:sz w:val="20"/>
               </w:rPr>
-              <w:t>Al tocar “Emergencia” se abre una ventana de confirmación con el botón “Enviar ahora”. Solo se envía la alerta cuando lo confirmas; también puedes “Cancelar”.</w:t>
+              <w:t xml:space="preserve">Al tocar </w:t>
+            </w:r>
+            <w:r>
+              <w:rPr>
+                <w:b/>
+                <w:color w:val="16242B"/>
+                <w:sz w:val="20"/>
+              </w:rPr>
+              <w:t>“Emergencia”</w:t>
+            </w:r>
+            <w:r>
+              <w:rPr>
+                <w:color w:val="16242B"/>
+                <w:sz w:val="20"/>
+              </w:rPr>
+              <w:t xml:space="preserve"> se abre una ventana de confirmación con el botón </w:t>
+            </w:r>
+            <w:r>
+              <w:rPr>
+                <w:b/>
+                <w:color w:val="16242B"/>
+                <w:sz w:val="20"/>
+              </w:rPr>
+              <w:t>“Enviar ahora”</w:t>
+            </w:r>
+            <w:r>
+              <w:rPr>
+                <w:color w:val="16242B"/>
+                <w:sz w:val="20"/>
+              </w:rPr>
+              <w:t xml:space="preserve">. Solo se envía la alerta cuando lo confirmas; también puedes </w:t>
+            </w:r>
+            <w:r>
+              <w:rPr>
+                <w:b/>
+                <w:color w:val="16242B"/>
+                <w:sz w:val="20"/>
+              </w:rPr>
+              <w:t>“Cancelar”</w:t>
+            </w:r>
+            <w:r>
+              <w:rPr>
+                <w:color w:val="16242B"/>
+                <w:sz w:val="20"/>
+              </w:rPr>
+              <w:t>.</w:t>
             </w:r>
           </w:p>
         </w:tc>
@@ -1833,7 +2243,23 @@
         <w:spacing w:after="120" w:line="312" w:lineRule="auto"/>
       </w:pPr>
       <w:r>
-        <w:t>① “Educación”: contenido para tu embarazo.</w:t>
+        <w:rPr>
+          <w:sz w:val="22"/>
+        </w:rPr>
+        <w:t xml:space="preserve">① </w:t>
+      </w:r>
+      <w:r>
+        <w:rPr>
+          <w:b/>
+          <w:sz w:val="22"/>
+        </w:rPr>
+        <w:t>“Educación”</w:t>
+      </w:r>
+      <w:r>
+        <w:rPr>
+          <w:sz w:val="22"/>
+        </w:rPr>
+        <w:t>: contenido para tu embarazo.</w:t>
       </w:r>
     </w:p>
     <w:p>
@@ -1842,7 +2268,23 @@
         <w:spacing w:after="120" w:line="312" w:lineRule="auto"/>
       </w:pPr>
       <w:r>
-        <w:t>② “Signos de alarma”: reportar síntomas.</w:t>
+        <w:rPr>
+          <w:sz w:val="22"/>
+        </w:rPr>
+        <w:t xml:space="preserve">② </w:t>
+      </w:r>
+      <w:r>
+        <w:rPr>
+          <w:b/>
+          <w:sz w:val="22"/>
+        </w:rPr>
+        <w:t>“Signos de alarma”</w:t>
+      </w:r>
+      <w:r>
+        <w:rPr>
+          <w:sz w:val="22"/>
+        </w:rPr>
+        <w:t>: reportar síntomas.</w:t>
       </w:r>
     </w:p>
     <w:p>
@@ -1851,7 +2293,23 @@
         <w:spacing w:after="120" w:line="312" w:lineRule="auto"/>
       </w:pPr>
       <w:r>
-        <w:t>③ “Visitas domiciliarias”: historial de visitas a tu domicilio.</w:t>
+        <w:rPr>
+          <w:sz w:val="22"/>
+        </w:rPr>
+        <w:t xml:space="preserve">③ </w:t>
+      </w:r>
+      <w:r>
+        <w:rPr>
+          <w:b/>
+          <w:sz w:val="22"/>
+        </w:rPr>
+        <w:t>“Visitas domiciliarias”</w:t>
+      </w:r>
+      <w:r>
+        <w:rPr>
+          <w:sz w:val="22"/>
+        </w:rPr>
+        <w:t>: historial de visitas a tu domicilio.</w:t>
       </w:r>
     </w:p>
     <w:p>
@@ -1860,7 +2318,23 @@
         <w:spacing w:after="120" w:line="312" w:lineRule="auto"/>
       </w:pPr>
       <w:r>
-        <w:t>④ “Mi perfil”: tus datos, tu FUM y tus preferencias.</w:t>
+        <w:rPr>
+          <w:sz w:val="22"/>
+        </w:rPr>
+        <w:t xml:space="preserve">④ </w:t>
+      </w:r>
+      <w:r>
+        <w:rPr>
+          <w:b/>
+          <w:sz w:val="22"/>
+        </w:rPr>
+        <w:t>“Mi perfil”</w:t>
+      </w:r>
+      <w:r>
+        <w:rPr>
+          <w:sz w:val="22"/>
+        </w:rPr>
+        <w:t>: tus datos, tu FUM y tus preferencias.</w:t>
       </w:r>
     </w:p>
     <w:p>
@@ -1954,7 +2428,36 @@
         <w:spacing w:after="120" w:line="312" w:lineRule="auto"/>
       </w:pPr>
       <w:r>
-        <w:t>① Pestañas “Próximas” e “Historial” para alternar entre tus citas futuras y las ya realizadas.</w:t>
+        <w:rPr>
+          <w:sz w:val="22"/>
+        </w:rPr>
+        <w:t xml:space="preserve">① Pestañas </w:t>
+      </w:r>
+      <w:r>
+        <w:rPr>
+          <w:b/>
+          <w:sz w:val="22"/>
+        </w:rPr>
+        <w:t>“Próximas”</w:t>
+      </w:r>
+      <w:r>
+        <w:rPr>
+          <w:sz w:val="22"/>
+        </w:rPr>
+        <w:t xml:space="preserve"> e </w:t>
+      </w:r>
+      <w:r>
+        <w:rPr>
+          <w:b/>
+          <w:sz w:val="22"/>
+        </w:rPr>
+        <w:t>“Historial”</w:t>
+      </w:r>
+      <w:r>
+        <w:rPr>
+          <w:sz w:val="22"/>
+        </w:rPr>
+        <w:t xml:space="preserve"> para alternar entre tus citas futuras y las ya realizadas.</w:t>
       </w:r>
     </w:p>
     <w:p>
@@ -1963,7 +2466,23 @@
         <w:spacing w:after="120" w:line="312" w:lineRule="auto"/>
       </w:pPr>
       <w:r>
-        <w:t>② “Controles prenatales”: muestra cuántos controles llevas de la meta de 8.</w:t>
+        <w:rPr>
+          <w:sz w:val="22"/>
+        </w:rPr>
+        <w:t xml:space="preserve">② </w:t>
+      </w:r>
+      <w:r>
+        <w:rPr>
+          <w:b/>
+          <w:sz w:val="22"/>
+        </w:rPr>
+        <w:t>“Controles prenatales”</w:t>
+      </w:r>
+      <w:r>
+        <w:rPr>
+          <w:sz w:val="22"/>
+        </w:rPr>
+        <w:t>: muestra cuántos controles llevas de la meta de 8.</w:t>
       </w:r>
     </w:p>
     <w:p>
@@ -2058,7 +2577,23 @@
         <w:spacing w:after="120" w:line="312" w:lineRule="auto"/>
       </w:pPr>
       <w:r>
-        <w:t>Tocar “Confirmar” para confirmar tu asistencia.</w:t>
+        <w:rPr>
+          <w:sz w:val="22"/>
+        </w:rPr>
+        <w:t xml:space="preserve">Tocar </w:t>
+      </w:r>
+      <w:r>
+        <w:rPr>
+          <w:b/>
+          <w:sz w:val="22"/>
+        </w:rPr>
+        <w:t>“Confirmar”</w:t>
+      </w:r>
+      <w:r>
+        <w:rPr>
+          <w:sz w:val="22"/>
+        </w:rPr>
+        <w:t xml:space="preserve"> para confirmar tu asistencia.</w:t>
       </w:r>
     </w:p>
     <w:p>
@@ -2067,7 +2602,36 @@
         <w:spacing w:after="120" w:line="312" w:lineRule="auto"/>
       </w:pPr>
       <w:r>
-        <w:t>Tocar “Reprogramar” o “Solicitar reprogramación” para pedir un cambio de día. Se abrirá una ventana donde eliges la nueva fecha, un horario disponible y escribes el motivo (mínimo 5 caracteres). Tu obstetra debe aprobar la solicitud; te avisaremos cuando lo haga.</w:t>
+        <w:rPr>
+          <w:sz w:val="22"/>
+        </w:rPr>
+        <w:t xml:space="preserve">Tocar </w:t>
+      </w:r>
+      <w:r>
+        <w:rPr>
+          <w:b/>
+          <w:sz w:val="22"/>
+        </w:rPr>
+        <w:t>“Reprogramar”</w:t>
+      </w:r>
+      <w:r>
+        <w:rPr>
+          <w:sz w:val="22"/>
+        </w:rPr>
+        <w:t xml:space="preserve"> o </w:t>
+      </w:r>
+      <w:r>
+        <w:rPr>
+          <w:b/>
+          <w:sz w:val="22"/>
+        </w:rPr>
+        <w:t>“Solicitar reprogramación”</w:t>
+      </w:r>
+      <w:r>
+        <w:rPr>
+          <w:sz w:val="22"/>
+        </w:rPr>
+        <w:t xml:space="preserve"> para pedir un cambio de día. Se abrirá una ventana donde eliges la nueva fecha, un horario disponible y escribes el motivo (mínimo 5 caracteres). Tu obstetra debe aprobar la solicitud; te avisaremos cuando lo haga.</w:t>
       </w:r>
     </w:p>
     <w:tbl>
@@ -2155,7 +2719,23 @@
         <w:spacing w:after="120" w:line="312" w:lineRule="auto"/>
       </w:pPr>
       <w:r>
-        <w:t>① “Mi adherencia”: muestra tu porcentaje de cumplimiento y las dosis tomadas de los últimos días.</w:t>
+        <w:rPr>
+          <w:sz w:val="22"/>
+        </w:rPr>
+        <w:t xml:space="preserve">① </w:t>
+      </w:r>
+      <w:r>
+        <w:rPr>
+          <w:b/>
+          <w:sz w:val="22"/>
+        </w:rPr>
+        <w:t>“Mi adherencia”</w:t>
+      </w:r>
+      <w:r>
+        <w:rPr>
+          <w:sz w:val="22"/>
+        </w:rPr>
+        <w:t>: muestra tu porcentaje de cumplimiento y las dosis tomadas de los últimos días.</w:t>
       </w:r>
     </w:p>
     <w:p>
@@ -2228,7 +2808,36 @@
         <w:spacing w:after="120" w:line="312" w:lineRule="auto"/>
       </w:pPr>
       <w:r>
-        <w:t>① Cuando tomes una vitamina o pastilla, toca “Marcar como tomado”. El botón cambiará a “Tomado hoy” y tu porcentaje de cumplimiento se actualizará.</w:t>
+        <w:rPr>
+          <w:sz w:val="22"/>
+        </w:rPr>
+        <w:t xml:space="preserve">① Cuando tomes una vitamina o pastilla, toca </w:t>
+      </w:r>
+      <w:r>
+        <w:rPr>
+          <w:b/>
+          <w:sz w:val="22"/>
+        </w:rPr>
+        <w:t>“Marcar como tomado”</w:t>
+      </w:r>
+      <w:r>
+        <w:rPr>
+          <w:sz w:val="22"/>
+        </w:rPr>
+        <w:t xml:space="preserve">. El botón cambiará a </w:t>
+      </w:r>
+      <w:r>
+        <w:rPr>
+          <w:b/>
+          <w:sz w:val="22"/>
+        </w:rPr>
+        <w:t>“Tomado hoy”</w:t>
+      </w:r>
+      <w:r>
+        <w:rPr>
+          <w:sz w:val="22"/>
+        </w:rPr>
+        <w:t xml:space="preserve"> y tu porcentaje de cumplimiento se actualizará.</w:t>
       </w:r>
     </w:p>
     <w:p>
@@ -2372,7 +2981,23 @@
         <w:spacing w:after="120" w:line="312" w:lineRule="auto"/>
       </w:pPr>
       <w:r>
-        <w:t>① Toca “Chat” en la barra inferior para abrir la conversación con tu obstetra.</w:t>
+        <w:rPr>
+          <w:sz w:val="22"/>
+        </w:rPr>
+        <w:t xml:space="preserve">① Toca </w:t>
+      </w:r>
+      <w:r>
+        <w:rPr>
+          <w:b/>
+          <w:sz w:val="22"/>
+        </w:rPr>
+        <w:t>“Chat”</w:t>
+      </w:r>
+      <w:r>
+        <w:rPr>
+          <w:sz w:val="22"/>
+        </w:rPr>
+        <w:t xml:space="preserve"> en la barra inferior para abrir la conversación con tu obstetra.</w:t>
       </w:r>
     </w:p>
     <w:p>
@@ -2381,6 +3006,9 @@
         <w:spacing w:after="120" w:line="312" w:lineRule="auto"/>
       </w:pPr>
       <w:r>
+        <w:rPr>
+          <w:sz w:val="22"/>
+        </w:rPr>
         <w:t>② Escribe tu mensaje en el campo inferior. ③ Toca el botón de enviar. Con el clip puedes adjuntar una foto.</w:t>
       </w:r>
     </w:p>
@@ -2475,6 +3103,9 @@
         <w:spacing w:after="120" w:line="312" w:lineRule="auto"/>
       </w:pPr>
       <w:r>
+        <w:rPr>
+          <w:sz w:val="22"/>
+        </w:rPr>
         <w:t>① Buscador: escribe un tema para encontrar contenido.</w:t>
       </w:r>
     </w:p>
@@ -2484,7 +3115,23 @@
         <w:spacing w:after="120" w:line="312" w:lineRule="auto"/>
       </w:pPr>
       <w:r>
-        <w:t>② “Mis semanas”: abre la calculadora de semanas de embarazo.</w:t>
+        <w:rPr>
+          <w:sz w:val="22"/>
+        </w:rPr>
+        <w:t xml:space="preserve">② </w:t>
+      </w:r>
+      <w:r>
+        <w:rPr>
+          <w:b/>
+          <w:sz w:val="22"/>
+        </w:rPr>
+        <w:t>“Mis semanas”</w:t>
+      </w:r>
+      <w:r>
+        <w:rPr>
+          <w:sz w:val="22"/>
+        </w:rPr>
+        <w:t>: abre la calculadora de semanas de embarazo.</w:t>
       </w:r>
     </w:p>
     <w:p>
@@ -2493,7 +3140,23 @@
         <w:spacing w:after="120" w:line="312" w:lineRule="auto"/>
       </w:pPr>
       <w:r>
-        <w:t>③ “Signos de alarma”: acceso directo para reportar síntomas.</w:t>
+        <w:rPr>
+          <w:sz w:val="22"/>
+        </w:rPr>
+        <w:t xml:space="preserve">③ </w:t>
+      </w:r>
+      <w:r>
+        <w:rPr>
+          <w:b/>
+          <w:sz w:val="22"/>
+        </w:rPr>
+        <w:t>“Signos de alarma”</w:t>
+      </w:r>
+      <w:r>
+        <w:rPr>
+          <w:sz w:val="22"/>
+        </w:rPr>
+        <w:t>: acceso directo para reportar síntomas.</w:t>
       </w:r>
     </w:p>
     <w:p>
@@ -2568,7 +3231,33 @@
         <w:rPr>
           <w:sz w:val="22"/>
         </w:rPr>
-        <w:t>Al tocar “Mis semanas” se abre una calculadora. Elige la fecha de tu última regla (FUM) y toca “Ver mis semanas de embarazo”; verás tu semana actual, el trimestre y la fecha probable de parto.</w:t>
+        <w:t xml:space="preserve">Al tocar </w:t>
+      </w:r>
+      <w:r>
+        <w:rPr>
+          <w:b/>
+          <w:sz w:val="22"/>
+        </w:rPr>
+        <w:t>“Mis semanas”</w:t>
+      </w:r>
+      <w:r>
+        <w:rPr>
+          <w:sz w:val="22"/>
+        </w:rPr>
+        <w:t xml:space="preserve"> se abre una calculadora. Elige la fecha de tu última regla (FUM) y toca </w:t>
+      </w:r>
+      <w:r>
+        <w:rPr>
+          <w:b/>
+          <w:sz w:val="22"/>
+        </w:rPr>
+        <w:t>“Ver mis semanas de embarazo”</w:t>
+      </w:r>
+      <w:r>
+        <w:rPr>
+          <w:sz w:val="22"/>
+        </w:rPr>
+        <w:t>; verás tu semana actual, el trimestre y la fecha probable de parto.</w:t>
       </w:r>
     </w:p>
     <w:p>
@@ -2662,7 +3351,49 @@
         <w:spacing w:after="120" w:line="312" w:lineRule="auto"/>
       </w:pPr>
       <w:r>
-        <w:t>Marca los síntomas que presentas (están agrupados en “Durante el Embarazo”, “Durante el Parto” y “Después del Parto”).</w:t>
+        <w:rPr>
+          <w:sz w:val="22"/>
+        </w:rPr>
+        <w:t xml:space="preserve">Marca los síntomas que presentas (están agrupados en </w:t>
+      </w:r>
+      <w:r>
+        <w:rPr>
+          <w:b/>
+          <w:sz w:val="22"/>
+        </w:rPr>
+        <w:t>“Durante el Embarazo”</w:t>
+      </w:r>
+      <w:r>
+        <w:rPr>
+          <w:sz w:val="22"/>
+        </w:rPr>
+        <w:t xml:space="preserve">, </w:t>
+      </w:r>
+      <w:r>
+        <w:rPr>
+          <w:b/>
+          <w:sz w:val="22"/>
+        </w:rPr>
+        <w:t>“Durante el Parto”</w:t>
+      </w:r>
+      <w:r>
+        <w:rPr>
+          <w:sz w:val="22"/>
+        </w:rPr>
+        <w:t xml:space="preserve"> y </w:t>
+      </w:r>
+      <w:r>
+        <w:rPr>
+          <w:b/>
+          <w:sz w:val="22"/>
+        </w:rPr>
+        <w:t>“Después del Parto”</w:t>
+      </w:r>
+      <w:r>
+        <w:rPr>
+          <w:sz w:val="22"/>
+        </w:rPr>
+        <w:t>).</w:t>
       </w:r>
     </w:p>
     <w:p>
@@ -2671,7 +3402,23 @@
         <w:spacing w:after="120" w:line="312" w:lineRule="auto"/>
       </w:pPr>
       <w:r>
-        <w:t>Si quieres, escribe más detalles en “Información adicional”.</w:t>
+        <w:rPr>
+          <w:sz w:val="22"/>
+        </w:rPr>
+        <w:t xml:space="preserve">Si quieres, escribe más detalles en </w:t>
+      </w:r>
+      <w:r>
+        <w:rPr>
+          <w:b/>
+          <w:sz w:val="22"/>
+        </w:rPr>
+        <w:t>“Información adicional”</w:t>
+      </w:r>
+      <w:r>
+        <w:rPr>
+          <w:sz w:val="22"/>
+        </w:rPr>
+        <w:t>.</w:t>
       </w:r>
     </w:p>
     <w:p>
@@ -2680,7 +3427,23 @@
         <w:spacing w:after="120" w:line="312" w:lineRule="auto"/>
       </w:pPr>
       <w:r>
-        <w:t>① Toca “Enviar alerta a mi obstetra”. Recibirás una confirmación y tu obstetra será notificada.</w:t>
+        <w:rPr>
+          <w:sz w:val="22"/>
+        </w:rPr>
+        <w:t xml:space="preserve">① Toca </w:t>
+      </w:r>
+      <w:r>
+        <w:rPr>
+          <w:b/>
+          <w:sz w:val="22"/>
+        </w:rPr>
+        <w:t>“Enviar alerta a mi obstetra”</w:t>
+      </w:r>
+      <w:r>
+        <w:rPr>
+          <w:sz w:val="22"/>
+        </w:rPr>
+        <w:t>. Recibirás una confirmación y tu obstetra será notificada.</w:t>
       </w:r>
     </w:p>
     <w:p>
@@ -2778,7 +3541,7 @@
                 <w:color w:val="16242B"/>
                 <w:sz w:val="20"/>
               </w:rPr>
-              <w:t>Si tienes sangrado, dolor de cabeza muy fuerte, pérdida de líquido, fiebre o tu bebé se mueve menos, usa el botón de Emergencia del inicio y acude de inmediato al establecimiento de salud. Teléfono: 083 – 421800.</w:t>
+              <w:t>Si tienes sangrado, dolor de cabeza muy fuerte, pérdida de líquido, fiebre o tu bebé se mueve menos, usa el botón de Emergencia del inicio y acude de inmediato al establecimiento de salud.</w:t>
             </w:r>
           </w:p>
         </w:tc>
@@ -2824,7 +3587,23 @@
         <w:spacing w:after="120" w:line="312" w:lineRule="auto"/>
       </w:pPr>
       <w:r>
-        <w:t>① “Mis datos y fecha de última regla”: edita tu información y registra tu FUM.</w:t>
+        <w:rPr>
+          <w:sz w:val="22"/>
+        </w:rPr>
+        <w:t xml:space="preserve">① </w:t>
+      </w:r>
+      <w:r>
+        <w:rPr>
+          <w:b/>
+          <w:sz w:val="22"/>
+        </w:rPr>
+        <w:t>“Mis datos y fecha de última regla”</w:t>
+      </w:r>
+      <w:r>
+        <w:rPr>
+          <w:sz w:val="22"/>
+        </w:rPr>
+        <w:t>: edita tu información y registra tu FUM.</w:t>
       </w:r>
     </w:p>
     <w:p>
@@ -2833,7 +3612,23 @@
         <w:spacing w:after="120" w:line="312" w:lineRule="auto"/>
       </w:pPr>
       <w:r>
-        <w:t>② “Notificaciones”: elige por qué canales recibir avisos.</w:t>
+        <w:rPr>
+          <w:sz w:val="22"/>
+        </w:rPr>
+        <w:t xml:space="preserve">② </w:t>
+      </w:r>
+      <w:r>
+        <w:rPr>
+          <w:b/>
+          <w:sz w:val="22"/>
+        </w:rPr>
+        <w:t>“Notificaciones”</w:t>
+      </w:r>
+      <w:r>
+        <w:rPr>
+          <w:sz w:val="22"/>
+        </w:rPr>
+        <w:t>: elige por qué canales recibir avisos.</w:t>
       </w:r>
     </w:p>
     <w:p>
@@ -2842,7 +3637,23 @@
         <w:spacing w:after="120" w:line="312" w:lineRule="auto"/>
       </w:pPr>
       <w:r>
-        <w:t>③ “Conoce tu app”: repite el recorrido guiado cuando quieras.</w:t>
+        <w:rPr>
+          <w:sz w:val="22"/>
+        </w:rPr>
+        <w:t xml:space="preserve">③ </w:t>
+      </w:r>
+      <w:r>
+        <w:rPr>
+          <w:b/>
+          <w:sz w:val="22"/>
+        </w:rPr>
+        <w:t>“Conoce tu app”</w:t>
+      </w:r>
+      <w:r>
+        <w:rPr>
+          <w:sz w:val="22"/>
+        </w:rPr>
+        <w:t>: repite el recorrido guiado cuando quieras.</w:t>
       </w:r>
     </w:p>
     <w:p>
@@ -2917,7 +3728,20 @@
         <w:rPr>
           <w:sz w:val="22"/>
         </w:rPr>
-        <w:t>Al tocar “Mis datos y fecha de última regla” se abre un formulario con tus datos. Los campos con asterisco (*) son obligatorios:</w:t>
+        <w:t xml:space="preserve">Al tocar </w:t>
+      </w:r>
+      <w:r>
+        <w:rPr>
+          <w:b/>
+          <w:sz w:val="22"/>
+        </w:rPr>
+        <w:t>“Mis datos y fecha de última regla”</w:t>
+      </w:r>
+      <w:r>
+        <w:rPr>
+          <w:sz w:val="22"/>
+        </w:rPr>
+        <w:t xml:space="preserve"> se abre un formulario con tus datos. Los campos con asterisco (*) son obligatorios:</w:t>
       </w:r>
     </w:p>
     <w:p>
@@ -2926,7 +3750,62 @@
         <w:spacing w:after="120" w:line="312" w:lineRule="auto"/>
       </w:pPr>
       <w:r>
-        <w:t>Completa “Nombres *”, “Apellidos *”, “Teléfono” y “Correo Electrónico”.</w:t>
+        <w:rPr>
+          <w:sz w:val="22"/>
+        </w:rPr>
+        <w:t xml:space="preserve">Completa </w:t>
+      </w:r>
+      <w:r>
+        <w:rPr>
+          <w:b/>
+          <w:sz w:val="22"/>
+        </w:rPr>
+        <w:t>“Nombres *”</w:t>
+      </w:r>
+      <w:r>
+        <w:rPr>
+          <w:sz w:val="22"/>
+        </w:rPr>
+        <w:t xml:space="preserve">, </w:t>
+      </w:r>
+      <w:r>
+        <w:rPr>
+          <w:b/>
+          <w:sz w:val="22"/>
+        </w:rPr>
+        <w:t>“Apellidos *”</w:t>
+      </w:r>
+      <w:r>
+        <w:rPr>
+          <w:sz w:val="22"/>
+        </w:rPr>
+        <w:t xml:space="preserve">, </w:t>
+      </w:r>
+      <w:r>
+        <w:rPr>
+          <w:b/>
+          <w:sz w:val="22"/>
+        </w:rPr>
+        <w:t>“Teléfono”</w:t>
+      </w:r>
+      <w:r>
+        <w:rPr>
+          <w:sz w:val="22"/>
+        </w:rPr>
+        <w:t xml:space="preserve"> y </w:t>
+      </w:r>
+      <w:r>
+        <w:rPr>
+          <w:b/>
+          <w:sz w:val="22"/>
+        </w:rPr>
+        <w:t>“Correo Electrónico”</w:t>
+      </w:r>
+      <w:r>
+        <w:rPr>
+          <w:sz w:val="22"/>
+        </w:rPr>
+        <w:t>.</w:t>
       </w:r>
     </w:p>
     <w:p>
@@ -2935,7 +3814,23 @@
         <w:spacing w:after="120" w:line="312" w:lineRule="auto"/>
       </w:pPr>
       <w:r>
-        <w:t>Elige tu “Fecha de Nacimiento *”.</w:t>
+        <w:rPr>
+          <w:sz w:val="22"/>
+        </w:rPr>
+        <w:t xml:space="preserve">Elige tu </w:t>
+      </w:r>
+      <w:r>
+        <w:rPr>
+          <w:b/>
+          <w:sz w:val="22"/>
+        </w:rPr>
+        <w:t>“Fecha de Nacimiento *”</w:t>
+      </w:r>
+      <w:r>
+        <w:rPr>
+          <w:sz w:val="22"/>
+        </w:rPr>
+        <w:t>.</w:t>
       </w:r>
     </w:p>
     <w:p>
@@ -2944,7 +3839,23 @@
         <w:spacing w:after="120" w:line="312" w:lineRule="auto"/>
       </w:pPr>
       <w:r>
-        <w:t>Elige tu “Fecha de tu última regla (FUM) *”: es el primer día de tu última menstruación. Con ella se calculan tus semanas y tu cronograma de 8 controles.</w:t>
+        <w:rPr>
+          <w:sz w:val="22"/>
+        </w:rPr>
+        <w:t xml:space="preserve">Elige tu </w:t>
+      </w:r>
+      <w:r>
+        <w:rPr>
+          <w:b/>
+          <w:sz w:val="22"/>
+        </w:rPr>
+        <w:t>“Fecha de tu última regla (FUM) *”</w:t>
+      </w:r>
+      <w:r>
+        <w:rPr>
+          <w:sz w:val="22"/>
+        </w:rPr>
+        <w:t>: es el primer día de tu última menstruación. Con ella se calculan tus semanas y tu cronograma de 8 controles.</w:t>
       </w:r>
     </w:p>
     <w:p>
@@ -2953,7 +3864,36 @@
         <w:spacing w:after="120" w:line="312" w:lineRule="auto"/>
       </w:pPr>
       <w:r>
-        <w:t>① Toca “Guardar Datos” para confirmar (o “Cancelar” para salir sin cambios).</w:t>
+        <w:rPr>
+          <w:sz w:val="22"/>
+        </w:rPr>
+        <w:t xml:space="preserve">① Toca </w:t>
+      </w:r>
+      <w:r>
+        <w:rPr>
+          <w:b/>
+          <w:sz w:val="22"/>
+        </w:rPr>
+        <w:t>“Guardar Datos”</w:t>
+      </w:r>
+      <w:r>
+        <w:rPr>
+          <w:sz w:val="22"/>
+        </w:rPr>
+        <w:t xml:space="preserve"> para confirmar (o </w:t>
+      </w:r>
+      <w:r>
+        <w:rPr>
+          <w:b/>
+          <w:sz w:val="22"/>
+        </w:rPr>
+        <w:t>“Cancelar”</w:t>
+      </w:r>
+      <w:r>
+        <w:rPr>
+          <w:sz w:val="22"/>
+        </w:rPr>
+        <w:t xml:space="preserve"> para salir sin cambios).</w:t>
       </w:r>
     </w:p>
     <w:p>
@@ -3028,7 +3968,20 @@
         <w:rPr>
           <w:sz w:val="22"/>
         </w:rPr>
-        <w:t>Al tocar “Notificaciones” eliges por qué canales quieres recibir recordatorios y alertas:</w:t>
+        <w:t xml:space="preserve">Al tocar </w:t>
+      </w:r>
+      <w:r>
+        <w:rPr>
+          <w:b/>
+          <w:sz w:val="22"/>
+        </w:rPr>
+        <w:t>“Notificaciones”</w:t>
+      </w:r>
+      <w:r>
+        <w:rPr>
+          <w:sz w:val="22"/>
+        </w:rPr>
+        <w:t xml:space="preserve"> eliges por qué canales quieres recibir recordatorios y alertas:</w:t>
       </w:r>
     </w:p>
     <w:p>
@@ -3037,7 +3990,49 @@
         <w:spacing w:after="120" w:line="312" w:lineRule="auto"/>
       </w:pPr>
       <w:r>
-        <w:t>Activa o desactiva “Notificaciones en la app”, “SMS” y “WhatsApp” según prefieras.</w:t>
+        <w:rPr>
+          <w:sz w:val="22"/>
+        </w:rPr>
+        <w:t xml:space="preserve">Activa o desactiva </w:t>
+      </w:r>
+      <w:r>
+        <w:rPr>
+          <w:b/>
+          <w:sz w:val="22"/>
+        </w:rPr>
+        <w:t>“Notificaciones en la app”</w:t>
+      </w:r>
+      <w:r>
+        <w:rPr>
+          <w:sz w:val="22"/>
+        </w:rPr>
+        <w:t xml:space="preserve">, </w:t>
+      </w:r>
+      <w:r>
+        <w:rPr>
+          <w:b/>
+          <w:sz w:val="22"/>
+        </w:rPr>
+        <w:t>“SMS”</w:t>
+      </w:r>
+      <w:r>
+        <w:rPr>
+          <w:sz w:val="22"/>
+        </w:rPr>
+        <w:t xml:space="preserve"> y </w:t>
+      </w:r>
+      <w:r>
+        <w:rPr>
+          <w:b/>
+          <w:sz w:val="22"/>
+        </w:rPr>
+        <w:t>“WhatsApp”</w:t>
+      </w:r>
+      <w:r>
+        <w:rPr>
+          <w:sz w:val="22"/>
+        </w:rPr>
+        <w:t xml:space="preserve"> según prefieras.</w:t>
       </w:r>
     </w:p>
     <w:p>
@@ -3046,7 +4041,23 @@
         <w:spacing w:after="120" w:line="312" w:lineRule="auto"/>
       </w:pPr>
       <w:r>
-        <w:t>① Toca “Guardar” para confirmar tus preferencias.</w:t>
+        <w:rPr>
+          <w:sz w:val="22"/>
+        </w:rPr>
+        <w:t xml:space="preserve">① Toca </w:t>
+      </w:r>
+      <w:r>
+        <w:rPr>
+          <w:b/>
+          <w:sz w:val="22"/>
+        </w:rPr>
+        <w:t>“Guardar”</w:t>
+      </w:r>
+      <w:r>
+        <w:rPr>
+          <w:sz w:val="22"/>
+        </w:rPr>
+        <w:t xml:space="preserve"> para confirmar tus preferencias.</w:t>
       </w:r>
     </w:p>
     <w:p>
@@ -3189,26 +4200,65 @@
         <w:rPr>
           <w:sz w:val="22"/>
         </w:rPr>
-        <w:t>Verifica que tu DNI y contraseña sean correctos. Si los olvidaste, usa “¿Olvidaste tu contraseña?” o pide ayuda a tu obstetra.</w:t>
-      </w:r>
-    </w:p>
-    <w:p>
-      <w:pPr>
-        <w:pStyle w:val="Heading3"/>
-      </w:pPr>
-      <w:r>
-        <w:t>No veo mi semana de embarazo</w:t>
-      </w:r>
-    </w:p>
-    <w:p>
-      <w:pPr>
-        <w:jc w:val="both"/>
-      </w:pPr>
+        <w:t xml:space="preserve">Verifica que tu DNI y contraseña sean correctos. Si los olvidaste, usa </w:t>
+      </w:r>
+      <w:r>
+        <w:rPr>
+          <w:b/>
+          <w:sz w:val="22"/>
+        </w:rPr>
+        <w:t>“¿Olvidaste tu contraseña?”</w:t>
+      </w:r>
       <w:r>
         <w:rPr>
           <w:sz w:val="22"/>
         </w:rPr>
-        <w:t>Asegúrate de haber registrado tu fecha de última regla (FUM) en “Mi perfil” → “Mis datos y fecha de última regla”.</w:t>
+        <w:t xml:space="preserve"> o pide ayuda a tu obstetra.</w:t>
+      </w:r>
+    </w:p>
+    <w:p>
+      <w:pPr>
+        <w:pStyle w:val="Heading3"/>
+      </w:pPr>
+      <w:r>
+        <w:t>No veo mi semana de embarazo</w:t>
+      </w:r>
+    </w:p>
+    <w:p>
+      <w:pPr>
+        <w:jc w:val="both"/>
+      </w:pPr>
+      <w:r>
+        <w:rPr>
+          <w:sz w:val="22"/>
+        </w:rPr>
+        <w:t xml:space="preserve">Asegúrate de haber registrado tu fecha de última regla (FUM) en </w:t>
+      </w:r>
+      <w:r>
+        <w:rPr>
+          <w:b/>
+          <w:sz w:val="22"/>
+        </w:rPr>
+        <w:t>“Mi perfil”</w:t>
+      </w:r>
+      <w:r>
+        <w:rPr>
+          <w:sz w:val="22"/>
+        </w:rPr>
+        <w:t xml:space="preserve"> → </w:t>
+      </w:r>
+      <w:r>
+        <w:rPr>
+          <w:b/>
+          <w:sz w:val="22"/>
+        </w:rPr>
+        <w:t>“Mis datos y fecha de última regla”</w:t>
+      </w:r>
+      <w:r>
+        <w:rPr>
+          <w:sz w:val="22"/>
+        </w:rPr>
+        <w:t>.</w:t>
       </w:r>
     </w:p>
     <w:p>
@@ -3246,7 +4296,33 @@
         <w:rPr>
           <w:sz w:val="22"/>
         </w:rPr>
-        <w:t>Entra a “Mi perfil” → “Notificaciones” y activa los canales que prefieras.</w:t>
+        <w:t xml:space="preserve">Entra a </w:t>
+      </w:r>
+      <w:r>
+        <w:rPr>
+          <w:b/>
+          <w:sz w:val="22"/>
+        </w:rPr>
+        <w:t>“Mi perfil”</w:t>
+      </w:r>
+      <w:r>
+        <w:rPr>
+          <w:sz w:val="22"/>
+        </w:rPr>
+        <w:t xml:space="preserve"> → </w:t>
+      </w:r>
+      <w:r>
+        <w:rPr>
+          <w:b/>
+          <w:sz w:val="22"/>
+        </w:rPr>
+        <w:t>“Notificaciones”</w:t>
+      </w:r>
+      <w:r>
+        <w:rPr>
+          <w:sz w:val="22"/>
+        </w:rPr>
+        <w:t xml:space="preserve"> y activa los canales que prefieras.</w:t>
       </w:r>
     </w:p>
     <w:p>
@@ -3451,8 +4527,6 @@
       </w:r>
       <w:r>
         <w:t>Andahuaylas, Apurímac</w:t>
-        <w:br/>
-        <w:t>Teléfono: 083 – 421800</w:t>
       </w:r>
     </w:p>
     <w:sectPr>

--- a/docs/manual/build/manual_usuario_gestante_vitmaterna_movil.docx
+++ b/docs/manual/build/manual_usuario_gestante_vitmaterna_movil.docx
@@ -1687,8 +1687,14 @@
         <w:rPr>
           <w:sz w:val="22"/>
         </w:rPr>
-        <w:t xml:space="preserve">① </w:t>
+        <w:t>Botón de menú (☰), arriba a la derecha: abre el menú lateral para ir a Educación, Perfil y más.</w:t>
       </w:r>
+    </w:p>
+    <w:p>
+      <w:pPr>
+        <w:pStyle w:val="ListNumber"/>
+        <w:spacing w:after="120" w:line="312" w:lineRule="auto"/>
+      </w:pPr>
       <w:r>
         <w:rPr>
           <w:b/>
@@ -1710,12 +1716,6 @@
       </w:pPr>
       <w:r>
         <w:rPr>
-          <w:sz w:val="22"/>
-        </w:rPr>
-        <w:t xml:space="preserve">② </w:t>
-      </w:r>
-      <w:r>
-        <w:rPr>
           <w:b/>
           <w:sz w:val="22"/>
         </w:rPr>
@@ -1735,12 +1735,6 @@
       </w:pPr>
       <w:r>
         <w:rPr>
-          <w:sz w:val="22"/>
-        </w:rPr>
-        <w:t xml:space="preserve">③ </w:t>
-      </w:r>
-      <w:r>
-        <w:rPr>
           <w:b/>
           <w:sz w:val="22"/>
         </w:rPr>
@@ -1751,18 +1745,6 @@
           <w:sz w:val="22"/>
         </w:rPr>
         <w:t>: cuántas vitaminas o pastillas debes tomar hoy y tu avance.</w:t>
-      </w:r>
-    </w:p>
-    <w:p>
-      <w:pPr>
-        <w:pStyle w:val="ListNumber"/>
-        <w:spacing w:after="120" w:line="312" w:lineRule="auto"/>
-      </w:pPr>
-      <w:r>
-        <w:rPr>
-          <w:sz w:val="22"/>
-        </w:rPr>
-        <w:t>④ Botón de menú (☰): abre el menú lateral para ir a Educación, Perfil y más.</w:t>
       </w:r>
     </w:p>
     <w:p>
@@ -1888,7 +1870,7 @@
         <w:rPr>
           <w:sz w:val="22"/>
         </w:rPr>
-        <w:t xml:space="preserve">① En la tarjeta </w:t>
+        <w:t xml:space="preserve">En la tarjeta </w:t>
       </w:r>
       <w:r>
         <w:rPr>
@@ -1999,12 +1981,6 @@
       </w:pPr>
       <w:r>
         <w:rPr>
-          <w:sz w:val="22"/>
-        </w:rPr>
-        <w:t xml:space="preserve">① </w:t>
-      </w:r>
-      <w:r>
-        <w:rPr>
           <w:b/>
           <w:sz w:val="22"/>
         </w:rPr>
@@ -2022,12 +1998,6 @@
         <w:pStyle w:val="ListNumber"/>
         <w:spacing w:after="120" w:line="312" w:lineRule="auto"/>
       </w:pPr>
-      <w:r>
-        <w:rPr>
-          <w:sz w:val="22"/>
-        </w:rPr>
-        <w:t xml:space="preserve">② </w:t>
-      </w:r>
       <w:r>
         <w:rPr>
           <w:b/>
@@ -2047,12 +2017,6 @@
         <w:pStyle w:val="ListNumber"/>
         <w:spacing w:after="120" w:line="312" w:lineRule="auto"/>
       </w:pPr>
-      <w:r>
-        <w:rPr>
-          <w:sz w:val="22"/>
-        </w:rPr>
-        <w:t xml:space="preserve">③ </w:t>
-      </w:r>
       <w:r>
         <w:rPr>
           <w:b/>
@@ -2244,12 +2208,6 @@
       </w:pPr>
       <w:r>
         <w:rPr>
-          <w:sz w:val="22"/>
-        </w:rPr>
-        <w:t xml:space="preserve">① </w:t>
-      </w:r>
-      <w:r>
-        <w:rPr>
           <w:b/>
           <w:sz w:val="22"/>
         </w:rPr>
@@ -2267,12 +2225,6 @@
         <w:pStyle w:val="ListNumber"/>
         <w:spacing w:after="120" w:line="312" w:lineRule="auto"/>
       </w:pPr>
-      <w:r>
-        <w:rPr>
-          <w:sz w:val="22"/>
-        </w:rPr>
-        <w:t xml:space="preserve">② </w:t>
-      </w:r>
       <w:r>
         <w:rPr>
           <w:b/>
@@ -2294,12 +2246,6 @@
       </w:pPr>
       <w:r>
         <w:rPr>
-          <w:sz w:val="22"/>
-        </w:rPr>
-        <w:t xml:space="preserve">③ </w:t>
-      </w:r>
-      <w:r>
-        <w:rPr>
           <w:b/>
           <w:sz w:val="22"/>
         </w:rPr>
@@ -2317,12 +2263,6 @@
         <w:pStyle w:val="ListNumber"/>
         <w:spacing w:after="120" w:line="312" w:lineRule="auto"/>
       </w:pPr>
-      <w:r>
-        <w:rPr>
-          <w:sz w:val="22"/>
-        </w:rPr>
-        <w:t xml:space="preserve">④ </w:t>
-      </w:r>
       <w:r>
         <w:rPr>
           <w:b/>
@@ -2431,7 +2371,7 @@
         <w:rPr>
           <w:sz w:val="22"/>
         </w:rPr>
-        <w:t xml:space="preserve">① Pestañas </w:t>
+        <w:t xml:space="preserve">Pestañas </w:t>
       </w:r>
       <w:r>
         <w:rPr>
@@ -2465,12 +2405,6 @@
         <w:pStyle w:val="ListNumber"/>
         <w:spacing w:after="120" w:line="312" w:lineRule="auto"/>
       </w:pPr>
-      <w:r>
-        <w:rPr>
-          <w:sz w:val="22"/>
-        </w:rPr>
-        <w:t xml:space="preserve">② </w:t>
-      </w:r>
       <w:r>
         <w:rPr>
           <w:b/>
@@ -2720,12 +2654,6 @@
       </w:pPr>
       <w:r>
         <w:rPr>
-          <w:sz w:val="22"/>
-        </w:rPr>
-        <w:t xml:space="preserve">① </w:t>
-      </w:r>
-      <w:r>
-        <w:rPr>
           <w:b/>
           <w:sz w:val="22"/>
         </w:rPr>
@@ -2811,7 +2739,7 @@
         <w:rPr>
           <w:sz w:val="22"/>
         </w:rPr>
-        <w:t xml:space="preserve">① Cuando tomes una vitamina o pastilla, toca </w:t>
+        <w:t xml:space="preserve">Cuando tomes una vitamina o pastilla, toca </w:t>
       </w:r>
       <w:r>
         <w:rPr>
@@ -2977,14 +2905,13 @@
     </w:p>
     <w:p>
       <w:pPr>
-        <w:pStyle w:val="ListNumber"/>
-        <w:spacing w:after="120" w:line="312" w:lineRule="auto"/>
+        <w:jc w:val="both"/>
       </w:pPr>
       <w:r>
         <w:rPr>
           <w:sz w:val="22"/>
         </w:rPr>
-        <w:t xml:space="preserve">① Toca </w:t>
+        <w:t xml:space="preserve">Toca </w:t>
       </w:r>
       <w:r>
         <w:rPr>
@@ -2997,7 +2924,7 @@
         <w:rPr>
           <w:sz w:val="22"/>
         </w:rPr>
-        <w:t xml:space="preserve"> en la barra inferior para abrir la conversación con tu obstetra.</w:t>
+        <w:t xml:space="preserve"> en la barra inferior para abrir la conversación con tu obstetra. En la parte inferior encontrarás, en este orden:</w:t>
       </w:r>
     </w:p>
     <w:p>
@@ -3009,7 +2936,31 @@
         <w:rPr>
           <w:sz w:val="22"/>
         </w:rPr>
-        <w:t>② Escribe tu mensaje en el campo inferior. ③ Toca el botón de enviar. Con el clip puedes adjuntar una foto.</w:t>
+        <w:t>Campo para escribir tu mensaje.</w:t>
+      </w:r>
+    </w:p>
+    <w:p>
+      <w:pPr>
+        <w:pStyle w:val="ListNumber"/>
+        <w:spacing w:after="120" w:line="312" w:lineRule="auto"/>
+      </w:pPr>
+      <w:r>
+        <w:rPr>
+          <w:sz w:val="22"/>
+        </w:rPr>
+        <w:t>Botón para adjuntar una foto (ícono de clip).</w:t>
+      </w:r>
+    </w:p>
+    <w:p>
+      <w:pPr>
+        <w:pStyle w:val="ListNumber"/>
+        <w:spacing w:after="120" w:line="312" w:lineRule="auto"/>
+      </w:pPr>
+      <w:r>
+        <w:rPr>
+          <w:sz w:val="22"/>
+        </w:rPr>
+        <w:t>Botón para enviar el mensaje.</w:t>
       </w:r>
     </w:p>
     <w:p>
@@ -3104,24 +3055,6 @@
       </w:pPr>
       <w:r>
         <w:rPr>
-          <w:sz w:val="22"/>
-        </w:rPr>
-        <w:t>① Buscador: escribe un tema para encontrar contenido.</w:t>
-      </w:r>
-    </w:p>
-    <w:p>
-      <w:pPr>
-        <w:pStyle w:val="ListNumber"/>
-        <w:spacing w:after="120" w:line="312" w:lineRule="auto"/>
-      </w:pPr>
-      <w:r>
-        <w:rPr>
-          <w:sz w:val="22"/>
-        </w:rPr>
-        <w:t xml:space="preserve">② </w:t>
-      </w:r>
-      <w:r>
-        <w:rPr>
           <w:b/>
           <w:sz w:val="22"/>
         </w:rPr>
@@ -3141,12 +3074,6 @@
       </w:pPr>
       <w:r>
         <w:rPr>
-          <w:sz w:val="22"/>
-        </w:rPr>
-        <w:t xml:space="preserve">③ </w:t>
-      </w:r>
-      <w:r>
-        <w:rPr>
           <w:b/>
           <w:sz w:val="22"/>
         </w:rPr>
@@ -3157,6 +3084,18 @@
           <w:sz w:val="22"/>
         </w:rPr>
         <w:t>: acceso directo para reportar síntomas.</w:t>
+      </w:r>
+    </w:p>
+    <w:p>
+      <w:pPr>
+        <w:pStyle w:val="ListNumber"/>
+        <w:spacing w:after="120" w:line="312" w:lineRule="auto"/>
+      </w:pPr>
+      <w:r>
+        <w:rPr>
+          <w:sz w:val="22"/>
+        </w:rPr>
+        <w:t>Buscador: escribe un tema para encontrar contenido.</w:t>
       </w:r>
     </w:p>
     <w:p>
@@ -3430,7 +3369,7 @@
         <w:rPr>
           <w:sz w:val="22"/>
         </w:rPr>
-        <w:t xml:space="preserve">① Toca </w:t>
+        <w:t xml:space="preserve">Toca </w:t>
       </w:r>
       <w:r>
         <w:rPr>
@@ -3588,12 +3527,6 @@
       </w:pPr>
       <w:r>
         <w:rPr>
-          <w:sz w:val="22"/>
-        </w:rPr>
-        <w:t xml:space="preserve">① </w:t>
-      </w:r>
-      <w:r>
-        <w:rPr>
           <w:b/>
           <w:sz w:val="22"/>
         </w:rPr>
@@ -3611,12 +3544,6 @@
         <w:pStyle w:val="ListNumber"/>
         <w:spacing w:after="120" w:line="312" w:lineRule="auto"/>
       </w:pPr>
-      <w:r>
-        <w:rPr>
-          <w:sz w:val="22"/>
-        </w:rPr>
-        <w:t xml:space="preserve">② </w:t>
-      </w:r>
       <w:r>
         <w:rPr>
           <w:b/>
@@ -3636,12 +3563,6 @@
         <w:pStyle w:val="ListNumber"/>
         <w:spacing w:after="120" w:line="312" w:lineRule="auto"/>
       </w:pPr>
-      <w:r>
-        <w:rPr>
-          <w:sz w:val="22"/>
-        </w:rPr>
-        <w:t xml:space="preserve">③ </w:t>
-      </w:r>
       <w:r>
         <w:rPr>
           <w:b/>
@@ -3867,7 +3788,7 @@
         <w:rPr>
           <w:sz w:val="22"/>
         </w:rPr>
-        <w:t xml:space="preserve">① Toca </w:t>
+        <w:t xml:space="preserve">Toca </w:t>
       </w:r>
       <w:r>
         <w:rPr>
@@ -4044,7 +3965,7 @@
         <w:rPr>
           <w:sz w:val="22"/>
         </w:rPr>
-        <w:t xml:space="preserve">① Toca </w:t>
+        <w:t xml:space="preserve">Toca </w:t>
       </w:r>
       <w:r>
         <w:rPr>
